--- a/informatyka/Instrukcia.docx
+++ b/informatyka/Instrukcia.docx
@@ -2,13 +2,13 @@
 <file path=word/document.xml><?xml version="1.0" encoding="utf-8"?>
 <w:document xmlns:w="http://schemas.openxmlformats.org/wordprocessingml/2006/main" xmlns:m="http://schemas.openxmlformats.org/officeDocument/2006/math" xmlns:r="http://schemas.openxmlformats.org/officeDocument/2006/relationships" xmlns:o="urn:schemas-microsoft-com:office:office" xmlns:v="urn:schemas-microsoft-com:vml" xmlns:w10="urn:schemas-microsoft-com:office:word" xmlns:a="http://schemas.openxmlformats.org/drawingml/2006/main" xmlns:pic="http://schemas.openxmlformats.org/drawingml/2006/picture" xmlns:wp="http://schemas.openxmlformats.org/drawingml/2006/wordprocessingDrawing">
   <w:body>
-    <w:bookmarkStart w:id="52" w:name="як-відтворити-аркуші-11-у-microsoft-word"/>
+    <w:bookmarkStart w:id="52" w:name="X007bca97d5d6bcdc38e983daccc397bcab1be7b"/>
     <w:p>
       <w:pPr>
         <w:pStyle w:val="Heading1"/>
       </w:pPr>
       <w:r>
-        <w:t xml:space="preserve">Як відтворити аркуші 1:1 у Microsoft Word</w:t>
+        <w:t xml:space="preserve">Інструкція для Word 2010 (російський інтерфейс)</w:t>
       </w:r>
     </w:p>
     <w:p>
@@ -16,179 +16,988 @@
         <w:pStyle w:val="FirstParagraph"/>
       </w:pPr>
       <w:r>
-        <w:t xml:space="preserve">Файли:</w:t>
-      </w:r>
-      <w:r>
-        <w:t xml:space="preserve"> </w:t>
-      </w:r>
-      <w:r>
-        <w:rPr>
-          <w:rStyle w:val="VerbatimChar"/>
-        </w:rPr>
-        <w:t xml:space="preserve">Variant_1.docx</w:t>
-      </w:r>
-      <w:r>
-        <w:t xml:space="preserve"> </w:t>
-      </w:r>
-      <w:r>
-        <w:t xml:space="preserve">(Варіант 1) і</w:t>
-      </w:r>
-      <w:r>
-        <w:t xml:space="preserve"> </w:t>
-      </w:r>
-      <w:r>
-        <w:rPr>
-          <w:rStyle w:val="VerbatimChar"/>
-        </w:rPr>
-        <w:t xml:space="preserve">Variant_2.docx</w:t>
-      </w:r>
-      <w:r>
-        <w:t xml:space="preserve"> </w:t>
-      </w:r>
-      <w:r>
-        <w:t xml:space="preserve">(Варіант 2). Усе зроблено</w:t>
-      </w:r>
-      <w:r>
-        <w:t xml:space="preserve"> </w:t>
-      </w:r>
-      <w:r>
-        <w:rPr>
-          <w:bCs/>
-          <w:b/>
-        </w:rPr>
-        <w:t xml:space="preserve">лише засобами Word</w:t>
-      </w:r>
-      <w:r>
-        <w:t xml:space="preserve">.</w:t>
-      </w:r>
-      <w:r>
-        <w:t xml:space="preserve"> </w:t>
-      </w:r>
-      <w:r>
-        <w:t xml:space="preserve">Шрифти — з аркуша та з позначок на полях:</w:t>
-      </w:r>
-      <w:r>
-        <w:t xml:space="preserve"> </w:t>
-      </w:r>
-      <w:r>
-        <w:rPr>
-          <w:bCs/>
-          <w:b/>
-        </w:rPr>
-        <w:t xml:space="preserve">Ar</w:t>
-      </w:r>
-      <w:r>
-        <w:t xml:space="preserve"> </w:t>
-      </w:r>
-      <w:r>
-        <w:t xml:space="preserve">= Arial,</w:t>
-      </w:r>
-      <w:r>
-        <w:t xml:space="preserve"> </w:t>
-      </w:r>
-      <w:r>
-        <w:rPr>
-          <w:bCs/>
-          <w:b/>
-        </w:rPr>
-        <w:t xml:space="preserve">Times</w:t>
-      </w:r>
-      <w:r>
-        <w:t xml:space="preserve"> </w:t>
-      </w:r>
-      <w:r>
-        <w:t xml:space="preserve">= Times New Roman,</w:t>
-      </w:r>
-      <w:r>
-        <w:t xml:space="preserve"> </w:t>
-      </w:r>
-      <w:r>
-        <w:rPr>
-          <w:bCs/>
-          <w:b/>
-        </w:rPr>
-        <w:t xml:space="preserve">CN</w:t>
-      </w:r>
-      <w:r>
-        <w:t xml:space="preserve"> </w:t>
-      </w:r>
-      <w:r>
-        <w:t xml:space="preserve">= Courier New,</w:t>
-      </w:r>
-      <w:r>
-        <w:t xml:space="preserve"> </w:t>
-      </w:r>
-      <w:r>
-        <w:rPr>
-          <w:bCs/>
-          <w:b/>
-        </w:rPr>
-        <w:t xml:space="preserve">Bookman Old Style</w:t>
-      </w:r>
-      <w:r>
-        <w:t xml:space="preserve">,</w:t>
-      </w:r>
-      <w:r>
-        <w:t xml:space="preserve"> </w:t>
-      </w:r>
-      <w:r>
-        <w:rPr>
-          <w:bCs/>
-          <w:b/>
-        </w:rPr>
-        <w:t xml:space="preserve">Monotype Corsiva</w:t>
-      </w:r>
-      <w:r>
-        <w:t xml:space="preserve">.</w:t>
-      </w:r>
-      <w:r>
-        <w:t xml:space="preserve"> </w:t>
-      </w:r>
-      <w:r>
-        <w:rPr>
-          <w:bCs/>
-          <w:b/>
-        </w:rPr>
-        <w:t xml:space="preserve">Текст скрізь чорний, як на аркуші.</w:t>
-      </w:r>
-      <w:r>
-        <w:t xml:space="preserve"> </w:t>
-      </w:r>
-      <w:r>
-        <w:t xml:space="preserve">Кольоровими (мішаними) зроблено тільки те, що на аркуші сіре або є лінією:</w:t>
-      </w:r>
-      <w:r>
-        <w:t xml:space="preserve"> </w:t>
-      </w:r>
-      <w:r>
-        <w:t xml:space="preserve">заливки, рамки, смуги, лінії. Колонтитула «ХПК НУ «ЛП»» і номера сторінки немає.</w:t>
-      </w:r>
-    </w:p>
-    <w:bookmarkStart w:id="20" w:name="палітра"/>
-    <w:p>
-      <w:pPr>
-        <w:pStyle w:val="Heading2"/>
-      </w:pPr>
-      <w:r>
-        <w:t xml:space="preserve">Палітра</w:t>
+        <w:t xml:space="preserve">Назви кнопок і вкладок нижче написані</w:t>
+      </w:r>
+      <w:r>
+        <w:t xml:space="preserve"> </w:t>
+      </w:r>
+      <w:r>
+        <w:rPr>
+          <w:bCs/>
+          <w:b/>
+        </w:rPr>
+        <w:t xml:space="preserve">точно так, як вони підписані у вашому Word</w:t>
+      </w:r>
+      <w:r>
+        <w:t xml:space="preserve"> </w:t>
+      </w:r>
+      <w:r>
+        <w:t xml:space="preserve">(«Главная», «Вставка», «Разметка страницы»…). Усе робиться тільки засобами Word.</w:t>
       </w:r>
     </w:p>
     <w:p>
       <w:pPr>
-        <w:pStyle w:val="FirstParagraph"/>
-      </w:pPr>
+        <w:pStyle w:val="BodyText"/>
+      </w:pPr>
+      <w:r>
+        <w:t xml:space="preserve">Файли:</w:t>
+      </w:r>
+      <w:r>
+        <w:t xml:space="preserve"> </w:t>
+      </w:r>
+      <w:r>
+        <w:rPr>
+          <w:rStyle w:val="VerbatimChar"/>
+        </w:rPr>
+        <w:t xml:space="preserve">Variant_1.docx</w:t>
+      </w:r>
+      <w:r>
+        <w:t xml:space="preserve">,</w:t>
+      </w:r>
+      <w:r>
+        <w:t xml:space="preserve"> </w:t>
+      </w:r>
+      <w:r>
+        <w:rPr>
+          <w:rStyle w:val="VerbatimChar"/>
+        </w:rPr>
+        <w:t xml:space="preserve">Variant_2.docx</w:t>
+      </w:r>
+      <w:r>
+        <w:t xml:space="preserve"> </w:t>
+      </w:r>
+      <w:r>
+        <w:t xml:space="preserve">і допоміжний</w:t>
+      </w:r>
+      <w:r>
+        <w:t xml:space="preserve"> </w:t>
+      </w:r>
+      <w:r>
+        <w:rPr>
+          <w:rStyle w:val="VerbatimChar"/>
+        </w:rPr>
+        <w:t xml:space="preserve">Ramky_vybir.docx</w:t>
+      </w:r>
+      <w:r>
+        <w:t xml:space="preserve"> </w:t>
+      </w:r>
+      <w:r>
+        <w:t xml:space="preserve">(каталог рамок, див. 2.1).</w:t>
+      </w:r>
+    </w:p>
+    <w:p>
+      <w:pPr>
+        <w:pStyle w:val="BodyText"/>
+      </w:pPr>
+      <w:r>
+        <w:t xml:space="preserve">Шрифти — з аркуша та з позначок на полях:</w:t>
+      </w:r>
+      <w:r>
+        <w:t xml:space="preserve"> </w:t>
+      </w:r>
+      <w:r>
+        <w:rPr>
+          <w:bCs/>
+          <w:b/>
+        </w:rPr>
+        <w:t xml:space="preserve">Ar</w:t>
+      </w:r>
+      <w:r>
+        <w:t xml:space="preserve"> </w:t>
+      </w:r>
+      <w:r>
+        <w:t xml:space="preserve">= Arial,</w:t>
+      </w:r>
+      <w:r>
+        <w:t xml:space="preserve"> </w:t>
+      </w:r>
+      <w:r>
+        <w:rPr>
+          <w:bCs/>
+          <w:b/>
+        </w:rPr>
+        <w:t xml:space="preserve">Times</w:t>
+      </w:r>
+      <w:r>
+        <w:t xml:space="preserve"> </w:t>
+      </w:r>
+      <w:r>
+        <w:t xml:space="preserve">= Times New Roman,</w:t>
+      </w:r>
+      <w:r>
+        <w:t xml:space="preserve"> </w:t>
+      </w:r>
+      <w:r>
+        <w:rPr>
+          <w:bCs/>
+          <w:b/>
+        </w:rPr>
+        <w:t xml:space="preserve">CN</w:t>
+      </w:r>
+      <w:r>
+        <w:t xml:space="preserve"> </w:t>
+      </w:r>
+      <w:r>
+        <w:t xml:space="preserve">= Courier New,</w:t>
+      </w:r>
+      <w:r>
+        <w:t xml:space="preserve"> </w:t>
+      </w:r>
+      <w:r>
+        <w:rPr>
+          <w:bCs/>
+          <w:b/>
+        </w:rPr>
+        <w:t xml:space="preserve">Bookman Old Style</w:t>
+      </w:r>
+      <w:r>
+        <w:t xml:space="preserve">,</w:t>
+      </w:r>
+      <w:r>
+        <w:t xml:space="preserve"> </w:t>
+      </w:r>
+      <w:r>
+        <w:rPr>
+          <w:bCs/>
+          <w:b/>
+        </w:rPr>
+        <w:t xml:space="preserve">Monotype Corsiva</w:t>
+      </w:r>
+      <w:r>
+        <w:t xml:space="preserve">. Текст скрізь чорний, як на аркуші. Кольорові тільки заливки,</w:t>
+      </w:r>
+      <w:r>
+        <w:t xml:space="preserve"> </w:t>
+      </w:r>
+      <w:r>
+        <w:t xml:space="preserve">рамки та лінії.</w:t>
+      </w:r>
+    </w:p>
+    <w:p>
+      <w:r>
+        <w:pict>
+          <v:rect style="width:0;height:1.5pt" o:hralign="center" o:hrstd="t" o:hr="t"/>
+        </w:pict>
+      </w:r>
+    </w:p>
+    <w:bookmarkStart w:id="22" w:name="де-що-знаходиться-у-word-2010"/>
+    <w:p>
+      <w:pPr>
+        <w:pStyle w:val="Heading2"/>
+      </w:pPr>
+      <w:r>
+        <w:t xml:space="preserve">0. Де що знаходиться у Word 2010</w:t>
+      </w:r>
+    </w:p>
+    <w:tbl>
+      <w:tblPr>
+        <w:tblStyle w:val="Table"/>
+        <w:tblW w:type="pct" w:w="5000"/>
+        <w:tblLook w:firstRow="1" w:lastRow="0" w:firstColumn="0" w:lastColumn="0" w:noHBand="0" w:noVBand="0" w:val="0020"/>
+        <w:jc w:val="start"/>
+      </w:tblPr>
+      <w:tblGrid>
+        <w:gridCol w:w="3960"/>
+        <w:gridCol w:w="3960"/>
+      </w:tblGrid>
+      <w:tr>
+        <w:trPr>
+          <w:tblHeader w:val="true"/>
+        </w:trPr>
+        <w:tc>
+          <w:tcPr/>
+          <w:p>
+            <w:pPr>
+              <w:pStyle w:val="Compact"/>
+              <w:jc w:val="left"/>
+            </w:pPr>
+            <w:r>
+              <w:t xml:space="preserve">Що потрібно</w:t>
+            </w:r>
+          </w:p>
+        </w:tc>
+        <w:tc>
+          <w:tcPr/>
+          <w:p>
+            <w:pPr>
+              <w:pStyle w:val="Compact"/>
+              <w:jc w:val="left"/>
+            </w:pPr>
+            <w:r>
+              <w:t xml:space="preserve">Куди натискати</w:t>
+            </w:r>
+          </w:p>
+        </w:tc>
+      </w:tr>
+      <w:tr>
+        <w:tc>
+          <w:tcPr/>
+          <w:p>
+            <w:pPr>
+              <w:pStyle w:val="Compact"/>
+              <w:jc w:val="left"/>
+            </w:pPr>
+            <w:r>
+              <w:rPr>
+                <w:bCs/>
+                <w:b/>
+              </w:rPr>
+              <w:t xml:space="preserve">Вікно «Шрифт»</w:t>
+            </w:r>
+          </w:p>
+        </w:tc>
+        <w:tc>
+          <w:tcPr/>
+          <w:p>
+            <w:pPr>
+              <w:pStyle w:val="Compact"/>
+              <w:jc w:val="left"/>
+            </w:pPr>
+            <w:r>
+              <w:t xml:space="preserve">вкладка</w:t>
+            </w:r>
+            <w:r>
+              <w:t xml:space="preserve"> </w:t>
+            </w:r>
+            <w:r>
+              <w:rPr>
+                <w:bCs/>
+                <w:b/>
+              </w:rPr>
+              <w:t xml:space="preserve">«Главная»</w:t>
+            </w:r>
+            <w:r>
+              <w:t xml:space="preserve"> </w:t>
+            </w:r>
+            <w:r>
+              <w:t xml:space="preserve">→ у групі</w:t>
+            </w:r>
+            <w:r>
+              <w:t xml:space="preserve"> </w:t>
+            </w:r>
+            <w:r>
+              <w:rPr>
+                <w:bCs/>
+                <w:b/>
+              </w:rPr>
+              <w:t xml:space="preserve">«Шрифт»</w:t>
+            </w:r>
+            <w:r>
+              <w:t xml:space="preserve"> </w:t>
+            </w:r>
+            <w:r>
+              <w:t xml:space="preserve">маленька стрілочка в правому нижньому куті ↘ (або</w:t>
+            </w:r>
+            <w:r>
+              <w:t xml:space="preserve"> </w:t>
+            </w:r>
+            <w:r>
+              <w:rPr>
+                <w:bCs/>
+                <w:b/>
+              </w:rPr>
+              <w:t xml:space="preserve">Ctrl+D</w:t>
+            </w:r>
+            <w:r>
+              <w:t xml:space="preserve">)</w:t>
+            </w:r>
+          </w:p>
+        </w:tc>
+      </w:tr>
+      <w:tr>
+        <w:tc>
+          <w:tcPr/>
+          <w:p>
+            <w:pPr>
+              <w:pStyle w:val="Compact"/>
+              <w:jc w:val="left"/>
+            </w:pPr>
+            <w:r>
+              <w:rPr>
+                <w:bCs/>
+                <w:b/>
+              </w:rPr>
+              <w:t xml:space="preserve">Вікно «Абзац»</w:t>
+            </w:r>
+          </w:p>
+        </w:tc>
+        <w:tc>
+          <w:tcPr/>
+          <w:p>
+            <w:pPr>
+              <w:pStyle w:val="Compact"/>
+              <w:jc w:val="left"/>
+            </w:pPr>
+            <w:r>
+              <w:rPr>
+                <w:bCs/>
+                <w:b/>
+              </w:rPr>
+              <w:t xml:space="preserve">«Главная»</w:t>
+            </w:r>
+            <w:r>
+              <w:t xml:space="preserve"> </w:t>
+            </w:r>
+            <w:r>
+              <w:t xml:space="preserve">→ у групі</w:t>
+            </w:r>
+            <w:r>
+              <w:t xml:space="preserve"> </w:t>
+            </w:r>
+            <w:r>
+              <w:rPr>
+                <w:bCs/>
+                <w:b/>
+              </w:rPr>
+              <w:t xml:space="preserve">«Абзац»</w:t>
+            </w:r>
+            <w:r>
+              <w:t xml:space="preserve"> </w:t>
+            </w:r>
+            <w:r>
+              <w:t xml:space="preserve">стрілочка ↘ у правому нижньому куті</w:t>
+            </w:r>
+          </w:p>
+        </w:tc>
+      </w:tr>
+      <w:tr>
+        <w:tc>
+          <w:tcPr/>
+          <w:p>
+            <w:pPr>
+              <w:pStyle w:val="Compact"/>
+              <w:jc w:val="left"/>
+            </w:pPr>
+            <w:r>
+              <w:rPr>
+                <w:bCs/>
+                <w:b/>
+              </w:rPr>
+              <w:t xml:space="preserve">Вікно «Границы и заливка»</w:t>
+            </w:r>
+          </w:p>
+        </w:tc>
+        <w:tc>
+          <w:tcPr/>
+          <w:p>
+            <w:pPr>
+              <w:pStyle w:val="Compact"/>
+              <w:jc w:val="left"/>
+            </w:pPr>
+            <w:r>
+              <w:rPr>
+                <w:bCs/>
+                <w:b/>
+              </w:rPr>
+              <w:t xml:space="preserve">«Главная»</w:t>
+            </w:r>
+            <w:r>
+              <w:t xml:space="preserve"> </w:t>
+            </w:r>
+            <w:r>
+              <w:t xml:space="preserve">→ група</w:t>
+            </w:r>
+            <w:r>
+              <w:t xml:space="preserve"> </w:t>
+            </w:r>
+            <w:r>
+              <w:rPr>
+                <w:bCs/>
+                <w:b/>
+              </w:rPr>
+              <w:t xml:space="preserve">«Абзац»</w:t>
+            </w:r>
+            <w:r>
+              <w:t xml:space="preserve"> </w:t>
+            </w:r>
+            <w:r>
+              <w:t xml:space="preserve">→ кнопка</w:t>
+            </w:r>
+            <w:r>
+              <w:t xml:space="preserve"> </w:t>
+            </w:r>
+            <w:r>
+              <w:rPr>
+                <w:bCs/>
+                <w:b/>
+              </w:rPr>
+              <w:t xml:space="preserve">«Граница»</w:t>
+            </w:r>
+            <w:r>
+              <w:t xml:space="preserve"> </w:t>
+            </w:r>
+            <w:r>
+              <w:t xml:space="preserve">(квадратик з лініями, другий справа в нижньому ряду) → маленька стрілка біля неї → в самому низу списку</w:t>
+            </w:r>
+            <w:r>
+              <w:t xml:space="preserve"> </w:t>
+            </w:r>
+            <w:r>
+              <w:rPr>
+                <w:bCs/>
+                <w:b/>
+              </w:rPr>
+              <w:t xml:space="preserve">«Границы и заливка…»</w:t>
+            </w:r>
+          </w:p>
+        </w:tc>
+      </w:tr>
+      <w:tr>
+        <w:tc>
+          <w:tcPr/>
+          <w:p>
+            <w:pPr>
+              <w:pStyle w:val="Compact"/>
+              <w:jc w:val="left"/>
+            </w:pPr>
+            <w:r>
+              <w:rPr>
+                <w:bCs/>
+                <w:b/>
+              </w:rPr>
+              <w:t xml:space="preserve">Рамка сторінки</w:t>
+            </w:r>
+          </w:p>
+        </w:tc>
+        <w:tc>
+          <w:tcPr/>
+          <w:p>
+            <w:pPr>
+              <w:pStyle w:val="Compact"/>
+              <w:jc w:val="left"/>
+            </w:pPr>
+            <w:r>
+              <w:t xml:space="preserve">вкладка</w:t>
+            </w:r>
+            <w:r>
+              <w:t xml:space="preserve"> </w:t>
+            </w:r>
+            <w:r>
+              <w:rPr>
+                <w:bCs/>
+                <w:b/>
+              </w:rPr>
+              <w:t xml:space="preserve">«Разметка страницы»</w:t>
+            </w:r>
+            <w:r>
+              <w:t xml:space="preserve"> </w:t>
+            </w:r>
+            <w:r>
+              <w:t xml:space="preserve">→ кнопка</w:t>
+            </w:r>
+            <w:r>
+              <w:t xml:space="preserve"> </w:t>
+            </w:r>
+            <w:r>
+              <w:rPr>
+                <w:bCs/>
+                <w:b/>
+              </w:rPr>
+              <w:t xml:space="preserve">«Границы страниц»</w:t>
+            </w:r>
+            <w:r>
+              <w:t xml:space="preserve"> </w:t>
+            </w:r>
+            <w:r>
+              <w:t xml:space="preserve">(праворуч, група «Фон страницы»)</w:t>
+            </w:r>
+          </w:p>
+        </w:tc>
+      </w:tr>
+      <w:tr>
+        <w:tc>
+          <w:tcPr/>
+          <w:p>
+            <w:pPr>
+              <w:pStyle w:val="Compact"/>
+              <w:jc w:val="left"/>
+            </w:pPr>
+            <w:r>
+              <w:rPr>
+                <w:bCs/>
+                <w:b/>
+              </w:rPr>
+              <w:t xml:space="preserve">Поля, розмір паперу</w:t>
+            </w:r>
+          </w:p>
+        </w:tc>
+        <w:tc>
+          <w:tcPr/>
+          <w:p>
+            <w:pPr>
+              <w:pStyle w:val="Compact"/>
+              <w:jc w:val="left"/>
+            </w:pPr>
+            <w:r>
+              <w:rPr>
+                <w:bCs/>
+                <w:b/>
+              </w:rPr>
+              <w:t xml:space="preserve">«Разметка страницы»</w:t>
+            </w:r>
+            <w:r>
+              <w:t xml:space="preserve"> </w:t>
+            </w:r>
+            <w:r>
+              <w:t xml:space="preserve">→</w:t>
+            </w:r>
+            <w:r>
+              <w:t xml:space="preserve"> </w:t>
+            </w:r>
+            <w:r>
+              <w:rPr>
+                <w:bCs/>
+                <w:b/>
+              </w:rPr>
+              <w:t xml:space="preserve">«Поля»</w:t>
+            </w:r>
+            <w:r>
+              <w:t xml:space="preserve"> </w:t>
+            </w:r>
+            <w:r>
+              <w:t xml:space="preserve">→</w:t>
+            </w:r>
+            <w:r>
+              <w:t xml:space="preserve"> </w:t>
+            </w:r>
+            <w:r>
+              <w:rPr>
+                <w:bCs/>
+                <w:b/>
+              </w:rPr>
+              <w:t xml:space="preserve">«Настраиваемые поля…»</w:t>
+            </w:r>
+          </w:p>
+        </w:tc>
+      </w:tr>
+      <w:tr>
+        <w:tc>
+          <w:tcPr/>
+          <w:p>
+            <w:pPr>
+              <w:pStyle w:val="Compact"/>
+              <w:jc w:val="left"/>
+            </w:pPr>
+            <w:r>
+              <w:rPr>
+                <w:bCs/>
+                <w:b/>
+              </w:rPr>
+              <w:t xml:space="preserve">Символ (значок)</w:t>
+            </w:r>
+          </w:p>
+        </w:tc>
+        <w:tc>
+          <w:tcPr/>
+          <w:p>
+            <w:pPr>
+              <w:pStyle w:val="Compact"/>
+              <w:jc w:val="left"/>
+            </w:pPr>
+            <w:r>
+              <w:t xml:space="preserve">вкладка</w:t>
+            </w:r>
+            <w:r>
+              <w:t xml:space="preserve"> </w:t>
+            </w:r>
+            <w:r>
+              <w:rPr>
+                <w:bCs/>
+                <w:b/>
+              </w:rPr>
+              <w:t xml:space="preserve">«Вставка»</w:t>
+            </w:r>
+            <w:r>
+              <w:t xml:space="preserve"> </w:t>
+            </w:r>
+            <w:r>
+              <w:t xml:space="preserve">→ праворуч</w:t>
+            </w:r>
+            <w:r>
+              <w:t xml:space="preserve"> </w:t>
+            </w:r>
+            <w:r>
+              <w:rPr>
+                <w:bCs/>
+                <w:b/>
+              </w:rPr>
+              <w:t xml:space="preserve">«Символ»</w:t>
+            </w:r>
+            <w:r>
+              <w:t xml:space="preserve"> </w:t>
+            </w:r>
+            <w:r>
+              <w:t xml:space="preserve">→</w:t>
+            </w:r>
+            <w:r>
+              <w:t xml:space="preserve"> </w:t>
+            </w:r>
+            <w:r>
+              <w:rPr>
+                <w:bCs/>
+                <w:b/>
+              </w:rPr>
+              <w:t xml:space="preserve">«Другие символы…»</w:t>
+            </w:r>
+          </w:p>
+        </w:tc>
+      </w:tr>
+      <w:tr>
+        <w:tc>
+          <w:tcPr/>
+          <w:p>
+            <w:pPr>
+              <w:pStyle w:val="Compact"/>
+              <w:jc w:val="left"/>
+            </w:pPr>
+            <w:r>
+              <w:rPr>
+                <w:bCs/>
+                <w:b/>
+              </w:rPr>
+              <w:t xml:space="preserve">Буквиця</w:t>
+            </w:r>
+          </w:p>
+        </w:tc>
+        <w:tc>
+          <w:tcPr/>
+          <w:p>
+            <w:pPr>
+              <w:pStyle w:val="Compact"/>
+              <w:jc w:val="left"/>
+            </w:pPr>
+            <w:r>
+              <w:rPr>
+                <w:bCs/>
+                <w:b/>
+              </w:rPr>
+              <w:t xml:space="preserve">«Вставка»</w:t>
+            </w:r>
+            <w:r>
+              <w:t xml:space="preserve"> </w:t>
+            </w:r>
+            <w:r>
+              <w:t xml:space="preserve">→ група «Текст» →</w:t>
+            </w:r>
+            <w:r>
+              <w:t xml:space="preserve"> </w:t>
+            </w:r>
+            <w:r>
+              <w:rPr>
+                <w:bCs/>
+                <w:b/>
+              </w:rPr>
+              <w:t xml:space="preserve">«Буквица»</w:t>
+            </w:r>
+            <w:r>
+              <w:t xml:space="preserve"> </w:t>
+            </w:r>
+            <w:r>
+              <w:t xml:space="preserve">→</w:t>
+            </w:r>
+            <w:r>
+              <w:t xml:space="preserve"> </w:t>
+            </w:r>
+            <w:r>
+              <w:rPr>
+                <w:bCs/>
+                <w:b/>
+              </w:rPr>
+              <w:t xml:space="preserve">«Параметры буквицы…»</w:t>
+            </w:r>
+          </w:p>
+        </w:tc>
+      </w:tr>
+      <w:tr>
+        <w:tc>
+          <w:tcPr/>
+          <w:p>
+            <w:pPr>
+              <w:pStyle w:val="Compact"/>
+              <w:jc w:val="left"/>
+            </w:pPr>
+            <w:r>
+              <w:rPr>
+                <w:bCs/>
+                <w:b/>
+              </w:rPr>
+              <w:t xml:space="preserve">Таблиця</w:t>
+            </w:r>
+          </w:p>
+        </w:tc>
+        <w:tc>
+          <w:tcPr/>
+          <w:p>
+            <w:pPr>
+              <w:pStyle w:val="Compact"/>
+              <w:jc w:val="left"/>
+            </w:pPr>
+            <w:r>
+              <w:rPr>
+                <w:bCs/>
+                <w:b/>
+              </w:rPr>
+              <w:t xml:space="preserve">«Вставка»</w:t>
+            </w:r>
+            <w:r>
+              <w:t xml:space="preserve"> </w:t>
+            </w:r>
+            <w:r>
+              <w:t xml:space="preserve">→</w:t>
+            </w:r>
+            <w:r>
+              <w:t xml:space="preserve"> </w:t>
+            </w:r>
+            <w:r>
+              <w:rPr>
+                <w:bCs/>
+                <w:b/>
+              </w:rPr>
+              <w:t xml:space="preserve">«Таблица»</w:t>
+            </w:r>
+            <w:r>
+              <w:t xml:space="preserve"> </w:t>
+            </w:r>
+            <w:r>
+              <w:t xml:space="preserve">→ провести мишкою по клітинках</w:t>
+            </w:r>
+          </w:p>
+        </w:tc>
+      </w:tr>
+      <w:tr>
+        <w:tc>
+          <w:tcPr/>
+          <w:p>
+            <w:pPr>
+              <w:pStyle w:val="Compact"/>
+              <w:jc w:val="left"/>
+            </w:pPr>
+            <w:r>
+              <w:rPr>
+                <w:bCs/>
+                <w:b/>
+              </w:rPr>
+              <w:t xml:space="preserve">Межі та заливка таблиці</w:t>
+            </w:r>
+          </w:p>
+        </w:tc>
+        <w:tc>
+          <w:tcPr/>
+          <w:p>
+            <w:pPr>
+              <w:pStyle w:val="Compact"/>
+              <w:jc w:val="left"/>
+            </w:pPr>
+            <w:r>
+              <w:t xml:space="preserve">клацнути в таблицю → зверху з’являться</w:t>
+            </w:r>
+            <w:r>
+              <w:t xml:space="preserve"> </w:t>
+            </w:r>
+            <w:r>
+              <w:rPr>
+                <w:bCs/>
+                <w:b/>
+              </w:rPr>
+              <w:t xml:space="preserve">«Работа с таблицами»</w:t>
+            </w:r>
+            <w:r>
+              <w:t xml:space="preserve"> </w:t>
+            </w:r>
+            <w:r>
+              <w:t xml:space="preserve">→ вкладка</w:t>
+            </w:r>
+            <w:r>
+              <w:t xml:space="preserve"> </w:t>
+            </w:r>
+            <w:r>
+              <w:rPr>
+                <w:bCs/>
+                <w:b/>
+              </w:rPr>
+              <w:t xml:space="preserve">«Конструктор»</w:t>
+            </w:r>
+            <w:r>
+              <w:t xml:space="preserve"> </w:t>
+            </w:r>
+            <w:r>
+              <w:t xml:space="preserve">(кнопки</w:t>
+            </w:r>
+            <w:r>
+              <w:t xml:space="preserve"> </w:t>
+            </w:r>
+            <w:r>
+              <w:rPr>
+                <w:bCs/>
+                <w:b/>
+              </w:rPr>
+              <w:t xml:space="preserve">«Заливка»</w:t>
+            </w:r>
+            <w:r>
+              <w:t xml:space="preserve">,</w:t>
+            </w:r>
+            <w:r>
+              <w:t xml:space="preserve"> </w:t>
+            </w:r>
+            <w:r>
+              <w:rPr>
+                <w:bCs/>
+                <w:b/>
+              </w:rPr>
+              <w:t xml:space="preserve">«Границы»</w:t>
+            </w:r>
+            <w:r>
+              <w:t xml:space="preserve">, а також «Стиль пера», «Толщина пера», «Цвет пера») і вкладка</w:t>
+            </w:r>
+            <w:r>
+              <w:t xml:space="preserve"> </w:t>
+            </w:r>
+            <w:r>
+              <w:rPr>
+                <w:bCs/>
+                <w:b/>
+              </w:rPr>
+              <w:t xml:space="preserve">«Макет»</w:t>
+            </w:r>
+            <w:r>
+              <w:t xml:space="preserve"> </w:t>
+            </w:r>
+            <w:r>
+              <w:t xml:space="preserve">(кнопка</w:t>
+            </w:r>
+            <w:r>
+              <w:t xml:space="preserve"> </w:t>
+            </w:r>
+            <w:r>
+              <w:rPr>
+                <w:bCs/>
+                <w:b/>
+              </w:rPr>
+              <w:t xml:space="preserve">«Свойства»</w:t>
+            </w:r>
+            <w:r>
+              <w:t xml:space="preserve">)</w:t>
+            </w:r>
+          </w:p>
+        </w:tc>
+      </w:tr>
+    </w:tbl>
+    <w:p>
+      <w:pPr>
+        <w:pStyle w:val="BodyText"/>
+      </w:pPr>
+      <w:r>
+        <w:rPr>
+          <w:bCs/>
+          <w:b/>
+        </w:rPr>
+        <w:t xml:space="preserve">Як ввести свій колір (RGB).</w:t>
+      </w:r>
+      <w:r>
+        <w:t xml:space="preserve"> </w:t>
+      </w:r>
+      <w:r>
+        <w:t xml:space="preserve">У будь-якому списку кольорів →</w:t>
+      </w:r>
+      <w:r>
+        <w:t xml:space="preserve"> </w:t>
+      </w:r>
+      <w:r>
+        <w:rPr>
+          <w:bCs/>
+          <w:b/>
+        </w:rPr>
+        <w:t xml:space="preserve">«Другие цвета…»</w:t>
+      </w:r>
+      <w:r>
+        <w:t xml:space="preserve"> </w:t>
+      </w:r>
+      <w:r>
+        <w:t xml:space="preserve">→ вкладка</w:t>
+      </w:r>
+      <w:r>
+        <w:t xml:space="preserve"> </w:t>
+      </w:r>
+      <w:r>
+        <w:rPr>
+          <w:bCs/>
+          <w:b/>
+        </w:rPr>
+        <w:t xml:space="preserve">«Спектр»</w:t>
+      </w:r>
+      <w:r>
+        <w:t xml:space="preserve"> </w:t>
+      </w:r>
+      <w:r>
+        <w:t xml:space="preserve">→</w:t>
+      </w:r>
+      <w:r>
+        <w:t xml:space="preserve"> </w:t>
+      </w:r>
       <w:r>
         <w:rPr>
           <w:iCs/>
           <w:i/>
         </w:rPr>
-        <w:t xml:space="preserve">Заливка / Колір лінії → Інші кольори → вкладка «Спектр»</w:t>
-      </w:r>
-      <w:r>
-        <w:t xml:space="preserve"> </w:t>
-      </w:r>
-      <w:r>
-        <w:t xml:space="preserve">→ ввести RGB.</w:t>
+        <w:t xml:space="preserve">Цветовая модель:</w:t>
+      </w:r>
+      <w:r>
+        <w:t xml:space="preserve"> </w:t>
+      </w:r>
+      <w:r>
+        <w:rPr>
+          <w:bCs/>
+          <w:b/>
+        </w:rPr>
+        <w:t xml:space="preserve">RGB</w:t>
+      </w:r>
+      <w:r>
+        <w:t xml:space="preserve"> </w:t>
+      </w:r>
+      <w:r>
+        <w:t xml:space="preserve">→ поля</w:t>
+      </w:r>
+      <w:r>
+        <w:t xml:space="preserve"> </w:t>
+      </w:r>
+      <w:r>
+        <w:rPr>
+          <w:bCs/>
+          <w:b/>
+        </w:rPr>
+        <w:t xml:space="preserve">«Красный»</w:t>
+      </w:r>
+      <w:r>
+        <w:t xml:space="preserve">,</w:t>
+      </w:r>
+      <w:r>
+        <w:t xml:space="preserve"> </w:t>
+      </w:r>
+      <w:r>
+        <w:rPr>
+          <w:bCs/>
+          <w:b/>
+        </w:rPr>
+        <w:t xml:space="preserve">«Зеленый»</w:t>
+      </w:r>
+      <w:r>
+        <w:t xml:space="preserve">,</w:t>
+      </w:r>
+      <w:r>
+        <w:t xml:space="preserve"> </w:t>
+      </w:r>
+      <w:r>
+        <w:rPr>
+          <w:bCs/>
+          <w:b/>
+        </w:rPr>
+        <w:t xml:space="preserve">«Синий»</w:t>
+      </w:r>
+      <w:r>
+        <w:t xml:space="preserve"> </w:t>
+      </w:r>
+      <w:r>
+        <w:t xml:space="preserve">→ OK.</w:t>
       </w:r>
     </w:p>
     <w:tbl>
@@ -550,21 +1359,833 @@
         </w:tc>
       </w:tr>
     </w:tbl>
+    <w:bookmarkStart w:id="20" w:name="прийоми-які-повторюються"/>
     <w:p>
-      <w:r>
-        <w:pict>
-          <v:rect style="width:0;height:1.5pt" o:hralign="center" o:hrstd="t" o:hr="t"/>
-        </w:pict>
+      <w:pPr>
+        <w:pStyle w:val="Heading3"/>
+      </w:pPr>
+      <w:r>
+        <w:t xml:space="preserve">Прийоми, які повторюються</w:t>
+      </w:r>
+    </w:p>
+    <w:p>
+      <w:pPr>
+        <w:pStyle w:val="FirstParagraph"/>
+      </w:pPr>
+      <w:r>
+        <w:rPr>
+          <w:bCs/>
+          <w:b/>
+        </w:rPr>
+        <w:t xml:space="preserve">А. Рамка з тінню + заливка абзацу.</w:t>
+      </w:r>
+      <w:r>
+        <w:t xml:space="preserve"> </w:t>
+      </w:r>
+      <w:r>
+        <w:t xml:space="preserve">Курсор в абзац →</w:t>
+      </w:r>
+      <w:r>
+        <w:t xml:space="preserve"> </w:t>
+      </w:r>
+      <w:r>
+        <w:rPr>
+          <w:bCs/>
+          <w:b/>
+        </w:rPr>
+        <w:t xml:space="preserve">«Границы и заливка…»</w:t>
+      </w:r>
+      <w:r>
+        <w:t xml:space="preserve"> </w:t>
+      </w:r>
+      <w:r>
+        <w:t xml:space="preserve">→ вкладка</w:t>
+      </w:r>
+      <w:r>
+        <w:t xml:space="preserve"> </w:t>
+      </w:r>
+      <w:r>
+        <w:rPr>
+          <w:bCs/>
+          <w:b/>
+        </w:rPr>
+        <w:t xml:space="preserve">«Граница»</w:t>
+      </w:r>
+      <w:r>
+        <w:t xml:space="preserve">:</w:t>
+      </w:r>
+      <w:r>
+        <w:t xml:space="preserve"> </w:t>
+      </w:r>
+      <w:r>
+        <w:t xml:space="preserve">ліворуч</w:t>
+      </w:r>
+      <w:r>
+        <w:t xml:space="preserve"> </w:t>
+      </w:r>
+      <w:r>
+        <w:rPr>
+          <w:iCs/>
+          <w:i/>
+        </w:rPr>
+        <w:t xml:space="preserve">Тип:</w:t>
+      </w:r>
+      <w:r>
+        <w:t xml:space="preserve"> </w:t>
+      </w:r>
+      <w:r>
+        <w:rPr>
+          <w:bCs/>
+          <w:b/>
+        </w:rPr>
+        <w:t xml:space="preserve">«тень»</w:t>
+      </w:r>
+      <w:r>
+        <w:t xml:space="preserve"> </w:t>
+      </w:r>
+      <w:r>
+        <w:t xml:space="preserve">→ посередині</w:t>
+      </w:r>
+      <w:r>
+        <w:t xml:space="preserve"> </w:t>
+      </w:r>
+      <w:r>
+        <w:rPr>
+          <w:iCs/>
+          <w:i/>
+        </w:rPr>
+        <w:t xml:space="preserve">Тип:</w:t>
+      </w:r>
+      <w:r>
+        <w:t xml:space="preserve"> </w:t>
+      </w:r>
+      <w:r>
+        <w:t xml:space="preserve">суцільна лінія,</w:t>
+      </w:r>
+      <w:r>
+        <w:t xml:space="preserve"> </w:t>
+      </w:r>
+      <w:r>
+        <w:rPr>
+          <w:bCs/>
+          <w:b/>
+        </w:rPr>
+        <w:t xml:space="preserve">«Цвет:»</w:t>
+      </w:r>
+      <w:r>
+        <w:t xml:space="preserve">,</w:t>
+      </w:r>
+      <w:r>
+        <w:t xml:space="preserve"> </w:t>
+      </w:r>
+      <w:r>
+        <w:rPr>
+          <w:bCs/>
+          <w:b/>
+        </w:rPr>
+        <w:t xml:space="preserve">«Ширина:»</w:t>
+      </w:r>
+      <w:r>
+        <w:t xml:space="preserve"> </w:t>
+      </w:r>
+      <w:r>
+        <w:t xml:space="preserve">→</w:t>
+      </w:r>
+      <w:r>
+        <w:t xml:space="preserve"> </w:t>
+      </w:r>
+      <w:r>
+        <w:t xml:space="preserve">праворуч внизу</w:t>
+      </w:r>
+      <w:r>
+        <w:t xml:space="preserve"> </w:t>
+      </w:r>
+      <w:r>
+        <w:rPr>
+          <w:bCs/>
+          <w:b/>
+        </w:rPr>
+        <w:t xml:space="preserve">«Применить к:» абзацу</w:t>
+      </w:r>
+      <w:r>
+        <w:t xml:space="preserve"> </w:t>
+      </w:r>
+      <w:r>
+        <w:t xml:space="preserve">→ вкладка</w:t>
+      </w:r>
+      <w:r>
+        <w:t xml:space="preserve"> </w:t>
+      </w:r>
+      <w:r>
+        <w:rPr>
+          <w:bCs/>
+          <w:b/>
+        </w:rPr>
+        <w:t xml:space="preserve">«Заливка»</w:t>
+      </w:r>
+      <w:r>
+        <w:t xml:space="preserve"> </w:t>
+      </w:r>
+      <w:r>
+        <w:t xml:space="preserve">→</w:t>
+      </w:r>
+      <w:r>
+        <w:t xml:space="preserve"> </w:t>
+      </w:r>
+      <w:r>
+        <w:rPr>
+          <w:bCs/>
+          <w:b/>
+        </w:rPr>
+        <w:t xml:space="preserve">«Заливка:»</w:t>
+      </w:r>
+      <w:r>
+        <w:t xml:space="preserve"> </w:t>
+      </w:r>
+      <w:r>
+        <w:t xml:space="preserve">колір →</w:t>
+      </w:r>
+      <w:r>
+        <w:t xml:space="preserve"> </w:t>
+      </w:r>
+      <w:r>
+        <w:rPr>
+          <w:bCs/>
+          <w:b/>
+        </w:rPr>
+        <w:t xml:space="preserve">«Применить к:» абзацу</w:t>
+      </w:r>
+      <w:r>
+        <w:t xml:space="preserve"> </w:t>
+      </w:r>
+      <w:r>
+        <w:t xml:space="preserve">→</w:t>
+      </w:r>
+      <w:r>
+        <w:t xml:space="preserve"> </w:t>
+      </w:r>
+      <w:r>
+        <w:rPr>
+          <w:bCs/>
+          <w:b/>
+        </w:rPr>
+        <w:t xml:space="preserve">OK</w:t>
+      </w:r>
+      <w:r>
+        <w:t xml:space="preserve">.</w:t>
+      </w:r>
+    </w:p>
+    <w:p>
+      <w:pPr>
+        <w:pStyle w:val="BodyText"/>
+      </w:pPr>
+      <w:r>
+        <w:rPr>
+          <w:bCs/>
+          <w:b/>
+        </w:rPr>
+        <w:t xml:space="preserve">Б. Лінія тільки з одного боку.</w:t>
+      </w:r>
+      <w:r>
+        <w:t xml:space="preserve"> </w:t>
+      </w:r>
+      <w:r>
+        <w:rPr>
+          <w:bCs/>
+          <w:b/>
+        </w:rPr>
+        <w:t xml:space="preserve">«Границы и заливка…»</w:t>
+      </w:r>
+      <w:r>
+        <w:t xml:space="preserve"> </w:t>
+      </w:r>
+      <w:r>
+        <w:t xml:space="preserve">→</w:t>
+      </w:r>
+      <w:r>
+        <w:t xml:space="preserve"> </w:t>
+      </w:r>
+      <w:r>
+        <w:rPr>
+          <w:bCs/>
+          <w:b/>
+        </w:rPr>
+        <w:t xml:space="preserve">«Граница»</w:t>
+      </w:r>
+      <w:r>
+        <w:t xml:space="preserve"> </w:t>
+      </w:r>
+      <w:r>
+        <w:t xml:space="preserve">→ ліворуч</w:t>
+      </w:r>
+      <w:r>
+        <w:t xml:space="preserve"> </w:t>
+      </w:r>
+      <w:r>
+        <w:rPr>
+          <w:iCs/>
+          <w:i/>
+        </w:rPr>
+        <w:t xml:space="preserve">Тип:</w:t>
+      </w:r>
+      <w:r>
+        <w:t xml:space="preserve"> </w:t>
+      </w:r>
+      <w:r>
+        <w:rPr>
+          <w:bCs/>
+          <w:b/>
+        </w:rPr>
+        <w:t xml:space="preserve">«другая»</w:t>
+      </w:r>
+      <w:r>
+        <w:t xml:space="preserve"> </w:t>
+      </w:r>
+      <w:r>
+        <w:t xml:space="preserve">→</w:t>
+      </w:r>
+      <w:r>
+        <w:t xml:space="preserve"> </w:t>
+      </w:r>
+      <w:r>
+        <w:t xml:space="preserve">обрати лінію,</w:t>
+      </w:r>
+      <w:r>
+        <w:t xml:space="preserve"> </w:t>
+      </w:r>
+      <w:r>
+        <w:rPr>
+          <w:bCs/>
+          <w:b/>
+        </w:rPr>
+        <w:t xml:space="preserve">«Цвет:»</w:t>
+      </w:r>
+      <w:r>
+        <w:t xml:space="preserve">,</w:t>
+      </w:r>
+      <w:r>
+        <w:t xml:space="preserve"> </w:t>
+      </w:r>
+      <w:r>
+        <w:rPr>
+          <w:bCs/>
+          <w:b/>
+        </w:rPr>
+        <w:t xml:space="preserve">«Ширина:»</w:t>
+      </w:r>
+      <w:r>
+        <w:t xml:space="preserve"> </w:t>
+      </w:r>
+      <w:r>
+        <w:t xml:space="preserve">→ у полі</w:t>
+      </w:r>
+      <w:r>
+        <w:t xml:space="preserve"> </w:t>
+      </w:r>
+      <w:r>
+        <w:rPr>
+          <w:bCs/>
+          <w:b/>
+        </w:rPr>
+        <w:t xml:space="preserve">«Образец»</w:t>
+      </w:r>
+      <w:r>
+        <w:t xml:space="preserve"> </w:t>
+      </w:r>
+      <w:r>
+        <w:t xml:space="preserve">праворуч</w:t>
+      </w:r>
+      <w:r>
+        <w:t xml:space="preserve"> </w:t>
+      </w:r>
+      <w:r>
+        <w:rPr>
+          <w:bCs/>
+          <w:b/>
+        </w:rPr>
+        <w:t xml:space="preserve">клацнути по потрібній стороні</w:t>
+      </w:r>
+      <w:r>
+        <w:t xml:space="preserve"> </w:t>
+      </w:r>
+      <w:r>
+        <w:t xml:space="preserve">(або натиснути кнопочки біля зразка) →</w:t>
+      </w:r>
+      <w:r>
+        <w:t xml:space="preserve"> </w:t>
+      </w:r>
+      <w:r>
+        <w:rPr>
+          <w:bCs/>
+          <w:b/>
+        </w:rPr>
+        <w:t xml:space="preserve">«Применить к:» абзацу</w:t>
+      </w:r>
+      <w:r>
+        <w:t xml:space="preserve">. Відступ лінії від тексту — кнопка</w:t>
+      </w:r>
+      <w:r>
+        <w:t xml:space="preserve"> </w:t>
+      </w:r>
+      <w:r>
+        <w:rPr>
+          <w:bCs/>
+          <w:b/>
+        </w:rPr>
+        <w:t xml:space="preserve">«Параметры…»</w:t>
+      </w:r>
+      <w:r>
+        <w:t xml:space="preserve"> </w:t>
+      </w:r>
+      <w:r>
+        <w:t xml:space="preserve">→ поля</w:t>
+      </w:r>
+      <w:r>
+        <w:t xml:space="preserve"> </w:t>
+      </w:r>
+      <w:r>
+        <w:rPr>
+          <w:bCs/>
+          <w:b/>
+        </w:rPr>
+        <w:t xml:space="preserve">«верхнее / нижнее / левое / правое»</w:t>
+      </w:r>
+      <w:r>
+        <w:t xml:space="preserve"> </w:t>
+      </w:r>
+      <w:r>
+        <w:t xml:space="preserve">(у пунктах).</w:t>
+      </w:r>
+    </w:p>
+    <w:p>
+      <w:pPr>
+        <w:pStyle w:val="BodyText"/>
+      </w:pPr>
+      <w:r>
+        <w:rPr>
+          <w:bCs/>
+          <w:b/>
+        </w:rPr>
+        <w:t xml:space="preserve">В. Вікно «Шрифт» (Ctrl+D):</w:t>
+      </w:r>
+      <w:r>
+        <w:t xml:space="preserve"> </w:t>
+      </w:r>
+      <w:r>
+        <w:t xml:space="preserve">- вкладка</w:t>
+      </w:r>
+      <w:r>
+        <w:t xml:space="preserve"> </w:t>
+      </w:r>
+      <w:r>
+        <w:rPr>
+          <w:bCs/>
+          <w:b/>
+        </w:rPr>
+        <w:t xml:space="preserve">«Шрифт»</w:t>
+      </w:r>
+      <w:r>
+        <w:t xml:space="preserve">:</w:t>
+      </w:r>
+      <w:r>
+        <w:t xml:space="preserve"> </w:t>
+      </w:r>
+      <w:r>
+        <w:rPr>
+          <w:bCs/>
+          <w:b/>
+        </w:rPr>
+        <w:t xml:space="preserve">«Начертание»</w:t>
+      </w:r>
+      <w:r>
+        <w:t xml:space="preserve"> </w:t>
+      </w:r>
+      <w:r>
+        <w:t xml:space="preserve">(полужирный / курсив),</w:t>
+      </w:r>
+      <w:r>
+        <w:t xml:space="preserve"> </w:t>
+      </w:r>
+      <w:r>
+        <w:rPr>
+          <w:bCs/>
+          <w:b/>
+        </w:rPr>
+        <w:t xml:space="preserve">«Подчеркивание:»</w:t>
+      </w:r>
+      <w:r>
+        <w:t xml:space="preserve">,</w:t>
+      </w:r>
+      <w:r>
+        <w:t xml:space="preserve"> </w:t>
+      </w:r>
+      <w:r>
+        <w:t xml:space="preserve">галочки</w:t>
+      </w:r>
+      <w:r>
+        <w:t xml:space="preserve"> </w:t>
+      </w:r>
+      <w:r>
+        <w:rPr>
+          <w:bCs/>
+          <w:b/>
+        </w:rPr>
+        <w:t xml:space="preserve">«зачеркнутый»</w:t>
+      </w:r>
+      <w:r>
+        <w:t xml:space="preserve">,</w:t>
+      </w:r>
+      <w:r>
+        <w:t xml:space="preserve"> </w:t>
+      </w:r>
+      <w:r>
+        <w:rPr>
+          <w:bCs/>
+          <w:b/>
+        </w:rPr>
+        <w:t xml:space="preserve">«малые прописные»</w:t>
+      </w:r>
+      <w:r>
+        <w:t xml:space="preserve">;</w:t>
+      </w:r>
+      <w:r>
+        <w:t xml:space="preserve"> </w:t>
+      </w:r>
+      <w:r>
+        <w:t xml:space="preserve">- вкладка</w:t>
+      </w:r>
+      <w:r>
+        <w:t xml:space="preserve"> </w:t>
+      </w:r>
+      <w:r>
+        <w:rPr>
+          <w:bCs/>
+          <w:b/>
+        </w:rPr>
+        <w:t xml:space="preserve">«Дополнительно»</w:t>
+      </w:r>
+      <w:r>
+        <w:t xml:space="preserve">:</w:t>
+      </w:r>
+      <w:r>
+        <w:t xml:space="preserve"> </w:t>
+      </w:r>
+      <w:r>
+        <w:rPr>
+          <w:bCs/>
+          <w:b/>
+        </w:rPr>
+        <w:t xml:space="preserve">«Масштаб:»</w:t>
+      </w:r>
+      <w:r>
+        <w:t xml:space="preserve"> </w:t>
+      </w:r>
+      <w:r>
+        <w:t xml:space="preserve">(розтягнути літери),</w:t>
+      </w:r>
+      <w:r>
+        <w:t xml:space="preserve"> </w:t>
+      </w:r>
+      <w:r>
+        <w:rPr>
+          <w:bCs/>
+          <w:b/>
+        </w:rPr>
+        <w:t xml:space="preserve">«Интервал:» Разреженный / Уплотненный</w:t>
+      </w:r>
+      <w:r>
+        <w:t xml:space="preserve"> </w:t>
+      </w:r>
+      <w:r>
+        <w:rPr>
+          <w:bCs/>
+          <w:b/>
+        </w:rPr>
+        <w:t xml:space="preserve">«на:»</w:t>
+      </w:r>
+      <w:r>
+        <w:t xml:space="preserve"> </w:t>
+      </w:r>
+      <w:r>
+        <w:t xml:space="preserve">N пт,</w:t>
+      </w:r>
+      <w:r>
+        <w:t xml:space="preserve"> </w:t>
+      </w:r>
+      <w:r>
+        <w:rPr>
+          <w:bCs/>
+          <w:b/>
+        </w:rPr>
+        <w:t xml:space="preserve">«Смещение:» Вниз «на:»</w:t>
+      </w:r>
+      <w:r>
+        <w:t xml:space="preserve"> </w:t>
+      </w:r>
+      <w:r>
+        <w:t xml:space="preserve">N пт.</w:t>
+      </w:r>
+    </w:p>
+    <w:p>
+      <w:pPr>
+        <w:pStyle w:val="BodyText"/>
+      </w:pPr>
+      <w:r>
+        <w:rPr>
+          <w:bCs/>
+          <w:b/>
+        </w:rPr>
+        <w:t xml:space="preserve">Г. Значок.</w:t>
+      </w:r>
+      <w:r>
+        <w:t xml:space="preserve"> </w:t>
+      </w:r>
+      <w:r>
+        <w:rPr>
+          <w:bCs/>
+          <w:b/>
+        </w:rPr>
+        <w:t xml:space="preserve">«Вставка» → «Символ» → «Другие символы…»</w:t>
+      </w:r>
+      <w:r>
+        <w:t xml:space="preserve"> </w:t>
+      </w:r>
+      <w:r>
+        <w:t xml:space="preserve">→</w:t>
+      </w:r>
+      <w:r>
+        <w:t xml:space="preserve"> </w:t>
+      </w:r>
+      <w:r>
+        <w:rPr>
+          <w:bCs/>
+          <w:b/>
+        </w:rPr>
+        <w:t xml:space="preserve">«Шрифт:»</w:t>
+      </w:r>
+      <w:r>
+        <w:t xml:space="preserve"> </w:t>
+      </w:r>
+      <w:r>
+        <w:t xml:space="preserve">Wingdings або Symbol →</w:t>
+      </w:r>
+      <w:r>
+        <w:t xml:space="preserve"> </w:t>
+      </w:r>
+      <w:r>
+        <w:t xml:space="preserve">внизу праворуч</w:t>
+      </w:r>
+      <w:r>
+        <w:t xml:space="preserve"> </w:t>
+      </w:r>
+      <w:r>
+        <w:rPr>
+          <w:bCs/>
+          <w:b/>
+        </w:rPr>
+        <w:t xml:space="preserve">«из:» символ (дес.)</w:t>
+      </w:r>
+      <w:r>
+        <w:t xml:space="preserve"> </w:t>
+      </w:r>
+      <w:r>
+        <w:t xml:space="preserve">→ у поле</w:t>
+      </w:r>
+      <w:r>
+        <w:t xml:space="preserve"> </w:t>
+      </w:r>
+      <w:r>
+        <w:rPr>
+          <w:bCs/>
+          <w:b/>
+        </w:rPr>
+        <w:t xml:space="preserve">«Код знака:»</w:t>
+      </w:r>
+      <w:r>
+        <w:t xml:space="preserve"> </w:t>
+      </w:r>
+      <w:r>
+        <w:t xml:space="preserve">ввести число →</w:t>
+      </w:r>
+      <w:r>
+        <w:t xml:space="preserve"> </w:t>
+      </w:r>
+      <w:r>
+        <w:rPr>
+          <w:bCs/>
+          <w:b/>
+        </w:rPr>
+        <w:t xml:space="preserve">«Вставить»</w:t>
+      </w:r>
+      <w:r>
+        <w:t xml:space="preserve">.</w:t>
+      </w:r>
+    </w:p>
+    <w:p>
+      <w:pPr>
+        <w:pStyle w:val="BodyText"/>
+      </w:pPr>
+      <w:r>
+        <w:rPr>
+          <w:bCs/>
+          <w:b/>
+        </w:rPr>
+        <w:t xml:space="preserve">Д. Рамка або фон навколо одного слова.</w:t>
+      </w:r>
+      <w:r>
+        <w:t xml:space="preserve"> </w:t>
+      </w:r>
+      <w:r>
+        <w:t xml:space="preserve">Виділити слово →</w:t>
+      </w:r>
+      <w:r>
+        <w:t xml:space="preserve"> </w:t>
+      </w:r>
+      <w:r>
+        <w:rPr>
+          <w:bCs/>
+          <w:b/>
+        </w:rPr>
+        <w:t xml:space="preserve">«Границы и заливка…»</w:t>
+      </w:r>
+      <w:r>
+        <w:t xml:space="preserve"> </w:t>
+      </w:r>
+      <w:r>
+        <w:t xml:space="preserve">→ внизу</w:t>
+      </w:r>
+      <w:r>
+        <w:t xml:space="preserve"> </w:t>
+      </w:r>
+      <w:r>
+        <w:rPr>
+          <w:bCs/>
+          <w:b/>
+        </w:rPr>
+        <w:t xml:space="preserve">«Применить к:» тексту</w:t>
+      </w:r>
+      <w:r>
+        <w:t xml:space="preserve"> </w:t>
+      </w:r>
+      <w:r>
+        <w:t xml:space="preserve">(не абзацу!).</w:t>
+      </w:r>
+    </w:p>
+    <w:p>
+      <w:pPr>
+        <w:pStyle w:val="BodyText"/>
+      </w:pPr>
+      <w:r>
+        <w:rPr>
+          <w:bCs/>
+          <w:b/>
+        </w:rPr>
+        <w:t xml:space="preserve">Е. Вікно «Абзац»:</w:t>
+      </w:r>
+      <w:r>
+        <w:t xml:space="preserve"> </w:t>
+      </w:r>
+      <w:r>
+        <w:rPr>
+          <w:bCs/>
+          <w:b/>
+        </w:rPr>
+        <w:t xml:space="preserve">«Выравнивание:»</w:t>
+      </w:r>
+      <w:r>
+        <w:t xml:space="preserve">;</w:t>
+      </w:r>
+      <w:r>
+        <w:t xml:space="preserve"> </w:t>
+      </w:r>
+      <w:r>
+        <w:rPr>
+          <w:bCs/>
+          <w:b/>
+        </w:rPr>
+        <w:t xml:space="preserve">«Отступ» слева / справа</w:t>
+      </w:r>
+      <w:r>
+        <w:t xml:space="preserve">;</w:t>
+      </w:r>
+      <w:r>
+        <w:t xml:space="preserve"> </w:t>
+      </w:r>
+      <w:r>
+        <w:rPr>
+          <w:bCs/>
+          <w:b/>
+        </w:rPr>
+        <w:t xml:space="preserve">«первая строка:» Отступ / Выступ</w:t>
+      </w:r>
+      <w:r>
+        <w:rPr>
+          <w:bCs/>
+          <w:b/>
+        </w:rPr>
+        <w:t xml:space="preserve"> </w:t>
+      </w:r>
+      <w:r>
+        <w:rPr>
+          <w:bCs/>
+          <w:b/>
+        </w:rPr>
+        <w:t xml:space="preserve">«на:»</w:t>
+      </w:r>
+      <w:r>
+        <w:t xml:space="preserve">;</w:t>
+      </w:r>
+      <w:r>
+        <w:t xml:space="preserve"> </w:t>
+      </w:r>
+      <w:r>
+        <w:rPr>
+          <w:bCs/>
+          <w:b/>
+        </w:rPr>
+        <w:t xml:space="preserve">«Интервал» перед / после</w:t>
+      </w:r>
+      <w:r>
+        <w:t xml:space="preserve">;</w:t>
+      </w:r>
+      <w:r>
+        <w:t xml:space="preserve"> </w:t>
+      </w:r>
+      <w:r>
+        <w:rPr>
+          <w:bCs/>
+          <w:b/>
+        </w:rPr>
+        <w:t xml:space="preserve">«междустрочный:»</w:t>
+      </w:r>
+      <w:r>
+        <w:t xml:space="preserve"> </w:t>
+      </w:r>
+      <w:r>
+        <w:t xml:space="preserve">Одинарный / Точно / Множитель,</w:t>
+      </w:r>
+      <w:r>
+        <w:t xml:space="preserve"> </w:t>
+      </w:r>
+      <w:r>
+        <w:rPr>
+          <w:bCs/>
+          <w:b/>
+        </w:rPr>
+        <w:t xml:space="preserve">«значение:»</w:t>
+      </w:r>
+      <w:r>
+        <w:t xml:space="preserve">.</w:t>
       </w:r>
     </w:p>
     <w:bookmarkEnd w:id="20"/>
-    <w:bookmarkStart w:id="22" w:name="спільне-для-обох-документів"/>
+    <w:bookmarkStart w:id="21" w:name="спочатку-для-обох-файлів"/>
     <w:p>
       <w:pPr>
-        <w:pStyle w:val="Heading2"/>
-      </w:pPr>
-      <w:r>
-        <w:t xml:space="preserve">0. Спільне для обох документів</w:t>
+        <w:pStyle w:val="Heading3"/>
+      </w:pPr>
+      <w:r>
+        <w:t xml:space="preserve">Спочатку (для обох файлів)</w:t>
       </w:r>
     </w:p>
     <w:p>
@@ -577,13 +2198,13 @@
       </w:pPr>
       <w:r>
         <w:rPr>
-          <w:iCs/>
-          <w:i/>
-        </w:rPr>
-        <w:t xml:space="preserve">Макет → Поля → Настроювані поля</w:t>
-      </w:r>
-      <w:r>
-        <w:t xml:space="preserve">: верхнє</w:t>
+          <w:bCs/>
+          <w:b/>
+        </w:rPr>
+        <w:t xml:space="preserve">«Разметка страницы» → «Поля» → «Настраиваемые поля…»</w:t>
+      </w:r>
+      <w:r>
+        <w:t xml:space="preserve">: верхнее</w:t>
       </w:r>
       <w:r>
         <w:t xml:space="preserve"> </w:t>
@@ -596,7 +2217,7 @@
         <w:t xml:space="preserve">1,5</w:t>
       </w:r>
       <w:r>
-        <w:t xml:space="preserve">, нижнє</w:t>
+        <w:t xml:space="preserve">, нижнее</w:t>
       </w:r>
       <w:r>
         <w:t xml:space="preserve"> </w:t>
@@ -609,7 +2230,7 @@
         <w:t xml:space="preserve">1,5</w:t>
       </w:r>
       <w:r>
-        <w:t xml:space="preserve">, ліве</w:t>
+        <w:t xml:space="preserve">, левое</w:t>
       </w:r>
       <w:r>
         <w:t xml:space="preserve"> </w:t>
@@ -622,7 +2243,13 @@
         <w:t xml:space="preserve">2,5</w:t>
       </w:r>
       <w:r>
-        <w:t xml:space="preserve">, праве</w:t>
+        <w:t xml:space="preserve">,</w:t>
+      </w:r>
+      <w:r>
+        <w:t xml:space="preserve"> </w:t>
+      </w:r>
+      <w:r>
+        <w:t xml:space="preserve">правое</w:t>
       </w:r>
       <w:r>
         <w:t xml:space="preserve"> </w:t>
@@ -635,7 +2262,23 @@
         <w:t xml:space="preserve">2 см</w:t>
       </w:r>
       <w:r>
-        <w:t xml:space="preserve">; папір</w:t>
+        <w:t xml:space="preserve">; вкладка</w:t>
+      </w:r>
+      <w:r>
+        <w:t xml:space="preserve"> </w:t>
+      </w:r>
+      <w:r>
+        <w:rPr>
+          <w:bCs/>
+          <w:b/>
+        </w:rPr>
+        <w:t xml:space="preserve">«Размер бумаги»</w:t>
+      </w:r>
+      <w:r>
+        <w:t xml:space="preserve"> </w:t>
+      </w:r>
+      <w:r>
+        <w:t xml:space="preserve">→</w:t>
       </w:r>
       <w:r>
         <w:t xml:space="preserve"> </w:t>
@@ -680,7 +2323,36 @@
           <w:bCs/>
           <w:b/>
         </w:rPr>
-        <w:t xml:space="preserve">Times New Roman 13</w:t>
+        <w:t xml:space="preserve">Times New Roman</w:t>
+      </w:r>
+      <w:r>
+        <w:t xml:space="preserve">,</w:t>
+      </w:r>
+      <w:r>
+        <w:t xml:space="preserve"> </w:t>
+      </w:r>
+      <w:r>
+        <w:rPr>
+          <w:bCs/>
+          <w:b/>
+        </w:rPr>
+        <w:t xml:space="preserve">13</w:t>
+      </w:r>
+      <w:r>
+        <w:t xml:space="preserve"> </w:t>
+      </w:r>
+      <w:r>
+        <w:t xml:space="preserve">→ кнопка</w:t>
+      </w:r>
+      <w:r>
+        <w:t xml:space="preserve"> </w:t>
+      </w:r>
+      <w:r>
+        <w:rPr>
+          <w:bCs/>
+          <w:b/>
+        </w:rPr>
+        <w:t xml:space="preserve">«По умолчанию…»</w:t>
       </w:r>
       <w:r>
         <w:t xml:space="preserve"> </w:t>
@@ -696,26 +2368,13 @@
           <w:iCs/>
           <w:i/>
         </w:rPr>
-        <w:t xml:space="preserve">За замовчуванням</w:t>
-      </w:r>
-      <w:r>
-        <w:t xml:space="preserve"> </w:t>
-      </w:r>
-      <w:r>
-        <w:t xml:space="preserve">→</w:t>
-      </w:r>
-      <w:r>
-        <w:t xml:space="preserve"> </w:t>
-      </w:r>
-      <w:r>
-        <w:rPr>
-          <w:iCs/>
-          <w:i/>
-        </w:rPr>
-        <w:t xml:space="preserve">Усі документи</w:t>
-      </w:r>
-      <w:r>
-        <w:t xml:space="preserve">.</w:t>
+        <w:t xml:space="preserve">всех документов</w:t>
+      </w:r>
+      <w:r>
+        <w:t xml:space="preserve"> </w:t>
+      </w:r>
+      <w:r>
+        <w:t xml:space="preserve">→ OK.</w:t>
       </w:r>
     </w:p>
     <w:p>
@@ -727,24 +2386,20 @@
         <w:pStyle w:val="Compact"/>
       </w:pPr>
       <w:r>
-        <w:rPr>
-          <w:iCs/>
-          <w:i/>
-        </w:rPr>
-        <w:t xml:space="preserve">Абзац</w:t>
-      </w:r>
-      <w:r>
-        <w:t xml:space="preserve">:</w:t>
-      </w:r>
-      <w:r>
-        <w:t xml:space="preserve"> </w:t>
-      </w:r>
-      <w:r>
-        <w:rPr>
-          <w:iCs/>
-          <w:i/>
-        </w:rPr>
-        <w:t xml:space="preserve">перед</w:t>
+        <w:t xml:space="preserve">Вікно</w:t>
+      </w:r>
+      <w:r>
+        <w:t xml:space="preserve"> </w:t>
+      </w:r>
+      <w:r>
+        <w:rPr>
+          <w:bCs/>
+          <w:b/>
+        </w:rPr>
+        <w:t xml:space="preserve">«Абзац»</w:t>
+      </w:r>
+      <w:r>
+        <w:t xml:space="preserve">: перед</w:t>
       </w:r>
       <w:r>
         <w:t xml:space="preserve"> </w:t>
@@ -757,17 +2412,7 @@
         <w:t xml:space="preserve">0</w:t>
       </w:r>
       <w:r>
-        <w:t xml:space="preserve">,</w:t>
-      </w:r>
-      <w:r>
-        <w:t xml:space="preserve"> </w:t>
-      </w:r>
-      <w:r>
-        <w:rPr>
-          <w:iCs/>
-          <w:i/>
-        </w:rPr>
-        <w:t xml:space="preserve">після</w:t>
+        <w:t xml:space="preserve">, после</w:t>
       </w:r>
       <w:r>
         <w:t xml:space="preserve"> </w:t>
@@ -780,17 +2425,17 @@
         <w:t xml:space="preserve">0</w:t>
       </w:r>
       <w:r>
-        <w:t xml:space="preserve">,</w:t>
-      </w:r>
-      <w:r>
-        <w:t xml:space="preserve"> </w:t>
-      </w:r>
-      <w:r>
-        <w:rPr>
-          <w:bCs/>
-          <w:b/>
-        </w:rPr>
-        <w:t xml:space="preserve">одинарний</w:t>
+        <w:t xml:space="preserve">, междустрочный</w:t>
+      </w:r>
+      <w:r>
+        <w:t xml:space="preserve"> </w:t>
+      </w:r>
+      <w:r>
+        <w:rPr>
+          <w:bCs/>
+          <w:b/>
+        </w:rPr>
+        <w:t xml:space="preserve">Одинарный</w:t>
       </w:r>
       <w:r>
         <w:t xml:space="preserve"> </w:t>
@@ -803,514 +2448,10 @@
       </w:r>
       <w:r>
         <w:rPr>
-          <w:iCs/>
-          <w:i/>
-        </w:rPr>
-        <w:t xml:space="preserve">За замовчуванням</w:t>
-      </w:r>
-      <w:r>
-        <w:t xml:space="preserve">.</w:t>
-      </w:r>
-    </w:p>
-    <w:bookmarkStart w:id="21" w:name="прийоми-які-повторюються"/>
-    <w:p>
-      <w:pPr>
-        <w:pStyle w:val="Heading3"/>
-      </w:pPr>
-      <w:r>
-        <w:t xml:space="preserve">Прийоми, які повторюються</w:t>
-      </w:r>
-    </w:p>
-    <w:p>
-      <w:pPr>
-        <w:pStyle w:val="FirstParagraph"/>
-      </w:pPr>
-      <w:r>
-        <w:rPr>
-          <w:bCs/>
-          <w:b/>
-        </w:rPr>
-        <w:t xml:space="preserve">А. Рамка з тінню + заливка абзацу:</w:t>
-      </w:r>
-      <w:r>
-        <w:t xml:space="preserve"> </w:t>
-      </w:r>
-      <w:r>
-        <w:t xml:space="preserve">курсор в абзац →</w:t>
-      </w:r>
-      <w:r>
-        <w:t xml:space="preserve"> </w:t>
-      </w:r>
-      <w:r>
-        <w:rPr>
-          <w:iCs/>
-          <w:i/>
-        </w:rPr>
-        <w:t xml:space="preserve">Головна → Абзац →</w:t>
-      </w:r>
-      <w:r>
-        <w:t xml:space="preserve"> </w:t>
-      </w:r>
-      <w:r>
-        <w:t xml:space="preserve">стрілка біля кнопки</w:t>
-      </w:r>
-      <w:r>
-        <w:t xml:space="preserve"> </w:t>
-      </w:r>
-      <w:r>
-        <w:rPr>
-          <w:bCs/>
-          <w:b/>
-        </w:rPr>
-        <w:t xml:space="preserve">Межі</w:t>
-      </w:r>
-      <w:r>
-        <w:t xml:space="preserve"> </w:t>
-      </w:r>
-      <w:r>
-        <w:t xml:space="preserve">→</w:t>
-      </w:r>
-      <w:r>
-        <w:t xml:space="preserve"> </w:t>
-      </w:r>
-      <w:r>
-        <w:rPr>
-          <w:bCs/>
-          <w:b/>
-        </w:rPr>
-        <w:t xml:space="preserve">Межі та заливка…</w:t>
-      </w:r>
-      <w:r>
-        <w:t xml:space="preserve"> </w:t>
-      </w:r>
-      <w:r>
-        <w:t xml:space="preserve">→</w:t>
-      </w:r>
-      <w:r>
-        <w:t xml:space="preserve"> </w:t>
-      </w:r>
-      <w:r>
-        <w:rPr>
-          <w:iCs/>
-          <w:i/>
-        </w:rPr>
-        <w:t xml:space="preserve">Межа</w:t>
-      </w:r>
-      <w:r>
-        <w:t xml:space="preserve">:</w:t>
-      </w:r>
-      <w:r>
-        <w:t xml:space="preserve"> </w:t>
-      </w:r>
-      <w:r>
-        <w:rPr>
-          <w:iCs/>
-          <w:i/>
-        </w:rPr>
-        <w:t xml:space="preserve">Тип</w:t>
-      </w:r>
-      <w:r>
-        <w:t xml:space="preserve"> </w:t>
-      </w:r>
-      <w:r>
-        <w:rPr>
-          <w:bCs/>
-          <w:b/>
-        </w:rPr>
-        <w:t xml:space="preserve">Тінь</w:t>
-      </w:r>
-      <w:r>
-        <w:t xml:space="preserve">, суцільна, колір,</w:t>
-      </w:r>
-      <w:r>
-        <w:t xml:space="preserve"> </w:t>
-      </w:r>
-      <w:r>
-        <w:rPr>
-          <w:bCs/>
-          <w:b/>
-        </w:rPr>
-        <w:t xml:space="preserve">1½ пт</w:t>
-      </w:r>
-      <w:r>
-        <w:t xml:space="preserve">,</w:t>
-      </w:r>
-      <w:r>
-        <w:t xml:space="preserve"> </w:t>
-      </w:r>
-      <w:r>
-        <w:rPr>
-          <w:iCs/>
-          <w:i/>
-        </w:rPr>
-        <w:t xml:space="preserve">до абзацу</w:t>
-      </w:r>
-      <w:r>
-        <w:t xml:space="preserve"> </w:t>
-      </w:r>
-      <w:r>
-        <w:t xml:space="preserve">→</w:t>
-      </w:r>
-      <w:r>
-        <w:t xml:space="preserve"> </w:t>
-      </w:r>
-      <w:r>
-        <w:rPr>
-          <w:iCs/>
-          <w:i/>
-        </w:rPr>
-        <w:t xml:space="preserve">Заливка</w:t>
-      </w:r>
-      <w:r>
-        <w:t xml:space="preserve">: колір,</w:t>
-      </w:r>
-      <w:r>
-        <w:t xml:space="preserve"> </w:t>
-      </w:r>
-      <w:r>
-        <w:rPr>
-          <w:iCs/>
-          <w:i/>
-        </w:rPr>
-        <w:t xml:space="preserve">до абзацу</w:t>
-      </w:r>
-      <w:r>
-        <w:t xml:space="preserve">.</w:t>
-      </w:r>
-    </w:p>
-    <w:p>
-      <w:pPr>
-        <w:pStyle w:val="BodyText"/>
-      </w:pPr>
-      <w:r>
-        <w:rPr>
-          <w:bCs/>
-          <w:b/>
-        </w:rPr>
-        <w:t xml:space="preserve">Б. Лінія лише з одного боку:</w:t>
-      </w:r>
-      <w:r>
-        <w:t xml:space="preserve"> </w:t>
-      </w:r>
-      <w:r>
-        <w:rPr>
-          <w:iCs/>
-          <w:i/>
-        </w:rPr>
-        <w:t xml:space="preserve">Межі та заливка → Межа</w:t>
-      </w:r>
-      <w:r>
-        <w:t xml:space="preserve"> </w:t>
-      </w:r>
-      <w:r>
-        <w:t xml:space="preserve">→</w:t>
-      </w:r>
-      <w:r>
-        <w:t xml:space="preserve"> </w:t>
-      </w:r>
-      <w:r>
-        <w:rPr>
-          <w:iCs/>
-          <w:i/>
-        </w:rPr>
-        <w:t xml:space="preserve">Тип</w:t>
-      </w:r>
-      <w:r>
-        <w:t xml:space="preserve"> </w:t>
-      </w:r>
-      <w:r>
-        <w:rPr>
-          <w:bCs/>
-          <w:b/>
-        </w:rPr>
-        <w:t xml:space="preserve">Інший</w:t>
-      </w:r>
-      <w:r>
-        <w:t xml:space="preserve"> </w:t>
-      </w:r>
-      <w:r>
-        <w:t xml:space="preserve">→ лінія, колір, ширина →</w:t>
-      </w:r>
-      <w:r>
-        <w:t xml:space="preserve"> </w:t>
-      </w:r>
-      <w:r>
-        <w:t xml:space="preserve">у</w:t>
-      </w:r>
-      <w:r>
-        <w:t xml:space="preserve"> </w:t>
-      </w:r>
-      <w:r>
-        <w:rPr>
-          <w:iCs/>
-          <w:i/>
-        </w:rPr>
-        <w:t xml:space="preserve">Зразку</w:t>
-      </w:r>
-      <w:r>
-        <w:t xml:space="preserve"> </w:t>
-      </w:r>
-      <w:r>
-        <w:t xml:space="preserve">клацнути по потрібній стороні →</w:t>
-      </w:r>
-      <w:r>
-        <w:t xml:space="preserve"> </w:t>
-      </w:r>
-      <w:r>
-        <w:rPr>
-          <w:iCs/>
-          <w:i/>
-        </w:rPr>
-        <w:t xml:space="preserve">до абзацу</w:t>
-      </w:r>
-      <w:r>
-        <w:t xml:space="preserve">.</w:t>
-      </w:r>
-    </w:p>
-    <w:p>
-      <w:pPr>
-        <w:pStyle w:val="BodyText"/>
-      </w:pPr>
-      <w:r>
-        <w:rPr>
-          <w:bCs/>
-          <w:b/>
-        </w:rPr>
-        <w:t xml:space="preserve">В. Ctrl+D → вкладка «Додатково»:</w:t>
-      </w:r>
-      <w:r>
-        <w:t xml:space="preserve"> </w:t>
-      </w:r>
-      <w:r>
-        <w:rPr>
-          <w:iCs/>
-          <w:i/>
-        </w:rPr>
-        <w:t xml:space="preserve">Інтервал</w:t>
-      </w:r>
-      <w:r>
-        <w:t xml:space="preserve"> </w:t>
-      </w:r>
-      <w:r>
-        <w:rPr>
-          <w:bCs/>
-          <w:b/>
-        </w:rPr>
-        <w:t xml:space="preserve">Розріджений / Ущільнений на N пт</w:t>
-      </w:r>
-      <w:r>
-        <w:t xml:space="preserve">;</w:t>
-      </w:r>
-      <w:r>
-        <w:t xml:space="preserve"> </w:t>
-      </w:r>
-      <w:r>
-        <w:rPr>
-          <w:bCs/>
-          <w:b/>
-        </w:rPr>
-        <w:t xml:space="preserve">Масштаб N %</w:t>
-      </w:r>
-      <w:r>
-        <w:t xml:space="preserve"> </w:t>
-      </w:r>
-      <w:r>
-        <w:t xml:space="preserve">(розтягнути літери в ширину);</w:t>
-      </w:r>
-      <w:r>
-        <w:t xml:space="preserve"> </w:t>
-      </w:r>
-      <w:r>
-        <w:rPr>
-          <w:iCs/>
-          <w:i/>
-        </w:rPr>
-        <w:t xml:space="preserve">Зміщення</w:t>
-      </w:r>
-      <w:r>
-        <w:t xml:space="preserve"> </w:t>
-      </w:r>
-      <w:r>
-        <w:rPr>
-          <w:bCs/>
-          <w:b/>
-        </w:rPr>
-        <w:t xml:space="preserve">Униз на N пт</w:t>
-      </w:r>
-      <w:r>
-        <w:t xml:space="preserve">.</w:t>
-      </w:r>
-    </w:p>
-    <w:p>
-      <w:pPr>
-        <w:pStyle w:val="BodyText"/>
-      </w:pPr>
-      <w:r>
-        <w:rPr>
-          <w:bCs/>
-          <w:b/>
-        </w:rPr>
-        <w:t xml:space="preserve">Г. Значок:</w:t>
-      </w:r>
-      <w:r>
-        <w:t xml:space="preserve"> </w:t>
-      </w:r>
-      <w:r>
-        <w:rPr>
-          <w:iCs/>
-          <w:i/>
-        </w:rPr>
-        <w:t xml:space="preserve">Вставлення → Символ → Інші символи</w:t>
-      </w:r>
-      <w:r>
-        <w:t xml:space="preserve"> </w:t>
-      </w:r>
-      <w:r>
-        <w:t xml:space="preserve">→</w:t>
-      </w:r>
-      <w:r>
-        <w:t xml:space="preserve"> </w:t>
-      </w:r>
-      <w:r>
-        <w:rPr>
-          <w:iCs/>
-          <w:i/>
-        </w:rPr>
-        <w:t xml:space="preserve">Шрифт</w:t>
-      </w:r>
-      <w:r>
-        <w:t xml:space="preserve"> </w:t>
-      </w:r>
-      <w:r>
-        <w:rPr>
-          <w:bCs/>
-          <w:b/>
-        </w:rPr>
-        <w:t xml:space="preserve">Wingdings</w:t>
-      </w:r>
-      <w:r>
-        <w:t xml:space="preserve"> </w:t>
-      </w:r>
-      <w:r>
-        <w:t xml:space="preserve">або</w:t>
-      </w:r>
-      <w:r>
-        <w:t xml:space="preserve"> </w:t>
-      </w:r>
-      <w:r>
-        <w:rPr>
-          <w:bCs/>
-          <w:b/>
-        </w:rPr>
-        <w:t xml:space="preserve">Symbol</w:t>
-      </w:r>
-      <w:r>
-        <w:t xml:space="preserve"> </w:t>
-      </w:r>
-      <w:r>
-        <w:t xml:space="preserve">→</w:t>
-      </w:r>
-      <w:r>
-        <w:t xml:space="preserve"> </w:t>
-      </w:r>
-      <w:r>
-        <w:t xml:space="preserve">поле</w:t>
-      </w:r>
-      <w:r>
-        <w:t xml:space="preserve"> </w:t>
-      </w:r>
-      <w:r>
-        <w:rPr>
-          <w:iCs/>
-          <w:i/>
-        </w:rPr>
-        <w:t xml:space="preserve">Код знака</w:t>
-      </w:r>
-      <w:r>
-        <w:t xml:space="preserve"> </w:t>
-      </w:r>
-      <w:r>
-        <w:t xml:space="preserve">(з:</w:t>
-      </w:r>
-      <w:r>
-        <w:t xml:space="preserve"> </w:t>
-      </w:r>
-      <w:r>
-        <w:rPr>
-          <w:iCs/>
-          <w:i/>
-        </w:rPr>
-        <w:t xml:space="preserve">символ (десяткове)</w:t>
-      </w:r>
-      <w:r>
-        <w:t xml:space="preserve">) →</w:t>
-      </w:r>
-      <w:r>
-        <w:t xml:space="preserve"> </w:t>
-      </w:r>
-      <w:r>
-        <w:rPr>
-          <w:iCs/>
-          <w:i/>
-        </w:rPr>
-        <w:t xml:space="preserve">Вставити</w:t>
-      </w:r>
-      <w:r>
-        <w:t xml:space="preserve">.</w:t>
-      </w:r>
-    </w:p>
-    <w:p>
-      <w:pPr>
-        <w:pStyle w:val="BodyText"/>
-      </w:pPr>
-      <w:r>
-        <w:rPr>
-          <w:bCs/>
-          <w:b/>
-        </w:rPr>
-        <w:t xml:space="preserve">Д. Рамка/фон навколо одного слова:</w:t>
-      </w:r>
-      <w:r>
-        <w:t xml:space="preserve"> </w:t>
-      </w:r>
-      <w:r>
-        <w:t xml:space="preserve">виділити слово →</w:t>
-      </w:r>
-      <w:r>
-        <w:t xml:space="preserve"> </w:t>
-      </w:r>
-      <w:r>
-        <w:rPr>
-          <w:iCs/>
-          <w:i/>
-        </w:rPr>
-        <w:t xml:space="preserve">Межі та заливка</w:t>
-      </w:r>
-      <w:r>
-        <w:t xml:space="preserve"> </w:t>
-      </w:r>
-      <w:r>
-        <w:t xml:space="preserve">→</w:t>
-      </w:r>
-      <w:r>
-        <w:t xml:space="preserve"> </w:t>
-      </w:r>
-      <w:r>
-        <w:rPr>
-          <w:iCs/>
-          <w:i/>
-        </w:rPr>
-        <w:t xml:space="preserve">Застосувати до:</w:t>
-      </w:r>
-      <w:r>
-        <w:t xml:space="preserve"> </w:t>
-      </w:r>
-      <w:r>
-        <w:rPr>
-          <w:bCs/>
-          <w:b/>
-        </w:rPr>
-        <w:t xml:space="preserve">тексту</w:t>
+          <w:bCs/>
+          <w:b/>
+        </w:rPr>
+        <w:t xml:space="preserve">«По умолчанию…»</w:t>
       </w:r>
       <w:r>
         <w:t xml:space="preserve">.</w:t>
@@ -1334,13 +2475,13 @@
         <w:t xml:space="preserve">ВАРІАНТ 1</w:t>
       </w:r>
     </w:p>
-    <w:bookmarkStart w:id="23" w:name="рамка-сторінки-з-нот"/>
+    <w:bookmarkStart w:id="23" w:name="рамка-з-нот"/>
     <w:p>
       <w:pPr>
         <w:pStyle w:val="Heading3"/>
       </w:pPr>
       <w:r>
-        <w:t xml:space="preserve">1.1 Рамка сторінки з нот</w:t>
+        <w:t xml:space="preserve">1.1 Рамка з нот</w:t>
       </w:r>
     </w:p>
     <w:p>
@@ -1349,10 +2490,10 @@
       </w:pPr>
       <w:r>
         <w:rPr>
-          <w:iCs/>
-          <w:i/>
-        </w:rPr>
-        <w:t xml:space="preserve">Конструктор → Межі сторінок</w:t>
+          <w:bCs/>
+          <w:b/>
+        </w:rPr>
+        <w:t xml:space="preserve">«Разметка страницы» → «Границы страниц»</w:t>
       </w:r>
       <w:r>
         <w:t xml:space="preserve"> </w:t>
@@ -1368,23 +2509,23 @@
           <w:bCs/>
           <w:b/>
         </w:rPr>
-        <w:t xml:space="preserve">Сторінка</w:t>
-      </w:r>
-      <w:r>
-        <w:t xml:space="preserve"> </w:t>
-      </w:r>
-      <w:r>
-        <w:t xml:space="preserve">→ поле</w:t>
-      </w:r>
-      <w:r>
-        <w:t xml:space="preserve"> </w:t>
-      </w:r>
-      <w:r>
-        <w:rPr>
-          <w:bCs/>
-          <w:b/>
-        </w:rPr>
-        <w:t xml:space="preserve">Малюнок</w:t>
+        <w:t xml:space="preserve">«Страница»</w:t>
+      </w:r>
+      <w:r>
+        <w:t xml:space="preserve"> </w:t>
+      </w:r>
+      <w:r>
+        <w:t xml:space="preserve">→ внизу список</w:t>
+      </w:r>
+      <w:r>
+        <w:t xml:space="preserve"> </w:t>
+      </w:r>
+      <w:r>
+        <w:rPr>
+          <w:bCs/>
+          <w:b/>
+        </w:rPr>
+        <w:t xml:space="preserve">«Рисунок:»</w:t>
       </w:r>
       <w:r>
         <w:t xml:space="preserve"> </w:t>
@@ -1396,11 +2537,17 @@
         <w:t xml:space="preserve"> </w:t>
       </w:r>
       <w:r>
-        <w:rPr>
-          <w:bCs/>
-          <w:b/>
-        </w:rPr>
-        <w:t xml:space="preserve">музичні ноти ♫</w:t>
+        <w:t xml:space="preserve">прогорнути до</w:t>
+      </w:r>
+      <w:r>
+        <w:t xml:space="preserve"> </w:t>
+      </w:r>
+      <w:r>
+        <w:rPr>
+          <w:bCs/>
+          <w:b/>
+        </w:rPr>
+        <w:t xml:space="preserve">музичних нот ♫</w:t>
       </w:r>
       <w:r>
         <w:t xml:space="preserve"> </w:t>
@@ -1413,33 +2560,26 @@
       </w:r>
       <w:r>
         <w:rPr>
-          <w:iCs/>
-          <w:i/>
-        </w:rPr>
-        <w:t xml:space="preserve">Колір</w:t>
-      </w:r>
-      <w:r>
-        <w:t xml:space="preserve"> </w:t>
-      </w:r>
-      <w:r>
-        <w:rPr>
-          <w:bCs/>
-          <w:b/>
-        </w:rPr>
-        <w:t xml:space="preserve">фіолетовий</w:t>
-      </w:r>
-      <w:r>
-        <w:t xml:space="preserve">,</w:t>
-      </w:r>
-      <w:r>
-        <w:t xml:space="preserve"> </w:t>
-      </w:r>
-      <w:r>
-        <w:rPr>
-          <w:iCs/>
-          <w:i/>
-        </w:rPr>
-        <w:t xml:space="preserve">Ширина</w:t>
+          <w:bCs/>
+          <w:b/>
+        </w:rPr>
+        <w:t xml:space="preserve">«Цвет:»</w:t>
+      </w:r>
+      <w:r>
+        <w:t xml:space="preserve"> </w:t>
+      </w:r>
+      <w:r>
+        <w:t xml:space="preserve">фіолетовий →</w:t>
+      </w:r>
+      <w:r>
+        <w:t xml:space="preserve"> </w:t>
+      </w:r>
+      <w:r>
+        <w:rPr>
+          <w:bCs/>
+          <w:b/>
+        </w:rPr>
+        <w:t xml:space="preserve">«Ширина:»</w:t>
       </w:r>
       <w:r>
         <w:t xml:space="preserve"> </w:t>
@@ -1462,26 +2602,10 @@
       </w:r>
       <w:r>
         <w:rPr>
-          <w:iCs/>
-          <w:i/>
-        </w:rPr>
-        <w:t xml:space="preserve">Застосувати до:</w:t>
-      </w:r>
-      <w:r>
-        <w:t xml:space="preserve"> </w:t>
-      </w:r>
-      <w:r>
-        <w:t xml:space="preserve">всього документа →</w:t>
-      </w:r>
-      <w:r>
-        <w:t xml:space="preserve"> </w:t>
-      </w:r>
-      <w:r>
-        <w:rPr>
-          <w:iCs/>
-          <w:i/>
-        </w:rPr>
-        <w:t xml:space="preserve">Параметри</w:t>
+          <w:bCs/>
+          <w:b/>
+        </w:rPr>
+        <w:t xml:space="preserve">«Применить к:» всему документу</w:t>
       </w:r>
       <w:r>
         <w:t xml:space="preserve"> </w:t>
@@ -1494,20 +2618,26 @@
       </w:r>
       <w:r>
         <w:rPr>
-          <w:iCs/>
-          <w:i/>
-        </w:rPr>
-        <w:t xml:space="preserve">Відносно:</w:t>
-      </w:r>
-      <w:r>
-        <w:t xml:space="preserve"> </w:t>
-      </w:r>
-      <w:r>
-        <w:rPr>
-          <w:bCs/>
-          <w:b/>
-        </w:rPr>
-        <w:t xml:space="preserve">краю сторінки</w:t>
+          <w:bCs/>
+          <w:b/>
+        </w:rPr>
+        <w:t xml:space="preserve">«Параметры…»</w:t>
+      </w:r>
+      <w:r>
+        <w:t xml:space="preserve"> </w:t>
+      </w:r>
+      <w:r>
+        <w:t xml:space="preserve">→</w:t>
+      </w:r>
+      <w:r>
+        <w:t xml:space="preserve"> </w:t>
+      </w:r>
+      <w:r>
+        <w:rPr>
+          <w:bCs/>
+          <w:b/>
+        </w:rPr>
+        <w:t xml:space="preserve">«Относительно:» края страницы</w:t>
       </w:r>
       <w:r>
         <w:t xml:space="preserve">, усі поля</w:t>
@@ -1523,7 +2653,10 @@
         <w:t xml:space="preserve">20 пт</w:t>
       </w:r>
       <w:r>
-        <w:t xml:space="preserve">.</w:t>
+        <w:t xml:space="preserve"> </w:t>
+      </w:r>
+      <w:r>
+        <w:t xml:space="preserve">→ OK.</w:t>
       </w:r>
     </w:p>
     <w:bookmarkEnd w:id="23"/>
@@ -1545,6 +2678,12 @@
         <w:pStyle w:val="Compact"/>
       </w:pPr>
       <w:r>
+        <w:t xml:space="preserve">Набрати</w:t>
+      </w:r>
+      <w:r>
+        <w:t xml:space="preserve"> </w:t>
+      </w:r>
+      <w:r>
         <w:rPr>
           <w:rStyle w:val="VerbatimChar"/>
         </w:rPr>
@@ -1554,36 +2693,49 @@
         <w:t xml:space="preserve"> </w:t>
       </w:r>
       <w:r>
-        <w:t xml:space="preserve">— Arial</w:t>
-      </w:r>
-      <w:r>
-        <w:t xml:space="preserve"> </w:t>
-      </w:r>
-      <w:r>
-        <w:rPr>
-          <w:bCs/>
-          <w:b/>
-        </w:rPr>
-        <w:t xml:space="preserve">16, жирний</w:t>
-      </w:r>
-      <w:r>
-        <w:t xml:space="preserve">, по центру. Прийом</w:t>
-      </w:r>
-      <w:r>
-        <w:t xml:space="preserve"> </w:t>
-      </w:r>
-      <w:r>
-        <w:rPr>
-          <w:bCs/>
-          <w:b/>
-        </w:rPr>
-        <w:t xml:space="preserve">А</w:t>
-      </w:r>
-      <w:r>
-        <w:t xml:space="preserve"> </w:t>
-      </w:r>
-      <w:r>
-        <w:t xml:space="preserve">без рамки: тільки</w:t>
+        <w:t xml:space="preserve">→ Arial</w:t>
+      </w:r>
+      <w:r>
+        <w:t xml:space="preserve"> </w:t>
+      </w:r>
+      <w:r>
+        <w:rPr>
+          <w:bCs/>
+          <w:b/>
+        </w:rPr>
+        <w:t xml:space="preserve">16</w:t>
+      </w:r>
+      <w:r>
+        <w:t xml:space="preserve">,</w:t>
+      </w:r>
+      <w:r>
+        <w:t xml:space="preserve"> </w:t>
+      </w:r>
+      <w:r>
+        <w:rPr>
+          <w:bCs/>
+          <w:b/>
+        </w:rPr>
+        <w:t xml:space="preserve">Ж</w:t>
+      </w:r>
+      <w:r>
+        <w:t xml:space="preserve">, по центру.</w:t>
+      </w:r>
+      <w:r>
+        <w:t xml:space="preserve"> </w:t>
+      </w:r>
+      <w:r>
+        <w:rPr>
+          <w:bCs/>
+          <w:b/>
+        </w:rPr>
+        <w:t xml:space="preserve">«Границы и заливка…» → «Заливка»</w:t>
+      </w:r>
+      <w:r>
+        <w:t xml:space="preserve"> </w:t>
+      </w:r>
+      <w:r>
+        <w:t xml:space="preserve">→ персиковий →</w:t>
       </w:r>
       <w:r>
         <w:t xml:space="preserve"> </w:t>
@@ -1593,23 +2745,39 @@
           <w:iCs/>
           <w:i/>
         </w:rPr>
-        <w:t xml:space="preserve">Заливка</w:t>
-      </w:r>
-      <w:r>
-        <w:t xml:space="preserve"> </w:t>
-      </w:r>
-      <w:r>
-        <w:rPr>
-          <w:bCs/>
-          <w:b/>
-        </w:rPr>
-        <w:t xml:space="preserve">персиковий</w:t>
-      </w:r>
-      <w:r>
-        <w:t xml:space="preserve"> </w:t>
-      </w:r>
-      <w:r>
-        <w:t xml:space="preserve">(до абзацу).</w:t>
+        <w:t xml:space="preserve">Применить к:</w:t>
+      </w:r>
+      <w:r>
+        <w:t xml:space="preserve"> </w:t>
+      </w:r>
+      <w:r>
+        <w:rPr>
+          <w:bCs/>
+          <w:b/>
+        </w:rPr>
+        <w:t xml:space="preserve">абзацу</w:t>
+      </w:r>
+      <w:r>
+        <w:t xml:space="preserve">.</w:t>
+      </w:r>
+      <w:r>
+        <w:t xml:space="preserve"> </w:t>
+      </w:r>
+      <w:r>
+        <w:t xml:space="preserve">Вікно</w:t>
+      </w:r>
+      <w:r>
+        <w:t xml:space="preserve"> </w:t>
+      </w:r>
+      <w:r>
+        <w:rPr>
+          <w:bCs/>
+          <w:b/>
+        </w:rPr>
+        <w:t xml:space="preserve">«Абзац»</w:t>
+      </w:r>
+      <w:r>
+        <w:t xml:space="preserve">:</w:t>
       </w:r>
       <w:r>
         <w:t xml:space="preserve"> </w:t>
@@ -1619,7 +2787,7 @@
           <w:iCs/>
           <w:i/>
         </w:rPr>
-        <w:t xml:space="preserve">Відступ праворуч</w:t>
+        <w:t xml:space="preserve">Отступ справа</w:t>
       </w:r>
       <w:r>
         <w:t xml:space="preserve"> </w:t>
@@ -1632,10 +2800,7 @@
         <w:t xml:space="preserve">3 см</w:t>
       </w:r>
       <w:r>
-        <w:t xml:space="preserve"> </w:t>
-      </w:r>
-      <w:r>
-        <w:t xml:space="preserve">— смуга закінчується перед «Білетом».</w:t>
+        <w:t xml:space="preserve">.</w:t>
       </w:r>
     </w:p>
     <w:p>
@@ -1662,17 +2827,17 @@
         <w:t xml:space="preserve"> </w:t>
       </w:r>
       <w:r>
-        <w:t xml:space="preserve">— Arial</w:t>
-      </w:r>
-      <w:r>
-        <w:t xml:space="preserve"> </w:t>
-      </w:r>
-      <w:r>
-        <w:rPr>
-          <w:bCs/>
-          <w:b/>
-        </w:rPr>
-        <w:t xml:space="preserve">14, жирний</w:t>
+        <w:t xml:space="preserve">→ Arial</w:t>
+      </w:r>
+      <w:r>
+        <w:t xml:space="preserve"> </w:t>
+      </w:r>
+      <w:r>
+        <w:rPr>
+          <w:bCs/>
+          <w:b/>
+        </w:rPr>
+        <w:t xml:space="preserve">14</w:t>
       </w:r>
       <w:r>
         <w:t xml:space="preserve">,</w:t>
@@ -1685,10 +2850,10 @@
           <w:bCs/>
           <w:b/>
         </w:rPr>
-        <w:t xml:space="preserve">по правому краю</w:t>
-      </w:r>
-      <w:r>
-        <w:t xml:space="preserve">,</w:t>
+        <w:t xml:space="preserve">Ж</w:t>
+      </w:r>
+      <w:r>
+        <w:t xml:space="preserve">, по правому краю,</w:t>
       </w:r>
       <w:r>
         <w:t xml:space="preserve"> </w:t>
@@ -1698,7 +2863,7 @@
           <w:iCs/>
           <w:i/>
         </w:rPr>
-        <w:t xml:space="preserve">після</w:t>
+        <w:t xml:space="preserve">после</w:t>
       </w:r>
       <w:r>
         <w:t xml:space="preserve"> </w:t>
@@ -1748,7 +2913,20 @@
           <w:bCs/>
           <w:b/>
         </w:rPr>
-        <w:t xml:space="preserve">13, жирний</w:t>
+        <w:t xml:space="preserve">13</w:t>
+      </w:r>
+      <w:r>
+        <w:t xml:space="preserve">,</w:t>
+      </w:r>
+      <w:r>
+        <w:t xml:space="preserve"> </w:t>
+      </w:r>
+      <w:r>
+        <w:rPr>
+          <w:bCs/>
+          <w:b/>
+        </w:rPr>
+        <w:t xml:space="preserve">Ж</w:t>
       </w:r>
       <w:r>
         <w:t xml:space="preserve"> </w:t>
@@ -1764,13 +2942,29 @@
           <w:bCs/>
           <w:b/>
         </w:rPr>
-        <w:t xml:space="preserve">Ctrl+D → Малі прописні</w:t>
-      </w:r>
-      <w:r>
-        <w:t xml:space="preserve"> </w:t>
-      </w:r>
-      <w:r>
-        <w:t xml:space="preserve">→ по центру,</w:t>
+        <w:t xml:space="preserve">Ctrl+D</w:t>
+      </w:r>
+      <w:r>
+        <w:t xml:space="preserve"> </w:t>
+      </w:r>
+      <w:r>
+        <w:t xml:space="preserve">→ галочка</w:t>
+      </w:r>
+      <w:r>
+        <w:t xml:space="preserve"> </w:t>
+      </w:r>
+      <w:r>
+        <w:rPr>
+          <w:bCs/>
+          <w:b/>
+        </w:rPr>
+        <w:t xml:space="preserve">«малые прописные»</w:t>
+      </w:r>
+      <w:r>
+        <w:t xml:space="preserve"> </w:t>
+      </w:r>
+      <w:r>
+        <w:t xml:space="preserve">→ по центру;</w:t>
       </w:r>
       <w:r>
         <w:t xml:space="preserve"> </w:t>
@@ -1780,7 +2974,7 @@
           <w:iCs/>
           <w:i/>
         </w:rPr>
-        <w:t xml:space="preserve">відступи ліворуч/праворуч</w:t>
+        <w:t xml:space="preserve">Отступ слева/справа</w:t>
       </w:r>
       <w:r>
         <w:t xml:space="preserve"> </w:t>
@@ -1803,7 +2997,7 @@
           <w:iCs/>
           <w:i/>
         </w:rPr>
-        <w:t xml:space="preserve">після</w:t>
+        <w:t xml:space="preserve">после</w:t>
       </w:r>
       <w:r>
         <w:t xml:space="preserve"> </w:t>
@@ -1834,7 +3028,23 @@
         <w:pStyle w:val="FirstParagraph"/>
       </w:pPr>
       <w:r>
-        <w:t xml:space="preserve">Times 13, по ширині (Ctrl+J).</w:t>
+        <w:t xml:space="preserve">Times 13,</w:t>
+      </w:r>
+      <w:r>
+        <w:t xml:space="preserve"> </w:t>
+      </w:r>
+      <w:r>
+        <w:rPr>
+          <w:bCs/>
+          <w:b/>
+        </w:rPr>
+        <w:t xml:space="preserve">по ширині</w:t>
+      </w:r>
+      <w:r>
+        <w:t xml:space="preserve"> </w:t>
+      </w:r>
+      <w:r>
+        <w:t xml:space="preserve">(Ctrl+J).</w:t>
       </w:r>
       <w:r>
         <w:t xml:space="preserve"> </w:t>
@@ -1855,7 +3065,7 @@
         <w:t xml:space="preserve"> </w:t>
       </w:r>
       <w:r>
-        <w:t xml:space="preserve">—</w:t>
+        <w:t xml:space="preserve">→ шрифт</w:t>
       </w:r>
       <w:r>
         <w:t xml:space="preserve"> </w:t>
@@ -1881,7 +3091,16 @@
         <w:t xml:space="preserve">білий</w:t>
       </w:r>
       <w:r>
-        <w:t xml:space="preserve">, прийом</w:t>
+        <w:t xml:space="preserve"> </w:t>
+      </w:r>
+      <w:r>
+        <w:t xml:space="preserve">(кнопка «А» з кольоровою смужкою) →</w:t>
+      </w:r>
+      <w:r>
+        <w:t xml:space="preserve"> </w:t>
+      </w:r>
+      <w:r>
+        <w:t xml:space="preserve">прийом</w:t>
       </w:r>
       <w:r>
         <w:t xml:space="preserve"> </w:t>
@@ -1895,6 +3114,22 @@
       </w:r>
       <w:r>
         <w:t xml:space="preserve">:</w:t>
+      </w:r>
+      <w:r>
+        <w:t xml:space="preserve"> </w:t>
+      </w:r>
+      <w:r>
+        <w:rPr>
+          <w:bCs/>
+          <w:b/>
+        </w:rPr>
+        <w:t xml:space="preserve">«Заливка»</w:t>
+      </w:r>
+      <w:r>
+        <w:t xml:space="preserve"> </w:t>
+      </w:r>
+      <w:r>
+        <w:t xml:space="preserve">фіолетовий,</w:t>
       </w:r>
       <w:r>
         <w:t xml:space="preserve"> </w:t>
@@ -1904,20 +3139,7 @@
           <w:iCs/>
           <w:i/>
         </w:rPr>
-        <w:t xml:space="preserve">Заливка</w:t>
-      </w:r>
-      <w:r>
-        <w:t xml:space="preserve"> </w:t>
-      </w:r>
-      <w:r>
-        <w:rPr>
-          <w:bCs/>
-          <w:b/>
-        </w:rPr>
-        <w:t xml:space="preserve">фіолетовий</w:t>
-      </w:r>
-      <w:r>
-        <w:t xml:space="preserve">, до</w:t>
+        <w:t xml:space="preserve">Применить к:</w:t>
       </w:r>
       <w:r>
         <w:t xml:space="preserve"> </w:t>
@@ -1951,20 +3173,7 @@
         <w:t xml:space="preserve"> </w:t>
       </w:r>
       <w:r>
-        <w:t xml:space="preserve">— те саме, заливка</w:t>
-      </w:r>
-      <w:r>
-        <w:t xml:space="preserve"> </w:t>
-      </w:r>
-      <w:r>
-        <w:rPr>
-          <w:bCs/>
-          <w:b/>
-        </w:rPr>
-        <w:t xml:space="preserve">темно-зелений</w:t>
-      </w:r>
-      <w:r>
-        <w:t xml:space="preserve">.</w:t>
+        <w:t xml:space="preserve">→ те саме, заливка темно-зелена.</w:t>
       </w:r>
       <w:r>
         <w:t xml:space="preserve"> </w:t>
@@ -1985,7 +3194,7 @@
         <w:t xml:space="preserve"> </w:t>
       </w:r>
       <w:r>
-        <w:t xml:space="preserve">— курсив;</w:t>
+        <w:t xml:space="preserve">— курсив (Ctrl+I);</w:t>
       </w:r>
       <w:r>
         <w:t xml:space="preserve"> </w:t>
@@ -2000,7 +3209,7 @@
         <w:t xml:space="preserve"> </w:t>
       </w:r>
       <w:r>
-        <w:t xml:space="preserve">— курсив + підкреслення.</w:t>
+        <w:t xml:space="preserve">— курсив + підкреслення (Ctrl+U).</w:t>
       </w:r>
     </w:p>
     <w:bookmarkEnd w:id="26"/>
@@ -2028,23 +3237,36 @@
           <w:bCs/>
           <w:b/>
         </w:rPr>
-        <w:t xml:space="preserve">12, жирний</w:t>
-      </w:r>
-      <w:r>
-        <w:t xml:space="preserve">, розріджений</w:t>
-      </w:r>
-      <w:r>
-        <w:t xml:space="preserve"> </w:t>
-      </w:r>
-      <w:r>
-        <w:rPr>
-          <w:bCs/>
-          <w:b/>
-        </w:rPr>
-        <w:t xml:space="preserve">3 пт</w:t>
-      </w:r>
-      <w:r>
-        <w:t xml:space="preserve">, по лівому краю,</w:t>
+        <w:t xml:space="preserve">12</w:t>
+      </w:r>
+      <w:r>
+        <w:t xml:space="preserve">,</w:t>
+      </w:r>
+      <w:r>
+        <w:t xml:space="preserve"> </w:t>
+      </w:r>
+      <w:r>
+        <w:rPr>
+          <w:bCs/>
+          <w:b/>
+        </w:rPr>
+        <w:t xml:space="preserve">Ж</w:t>
+      </w:r>
+      <w:r>
+        <w:t xml:space="preserve">,</w:t>
+      </w:r>
+      <w:r>
+        <w:t xml:space="preserve"> </w:t>
+      </w:r>
+      <w:r>
+        <w:rPr>
+          <w:bCs/>
+          <w:b/>
+        </w:rPr>
+        <w:t xml:space="preserve">Ctrl+D → «Дополнительно» → Разреженный на 3 пт</w:t>
+      </w:r>
+      <w:r>
+        <w:t xml:space="preserve">; по лівому краю;</w:t>
       </w:r>
       <w:r>
         <w:t xml:space="preserve"> </w:t>
@@ -2077,7 +3299,7 @@
           <w:iCs/>
           <w:i/>
         </w:rPr>
-        <w:t xml:space="preserve">після</w:t>
+        <w:t xml:space="preserve">после</w:t>
       </w:r>
       <w:r>
         <w:t xml:space="preserve"> </w:t>
@@ -2090,13 +3312,7 @@
         <w:t xml:space="preserve">6 пт</w:t>
       </w:r>
       <w:r>
-        <w:t xml:space="preserve">.</w:t>
-      </w:r>
-      <w:r>
-        <w:t xml:space="preserve"> </w:t>
-      </w:r>
-      <w:r>
-        <w:t xml:space="preserve">Прийом</w:t>
+        <w:t xml:space="preserve">. Прийом</w:t>
       </w:r>
       <w:r>
         <w:t xml:space="preserve"> </w:t>
@@ -2109,53 +3325,20 @@
         <w:t xml:space="preserve">А</w:t>
       </w:r>
       <w:r>
-        <w:t xml:space="preserve">:</w:t>
-      </w:r>
-      <w:r>
-        <w:t xml:space="preserve"> </w:t>
-      </w:r>
-      <w:r>
-        <w:rPr>
-          <w:iCs/>
-          <w:i/>
-        </w:rPr>
-        <w:t xml:space="preserve">Тінь</w:t>
-      </w:r>
-      <w:r>
-        <w:t xml:space="preserve"> </w:t>
-      </w:r>
-      <w:r>
-        <w:rPr>
-          <w:bCs/>
-          <w:b/>
-        </w:rPr>
-        <w:t xml:space="preserve">1½ пт темно-помаранчевий</w:t>
-      </w:r>
-      <w:r>
-        <w:t xml:space="preserve">,</w:t>
-      </w:r>
-      <w:r>
-        <w:t xml:space="preserve"> </w:t>
-      </w:r>
-      <w:r>
-        <w:rPr>
-          <w:iCs/>
-          <w:i/>
-        </w:rPr>
-        <w:t xml:space="preserve">Заливка</w:t>
-      </w:r>
-      <w:r>
-        <w:t xml:space="preserve"> </w:t>
-      </w:r>
-      <w:r>
-        <w:rPr>
-          <w:bCs/>
-          <w:b/>
-        </w:rPr>
-        <w:t xml:space="preserve">світло-жовтий</w:t>
-      </w:r>
-      <w:r>
-        <w:t xml:space="preserve">.</w:t>
+        <w:t xml:space="preserve">: тень,</w:t>
+      </w:r>
+      <w:r>
+        <w:t xml:space="preserve"> </w:t>
+      </w:r>
+      <w:r>
+        <w:rPr>
+          <w:bCs/>
+          <w:b/>
+        </w:rPr>
+        <w:t xml:space="preserve">1,5 пт</w:t>
+      </w:r>
+      <w:r>
+        <w:t xml:space="preserve">, темно-помаранчевий; заливка світло-жовта.</w:t>
       </w:r>
     </w:p>
     <w:bookmarkEnd w:id="27"/>
@@ -2173,7 +3356,20 @@
         <w:pStyle w:val="FirstParagraph"/>
       </w:pPr>
       <w:r>
-        <w:t xml:space="preserve">6 абзаців, Times 13, по ширині. Виділити всі →</w:t>
+        <w:t xml:space="preserve">Шість рядків, кожен Enter, Times 13, по ширині. Виділити всі шість → вікно</w:t>
+      </w:r>
+      <w:r>
+        <w:t xml:space="preserve"> </w:t>
+      </w:r>
+      <w:r>
+        <w:rPr>
+          <w:bCs/>
+          <w:b/>
+        </w:rPr>
+        <w:t xml:space="preserve">«Абзац»</w:t>
+      </w:r>
+      <w:r>
+        <w:t xml:space="preserve">:</w:t>
       </w:r>
       <w:r>
         <w:t xml:space="preserve"> </w:t>
@@ -2183,7 +3379,7 @@
           <w:iCs/>
           <w:i/>
         </w:rPr>
-        <w:t xml:space="preserve">Відступ ліворуч</w:t>
+        <w:t xml:space="preserve">Отступ слева</w:t>
       </w:r>
       <w:r>
         <w:t xml:space="preserve"> </w:t>
@@ -2206,17 +3402,17 @@
           <w:iCs/>
           <w:i/>
         </w:rPr>
-        <w:t xml:space="preserve">Перший рядок: Виступ</w:t>
-      </w:r>
-      <w:r>
-        <w:t xml:space="preserve"> </w:t>
-      </w:r>
-      <w:r>
-        <w:rPr>
-          <w:bCs/>
-          <w:b/>
-        </w:rPr>
-        <w:t xml:space="preserve">2 см</w:t>
+        <w:t xml:space="preserve">первая строка:</w:t>
+      </w:r>
+      <w:r>
+        <w:t xml:space="preserve"> </w:t>
+      </w:r>
+      <w:r>
+        <w:rPr>
+          <w:bCs/>
+          <w:b/>
+        </w:rPr>
+        <w:t xml:space="preserve">Выступ на 2 см</w:t>
       </w:r>
       <w:r>
         <w:t xml:space="preserve">.</w:t>
@@ -2238,36 +3434,55 @@
         <w:t xml:space="preserve">Б</w:t>
       </w:r>
       <w:r>
-        <w:t xml:space="preserve">: суцільна</w:t>
-      </w:r>
-      <w:r>
-        <w:t xml:space="preserve"> </w:t>
-      </w:r>
-      <w:r>
-        <w:rPr>
-          <w:bCs/>
-          <w:b/>
-        </w:rPr>
-        <w:t xml:space="preserve">4½ пт фіолетова</w:t>
-      </w:r>
-      <w:r>
-        <w:t xml:space="preserve">, тільки</w:t>
-      </w:r>
-      <w:r>
-        <w:t xml:space="preserve"> </w:t>
-      </w:r>
-      <w:r>
-        <w:rPr>
-          <w:bCs/>
-          <w:b/>
-        </w:rPr>
-        <w:t xml:space="preserve">ліва</w:t>
-      </w:r>
-      <w:r>
-        <w:t xml:space="preserve"> </w:t>
-      </w:r>
-      <w:r>
-        <w:t xml:space="preserve">сторона,</w:t>
+        <w:t xml:space="preserve">: суцільна, фіолетова,</w:t>
+      </w:r>
+      <w:r>
+        <w:t xml:space="preserve"> </w:t>
+      </w:r>
+      <w:r>
+        <w:rPr>
+          <w:bCs/>
+          <w:b/>
+        </w:rPr>
+        <w:t xml:space="preserve">4,5 пт</w:t>
+      </w:r>
+      <w:r>
+        <w:t xml:space="preserve"> </w:t>
+      </w:r>
+      <w:r>
+        <w:t xml:space="preserve">→ у «Образец» клацнути</w:t>
+      </w:r>
+      <w:r>
+        <w:t xml:space="preserve"> </w:t>
+      </w:r>
+      <w:r>
+        <w:rPr>
+          <w:bCs/>
+          <w:b/>
+        </w:rPr>
+        <w:t xml:space="preserve">ліву</w:t>
+      </w:r>
+      <w:r>
+        <w:t xml:space="preserve"> </w:t>
+      </w:r>
+      <w:r>
+        <w:t xml:space="preserve">сторону →</w:t>
+      </w:r>
+      <w:r>
+        <w:t xml:space="preserve"> </w:t>
+      </w:r>
+      <w:r>
+        <w:rPr>
+          <w:bCs/>
+          <w:b/>
+        </w:rPr>
+        <w:t xml:space="preserve">«Параметры…»</w:t>
+      </w:r>
+      <w:r>
+        <w:t xml:space="preserve"> </w:t>
+      </w:r>
+      <w:r>
+        <w:t xml:space="preserve">→</w:t>
       </w:r>
       <w:r>
         <w:t xml:space="preserve"> </w:t>
@@ -2277,7 +3492,7 @@
           <w:iCs/>
           <w:i/>
         </w:rPr>
-        <w:t xml:space="preserve">Параметри → ліворуч</w:t>
+        <w:t xml:space="preserve">левое</w:t>
       </w:r>
       <w:r>
         <w:t xml:space="preserve"> </w:t>
@@ -2296,7 +3511,7 @@
         <w:t xml:space="preserve"> </w:t>
       </w:r>
       <w:r>
-        <w:t xml:space="preserve">Після списку — порожній абзац,</w:t>
+        <w:t xml:space="preserve">Після списку — порожній абзац:</w:t>
       </w:r>
       <w:r>
         <w:t xml:space="preserve"> </w:t>
@@ -2306,17 +3521,40 @@
           <w:iCs/>
           <w:i/>
         </w:rPr>
-        <w:t xml:space="preserve">міжрядковий</w:t>
-      </w:r>
-      <w:r>
-        <w:t xml:space="preserve"> </w:t>
-      </w:r>
-      <w:r>
-        <w:rPr>
-          <w:bCs/>
-          <w:b/>
-        </w:rPr>
-        <w:t xml:space="preserve">Точно 6 пт</w:t>
+        <w:t xml:space="preserve">междустрочный</w:t>
+      </w:r>
+      <w:r>
+        <w:t xml:space="preserve"> </w:t>
+      </w:r>
+      <w:r>
+        <w:rPr>
+          <w:bCs/>
+          <w:b/>
+        </w:rPr>
+        <w:t xml:space="preserve">Точно</w:t>
+      </w:r>
+      <w:r>
+        <w:t xml:space="preserve">,</w:t>
+      </w:r>
+      <w:r>
+        <w:t xml:space="preserve"> </w:t>
+      </w:r>
+      <w:r>
+        <w:rPr>
+          <w:iCs/>
+          <w:i/>
+        </w:rPr>
+        <w:t xml:space="preserve">значение</w:t>
+      </w:r>
+      <w:r>
+        <w:t xml:space="preserve"> </w:t>
+      </w:r>
+      <w:r>
+        <w:rPr>
+          <w:bCs/>
+          <w:b/>
+        </w:rPr>
+        <w:t xml:space="preserve">6 пт</w:t>
       </w:r>
       <w:r>
         <w:t xml:space="preserve">.</w:t>
@@ -2341,7 +3579,7 @@
         <w:pStyle w:val="Compact"/>
       </w:pPr>
       <w:r>
-        <w:t xml:space="preserve">Абзац</w:t>
+        <w:t xml:space="preserve">Набрати абзац</w:t>
       </w:r>
       <w:r>
         <w:t xml:space="preserve"> </w:t>
@@ -2356,7 +3594,7 @@
         <w:t xml:space="preserve"> </w:t>
       </w:r>
       <w:r>
-        <w:t xml:space="preserve">— Arial</w:t>
+        <w:t xml:space="preserve">→ Arial</w:t>
       </w:r>
       <w:r>
         <w:t xml:space="preserve"> </w:t>
@@ -2381,11 +3619,17 @@
         <w:pStyle w:val="Compact"/>
       </w:pPr>
       <w:r>
-        <w:rPr>
-          <w:iCs/>
-          <w:i/>
-        </w:rPr>
-        <w:t xml:space="preserve">Вставлення → Буквиця → Параметри буквиці</w:t>
+        <w:t xml:space="preserve">Курсор у цей абзац →</w:t>
+      </w:r>
+      <w:r>
+        <w:t xml:space="preserve"> </w:t>
+      </w:r>
+      <w:r>
+        <w:rPr>
+          <w:bCs/>
+          <w:b/>
+        </w:rPr>
+        <w:t xml:space="preserve">«Вставка» → «Буквица» → «Параметры буквицы…»</w:t>
       </w:r>
       <w:r>
         <w:t xml:space="preserve"> </w:t>
@@ -2401,20 +3645,7 @@
           <w:bCs/>
           <w:b/>
         </w:rPr>
-        <w:t xml:space="preserve">У тексті</w:t>
-      </w:r>
-      <w:r>
-        <w:t xml:space="preserve">, шрифт</w:t>
-      </w:r>
-      <w:r>
-        <w:t xml:space="preserve"> </w:t>
-      </w:r>
-      <w:r>
-        <w:rPr>
-          <w:bCs/>
-          <w:b/>
-        </w:rPr>
-        <w:t xml:space="preserve">Arial</w:t>
+        <w:t xml:space="preserve">«В тексте»</w:t>
       </w:r>
       <w:r>
         <w:t xml:space="preserve">,</w:t>
@@ -2427,33 +3658,45 @@
           <w:bCs/>
           <w:b/>
         </w:rPr>
-        <w:t xml:space="preserve">3 рядки</w:t>
-      </w:r>
-      <w:r>
-        <w:t xml:space="preserve">,</w:t>
-      </w:r>
-      <w:r>
-        <w:t xml:space="preserve"> </w:t>
-      </w:r>
-      <w:r>
-        <w:rPr>
-          <w:iCs/>
-          <w:i/>
-        </w:rPr>
-        <w:t xml:space="preserve">відстань</w:t>
-      </w:r>
-      <w:r>
-        <w:t xml:space="preserve"> </w:t>
-      </w:r>
-      <w:r>
-        <w:rPr>
-          <w:bCs/>
-          <w:b/>
-        </w:rPr>
-        <w:t xml:space="preserve">0,2 см</w:t>
-      </w:r>
-      <w:r>
-        <w:t xml:space="preserve">.</w:t>
+        <w:t xml:space="preserve">«Шрифт:»</w:t>
+      </w:r>
+      <w:r>
+        <w:t xml:space="preserve"> </w:t>
+      </w:r>
+      <w:r>
+        <w:t xml:space="preserve">Arial,</w:t>
+      </w:r>
+      <w:r>
+        <w:t xml:space="preserve"> </w:t>
+      </w:r>
+      <w:r>
+        <w:rPr>
+          <w:bCs/>
+          <w:b/>
+        </w:rPr>
+        <w:t xml:space="preserve">«Высота в строках:»</w:t>
+      </w:r>
+      <w:r>
+        <w:t xml:space="preserve"> </w:t>
+      </w:r>
+      <w:r>
+        <w:t xml:space="preserve">3,</w:t>
+      </w:r>
+      <w:r>
+        <w:t xml:space="preserve"> </w:t>
+      </w:r>
+      <w:r>
+        <w:rPr>
+          <w:bCs/>
+          <w:b/>
+        </w:rPr>
+        <w:t xml:space="preserve">«Расстояние от текста:»</w:t>
+      </w:r>
+      <w:r>
+        <w:t xml:space="preserve"> </w:t>
+      </w:r>
+      <w:r>
+        <w:t xml:space="preserve">0,2 см → OK.</w:t>
       </w:r>
     </w:p>
     <w:p>
@@ -2474,39 +3717,23 @@
         <w:t xml:space="preserve"> </w:t>
       </w:r>
       <w:r>
-        <w:t xml:space="preserve">— жирний + курсив + підкреслення</w:t>
-      </w:r>
-      <w:r>
-        <w:t xml:space="preserve"> </w:t>
-      </w:r>
-      <w:r>
-        <w:rPr>
-          <w:bCs/>
-          <w:b/>
-        </w:rPr>
-        <w:t xml:space="preserve">крапками</w:t>
-      </w:r>
-      <w:r>
-        <w:t xml:space="preserve"> </w:t>
-      </w:r>
-      <w:r>
-        <w:t xml:space="preserve">(Ctrl+D →</w:t>
-      </w:r>
-      <w:r>
-        <w:t xml:space="preserve"> </w:t>
-      </w:r>
-      <w:r>
-        <w:rPr>
-          <w:iCs/>
-          <w:i/>
-        </w:rPr>
-        <w:t xml:space="preserve">Підкреслення</w:t>
-      </w:r>
-      <w:r>
-        <w:t xml:space="preserve"> </w:t>
-      </w:r>
-      <w:r>
-        <w:t xml:space="preserve">→ точкова лінія).</w:t>
+        <w:t xml:space="preserve">→ Ж + К;</w:t>
+      </w:r>
+      <w:r>
+        <w:t xml:space="preserve"> </w:t>
+      </w:r>
+      <w:r>
+        <w:rPr>
+          <w:bCs/>
+          <w:b/>
+        </w:rPr>
+        <w:t xml:space="preserve">Ctrl+D → «Подчеркивание:»</w:t>
+      </w:r>
+      <w:r>
+        <w:t xml:space="preserve"> </w:t>
+      </w:r>
+      <w:r>
+        <w:t xml:space="preserve">— лінія з крапок.</w:t>
       </w:r>
     </w:p>
     <w:p>
@@ -2527,53 +3754,17 @@
         <w:t xml:space="preserve"> </w:t>
       </w:r>
       <w:r>
-        <w:t xml:space="preserve">—</w:t>
-      </w:r>
-      <w:r>
-        <w:t xml:space="preserve"> </w:t>
-      </w:r>
-      <w:r>
-        <w:rPr>
-          <w:bCs/>
-          <w:b/>
-        </w:rPr>
-        <w:t xml:space="preserve">курсив</w:t>
-      </w:r>
-      <w:r>
-        <w:t xml:space="preserve">, прийом</w:t>
-      </w:r>
-      <w:r>
-        <w:t xml:space="preserve"> </w:t>
-      </w:r>
-      <w:r>
-        <w:rPr>
-          <w:bCs/>
-          <w:b/>
-        </w:rPr>
-        <w:t xml:space="preserve">В</w:t>
-      </w:r>
-      <w:r>
-        <w:t xml:space="preserve">:</w:t>
-      </w:r>
-      <w:r>
-        <w:t xml:space="preserve"> </w:t>
-      </w:r>
-      <w:r>
-        <w:rPr>
-          <w:iCs/>
-          <w:i/>
-        </w:rPr>
-        <w:t xml:space="preserve">Розріджений на</w:t>
-      </w:r>
-      <w:r>
-        <w:t xml:space="preserve"> </w:t>
-      </w:r>
-      <w:r>
-        <w:rPr>
-          <w:bCs/>
-          <w:b/>
-        </w:rPr>
-        <w:t xml:space="preserve">5 пт</w:t>
+        <w:t xml:space="preserve">→ курсив;</w:t>
+      </w:r>
+      <w:r>
+        <w:t xml:space="preserve"> </w:t>
+      </w:r>
+      <w:r>
+        <w:rPr>
+          <w:bCs/>
+          <w:b/>
+        </w:rPr>
+        <w:t xml:space="preserve">Ctrl+D → «Дополнительно» → Разреженный на 5 пт</w:t>
       </w:r>
       <w:r>
         <w:t xml:space="preserve">.</w:t>
@@ -2648,7 +3839,54 @@
           <w:bCs/>
           <w:b/>
         </w:rPr>
-        <w:t xml:space="preserve">жирний курсив, без підкреслення</w:t>
+        <w:t xml:space="preserve">Ж + К</w:t>
+      </w:r>
+      <w:r>
+        <w:t xml:space="preserve">, без підкреслення;</w:t>
+      </w:r>
+      <w:r>
+        <w:t xml:space="preserve"> </w:t>
+      </w:r>
+      <w:r>
+        <w:t xml:space="preserve">-</w:t>
+      </w:r>
+      <w:r>
+        <w:t xml:space="preserve"> </w:t>
+      </w:r>
+      <w:r>
+        <w:rPr>
+          <w:rStyle w:val="VerbatimChar"/>
+        </w:rPr>
+        <w:t xml:space="preserve">ТИПУ</w:t>
+      </w:r>
+      <w:r>
+        <w:t xml:space="preserve"> </w:t>
+      </w:r>
+      <w:r>
+        <w:t xml:space="preserve">— шрифт</w:t>
+      </w:r>
+      <w:r>
+        <w:t xml:space="preserve"> </w:t>
+      </w:r>
+      <w:r>
+        <w:rPr>
+          <w:bCs/>
+          <w:b/>
+        </w:rPr>
+        <w:t xml:space="preserve">Arial Black</w:t>
+      </w:r>
+      <w:r>
+        <w:t xml:space="preserve">,</w:t>
+      </w:r>
+      <w:r>
+        <w:t xml:space="preserve"> </w:t>
+      </w:r>
+      <w:r>
+        <w:rPr>
+          <w:bCs/>
+          <w:b/>
+        </w:rPr>
+        <w:t xml:space="preserve">12</w:t>
       </w:r>
       <w:r>
         <w:t xml:space="preserve">;</w:t>
@@ -2666,7 +3904,28 @@
         <w:rPr>
           <w:rStyle w:val="VerbatimChar"/>
         </w:rPr>
-        <w:t xml:space="preserve">ТИПУ</w:t>
+        <w:t xml:space="preserve">накреслення</w:t>
+      </w:r>
+      <w:r>
+        <w:t xml:space="preserve"> </w:t>
+      </w:r>
+      <w:r>
+        <w:t xml:space="preserve">— курсив;</w:t>
+      </w:r>
+      <w:r>
+        <w:t xml:space="preserve"> </w:t>
+      </w:r>
+      <w:r>
+        <w:t xml:space="preserve">-</w:t>
+      </w:r>
+      <w:r>
+        <w:t xml:space="preserve"> </w:t>
+      </w:r>
+      <w:r>
+        <w:rPr>
+          <w:rStyle w:val="VerbatimChar"/>
+        </w:rPr>
+        <w:t xml:space="preserve">інтервалів</w:t>
       </w:r>
       <w:r>
         <w:t xml:space="preserve"> </w:t>
@@ -2682,7 +3941,46 @@
           <w:bCs/>
           <w:b/>
         </w:rPr>
-        <w:t xml:space="preserve">Arial Black 12</w:t>
+        <w:t xml:space="preserve">Bookman Old Style</w:t>
+      </w:r>
+      <w:r>
+        <w:t xml:space="preserve">,</w:t>
+      </w:r>
+      <w:r>
+        <w:t xml:space="preserve"> </w:t>
+      </w:r>
+      <w:r>
+        <w:rPr>
+          <w:bCs/>
+          <w:b/>
+        </w:rPr>
+        <w:t xml:space="preserve">Ж</w:t>
+      </w:r>
+      <w:r>
+        <w:t xml:space="preserve">,</w:t>
+      </w:r>
+      <w:r>
+        <w:t xml:space="preserve"> </w:t>
+      </w:r>
+      <w:r>
+        <w:rPr>
+          <w:bCs/>
+          <w:b/>
+        </w:rPr>
+        <w:t xml:space="preserve">Ctrl+D → «Дополнительно» → «Масштаб:» 150 %</w:t>
+      </w:r>
+      <w:r>
+        <w:t xml:space="preserve">,</w:t>
+      </w:r>
+      <w:r>
+        <w:t xml:space="preserve"> </w:t>
+      </w:r>
+      <w:r>
+        <w:rPr>
+          <w:bCs/>
+          <w:b/>
+        </w:rPr>
+        <w:t xml:space="preserve">Разреженный на 1 пт</w:t>
       </w:r>
       <w:r>
         <w:t xml:space="preserve">;</w:t>
@@ -2700,76 +3998,26 @@
         <w:rPr>
           <w:rStyle w:val="VerbatimChar"/>
         </w:rPr>
-        <w:t xml:space="preserve">накреслення</w:t>
-      </w:r>
-      <w:r>
-        <w:t xml:space="preserve"> </w:t>
-      </w:r>
-      <w:r>
-        <w:t xml:space="preserve">— курсив;</w:t>
-      </w:r>
-      <w:r>
-        <w:t xml:space="preserve"> </w:t>
-      </w:r>
-      <w:r>
-        <w:t xml:space="preserve">-</w:t>
-      </w:r>
-      <w:r>
-        <w:t xml:space="preserve"> </w:t>
-      </w:r>
-      <w:r>
-        <w:rPr>
-          <w:rStyle w:val="VerbatimChar"/>
-        </w:rPr>
-        <w:t xml:space="preserve">інтервалів</w:t>
-      </w:r>
-      <w:r>
-        <w:t xml:space="preserve"> </w:t>
-      </w:r>
-      <w:r>
-        <w:t xml:space="preserve">—</w:t>
-      </w:r>
-      <w:r>
-        <w:t xml:space="preserve"> </w:t>
-      </w:r>
-      <w:r>
-        <w:rPr>
-          <w:bCs/>
-          <w:b/>
-        </w:rPr>
-        <w:t xml:space="preserve">Bookman Old Style, жирний</w:t>
-      </w:r>
-      <w:r>
-        <w:t xml:space="preserve">, прийом</w:t>
-      </w:r>
-      <w:r>
-        <w:t xml:space="preserve"> </w:t>
-      </w:r>
-      <w:r>
-        <w:rPr>
-          <w:bCs/>
-          <w:b/>
-        </w:rPr>
-        <w:t xml:space="preserve">В</w:t>
+        <w:t xml:space="preserve">засобу</w:t>
+      </w:r>
+      <w:r>
+        <w:t xml:space="preserve"> </w:t>
+      </w:r>
+      <w:r>
+        <w:t xml:space="preserve">— прийом</w:t>
+      </w:r>
+      <w:r>
+        <w:t xml:space="preserve"> </w:t>
+      </w:r>
+      <w:r>
+        <w:rPr>
+          <w:bCs/>
+          <w:b/>
+        </w:rPr>
+        <w:t xml:space="preserve">Д</w:t>
       </w:r>
       <w:r>
         <w:t xml:space="preserve">:</w:t>
-      </w:r>
-      <w:r>
-        <w:t xml:space="preserve"> </w:t>
-      </w:r>
-      <w:r>
-        <w:rPr>
-          <w:bCs/>
-          <w:b/>
-        </w:rPr>
-        <w:t xml:space="preserve">Масштаб 150 %</w:t>
-      </w:r>
-      <w:r>
-        <w:t xml:space="preserve"> </w:t>
-      </w:r>
-      <w:r>
-        <w:t xml:space="preserve">і</w:t>
       </w:r>
       <w:r>
         <w:t xml:space="preserve"> </w:t>
@@ -2779,54 +4027,33 @@
           <w:iCs/>
           <w:i/>
         </w:rPr>
-        <w:t xml:space="preserve">Розріджений на</w:t>
-      </w:r>
-      <w:r>
-        <w:t xml:space="preserve"> </w:t>
-      </w:r>
-      <w:r>
-        <w:rPr>
-          <w:bCs/>
-          <w:b/>
-        </w:rPr>
-        <w:t xml:space="preserve">1 пт</w:t>
-      </w:r>
-      <w:r>
-        <w:t xml:space="preserve">;</w:t>
-      </w:r>
-      <w:r>
-        <w:t xml:space="preserve"> </w:t>
-      </w:r>
-      <w:r>
-        <w:t xml:space="preserve">-</w:t>
-      </w:r>
-      <w:r>
-        <w:t xml:space="preserve"> </w:t>
-      </w:r>
-      <w:r>
-        <w:rPr>
-          <w:rStyle w:val="VerbatimChar"/>
-        </w:rPr>
-        <w:t xml:space="preserve">засобу</w:t>
-      </w:r>
-      <w:r>
-        <w:t xml:space="preserve"> </w:t>
-      </w:r>
-      <w:r>
-        <w:t xml:space="preserve">— прийом</w:t>
-      </w:r>
-      <w:r>
-        <w:t xml:space="preserve"> </w:t>
-      </w:r>
-      <w:r>
-        <w:rPr>
-          <w:bCs/>
-          <w:b/>
-        </w:rPr>
-        <w:t xml:space="preserve">Д</w:t>
-      </w:r>
-      <w:r>
-        <w:t xml:space="preserve">:</w:t>
+        <w:t xml:space="preserve">Тип</w:t>
+      </w:r>
+      <w:r>
+        <w:t xml:space="preserve"> </w:t>
+      </w:r>
+      <w:r>
+        <w:rPr>
+          <w:bCs/>
+          <w:b/>
+        </w:rPr>
+        <w:t xml:space="preserve">«рамка»</w:t>
+      </w:r>
+      <w:r>
+        <w:t xml:space="preserve">, суцільна,</w:t>
+      </w:r>
+      <w:r>
+        <w:t xml:space="preserve"> </w:t>
+      </w:r>
+      <w:r>
+        <w:rPr>
+          <w:bCs/>
+          <w:b/>
+        </w:rPr>
+        <w:t xml:space="preserve">0,75 пт</w:t>
+      </w:r>
+      <w:r>
+        <w:t xml:space="preserve">, чорна,</w:t>
       </w:r>
       <w:r>
         <w:t xml:space="preserve"> </w:t>
@@ -2836,23 +4063,7 @@
           <w:iCs/>
           <w:i/>
         </w:rPr>
-        <w:t xml:space="preserve">Рамка</w:t>
-      </w:r>
-      <w:r>
-        <w:t xml:space="preserve">, суцільна</w:t>
-      </w:r>
-      <w:r>
-        <w:t xml:space="preserve"> </w:t>
-      </w:r>
-      <w:r>
-        <w:rPr>
-          <w:bCs/>
-          <w:b/>
-        </w:rPr>
-        <w:t xml:space="preserve">¾ пт</w:t>
-      </w:r>
-      <w:r>
-        <w:t xml:space="preserve">, чорна, до</w:t>
+        <w:t xml:space="preserve">Применить к:</w:t>
       </w:r>
       <w:r>
         <w:t xml:space="preserve"> </w:t>
@@ -2909,7 +4120,30 @@
           <w:iCs/>
           <w:i/>
         </w:rPr>
-        <w:t xml:space="preserve">Рамка</w:t>
+        <w:t xml:space="preserve">Тип</w:t>
+      </w:r>
+      <w:r>
+        <w:t xml:space="preserve"> </w:t>
+      </w:r>
+      <w:r>
+        <w:rPr>
+          <w:bCs/>
+          <w:b/>
+        </w:rPr>
+        <w:t xml:space="preserve">«рамка»</w:t>
+      </w:r>
+      <w:r>
+        <w:t xml:space="preserve">, лінія</w:t>
+      </w:r>
+      <w:r>
+        <w:t xml:space="preserve"> </w:t>
+      </w:r>
+      <w:r>
+        <w:rPr>
+          <w:bCs/>
+          <w:b/>
+        </w:rPr>
+        <w:t xml:space="preserve">з крапок</w:t>
       </w:r>
       <w:r>
         <w:t xml:space="preserve">,</w:t>
@@ -2922,58 +4156,10 @@
           <w:bCs/>
           <w:b/>
         </w:rPr>
-        <w:t xml:space="preserve">точкова</w:t>
-      </w:r>
-      <w:r>
-        <w:t xml:space="preserve"> </w:t>
-      </w:r>
-      <w:r>
-        <w:t xml:space="preserve">лінія</w:t>
-      </w:r>
-      <w:r>
-        <w:t xml:space="preserve"> </w:t>
-      </w:r>
-      <w:r>
-        <w:rPr>
-          <w:bCs/>
-          <w:b/>
-        </w:rPr>
         <w:t xml:space="preserve">1 пт</w:t>
       </w:r>
       <w:r>
-        <w:t xml:space="preserve">, чорна, до</w:t>
-      </w:r>
-      <w:r>
-        <w:t xml:space="preserve"> </w:t>
-      </w:r>
-      <w:r>
-        <w:rPr>
-          <w:bCs/>
-          <w:b/>
-        </w:rPr>
-        <w:t xml:space="preserve">тексту</w:t>
-      </w:r>
-      <w:r>
-        <w:t xml:space="preserve">;</w:t>
-      </w:r>
-      <w:r>
-        <w:t xml:space="preserve"> </w:t>
-      </w:r>
-      <w:r>
-        <w:t xml:space="preserve">- ☺ — прийом</w:t>
-      </w:r>
-      <w:r>
-        <w:t xml:space="preserve"> </w:t>
-      </w:r>
-      <w:r>
-        <w:rPr>
-          <w:bCs/>
-          <w:b/>
-        </w:rPr>
-        <w:t xml:space="preserve">Г</w:t>
-      </w:r>
-      <w:r>
-        <w:t xml:space="preserve">:</w:t>
+        <w:t xml:space="preserve">, чорна,</w:t>
       </w:r>
       <w:r>
         <w:t xml:space="preserve"> </w:t>
@@ -2983,10 +4169,39 @@
           <w:iCs/>
           <w:i/>
         </w:rPr>
-        <w:t xml:space="preserve">Wingdings</w:t>
-      </w:r>
-      <w:r>
-        <w:t xml:space="preserve">,</w:t>
+        <w:t xml:space="preserve">Применить к:</w:t>
+      </w:r>
+      <w:r>
+        <w:t xml:space="preserve"> </w:t>
+      </w:r>
+      <w:r>
+        <w:rPr>
+          <w:bCs/>
+          <w:b/>
+        </w:rPr>
+        <w:t xml:space="preserve">тексту</w:t>
+      </w:r>
+      <w:r>
+        <w:t xml:space="preserve">;</w:t>
+      </w:r>
+      <w:r>
+        <w:t xml:space="preserve"> </w:t>
+      </w:r>
+      <w:r>
+        <w:t xml:space="preserve">- ☺ — прийом</w:t>
+      </w:r>
+      <w:r>
+        <w:t xml:space="preserve"> </w:t>
+      </w:r>
+      <w:r>
+        <w:rPr>
+          <w:bCs/>
+          <w:b/>
+        </w:rPr>
+        <w:t xml:space="preserve">Г</w:t>
+      </w:r>
+      <w:r>
+        <w:t xml:space="preserve">: Wingdings,</w:t>
       </w:r>
       <w:r>
         <w:t xml:space="preserve"> </w:t>
@@ -3018,36 +4233,49 @@
         <w:t xml:space="preserve">Б</w:t>
       </w:r>
       <w:r>
-        <w:t xml:space="preserve">: штрихова лінія</w:t>
-      </w:r>
-      <w:r>
-        <w:t xml:space="preserve"> </w:t>
-      </w:r>
-      <w:r>
-        <w:rPr>
-          <w:bCs/>
-          <w:b/>
-        </w:rPr>
-        <w:t xml:space="preserve">1 пт фіолетова</w:t>
-      </w:r>
-      <w:r>
-        <w:t xml:space="preserve">, тільки</w:t>
-      </w:r>
-      <w:r>
-        <w:t xml:space="preserve"> </w:t>
-      </w:r>
-      <w:r>
-        <w:rPr>
-          <w:bCs/>
-          <w:b/>
-        </w:rPr>
-        <w:t xml:space="preserve">нижня</w:t>
-      </w:r>
-      <w:r>
-        <w:t xml:space="preserve"> </w:t>
-      </w:r>
-      <w:r>
-        <w:t xml:space="preserve">сторона.</w:t>
+        <w:t xml:space="preserve">: лінія</w:t>
+      </w:r>
+      <w:r>
+        <w:t xml:space="preserve"> </w:t>
+      </w:r>
+      <w:r>
+        <w:rPr>
+          <w:bCs/>
+          <w:b/>
+        </w:rPr>
+        <w:t xml:space="preserve">штрихова</w:t>
+      </w:r>
+      <w:r>
+        <w:t xml:space="preserve">, фіолетова,</w:t>
+      </w:r>
+      <w:r>
+        <w:t xml:space="preserve"> </w:t>
+      </w:r>
+      <w:r>
+        <w:rPr>
+          <w:bCs/>
+          <w:b/>
+        </w:rPr>
+        <w:t xml:space="preserve">1 пт</w:t>
+      </w:r>
+      <w:r>
+        <w:t xml:space="preserve">, клацнути</w:t>
+      </w:r>
+      <w:r>
+        <w:t xml:space="preserve"> </w:t>
+      </w:r>
+      <w:r>
+        <w:rPr>
+          <w:bCs/>
+          <w:b/>
+        </w:rPr>
+        <w:t xml:space="preserve">нижню</w:t>
+      </w:r>
+      <w:r>
+        <w:t xml:space="preserve"> </w:t>
+      </w:r>
+      <w:r>
+        <w:t xml:space="preserve">сторону.</w:t>
       </w:r>
     </w:p>
     <w:bookmarkEnd w:id="30"/>
@@ -3075,17 +4303,17 @@
           <w:iCs/>
           <w:i/>
         </w:rPr>
-        <w:t xml:space="preserve">Перший рядок: Відступ</w:t>
-      </w:r>
-      <w:r>
-        <w:t xml:space="preserve"> </w:t>
-      </w:r>
-      <w:r>
-        <w:rPr>
-          <w:bCs/>
-          <w:b/>
-        </w:rPr>
-        <w:t xml:space="preserve">2,5 см</w:t>
+        <w:t xml:space="preserve">первая строка:</w:t>
+      </w:r>
+      <w:r>
+        <w:t xml:space="preserve"> </w:t>
+      </w:r>
+      <w:r>
+        <w:rPr>
+          <w:bCs/>
+          <w:b/>
+        </w:rPr>
+        <w:t xml:space="preserve">Отступ на 2,5 см</w:t>
       </w:r>
       <w:r>
         <w:t xml:space="preserve">,</w:t>
@@ -3139,20 +4367,33 @@
           <w:bCs/>
           <w:b/>
         </w:rPr>
-        <w:t xml:space="preserve">12, жирний</w:t>
-      </w:r>
-      <w:r>
-        <w:t xml:space="preserve">, розріджений</w:t>
-      </w:r>
-      <w:r>
-        <w:t xml:space="preserve"> </w:t>
-      </w:r>
-      <w:r>
-        <w:rPr>
-          <w:bCs/>
-          <w:b/>
-        </w:rPr>
-        <w:t xml:space="preserve">2 пт</w:t>
+        <w:t xml:space="preserve">12</w:t>
+      </w:r>
+      <w:r>
+        <w:t xml:space="preserve">,</w:t>
+      </w:r>
+      <w:r>
+        <w:t xml:space="preserve"> </w:t>
+      </w:r>
+      <w:r>
+        <w:rPr>
+          <w:bCs/>
+          <w:b/>
+        </w:rPr>
+        <w:t xml:space="preserve">Ж</w:t>
+      </w:r>
+      <w:r>
+        <w:t xml:space="preserve">,</w:t>
+      </w:r>
+      <w:r>
+        <w:t xml:space="preserve"> </w:t>
+      </w:r>
+      <w:r>
+        <w:rPr>
+          <w:bCs/>
+          <w:b/>
+        </w:rPr>
+        <w:t xml:space="preserve">Разреженный на 2 пт</w:t>
       </w:r>
       <w:r>
         <w:t xml:space="preserve">. Прийом</w:t>
@@ -3168,53 +4409,23 @@
         <w:t xml:space="preserve">А</w:t>
       </w:r>
       <w:r>
-        <w:t xml:space="preserve">:</w:t>
-      </w:r>
-      <w:r>
-        <w:t xml:space="preserve"> </w:t>
-      </w:r>
-      <w:r>
-        <w:rPr>
-          <w:iCs/>
-          <w:i/>
-        </w:rPr>
-        <w:t xml:space="preserve">Тінь</w:t>
-      </w:r>
-      <w:r>
-        <w:t xml:space="preserve"> </w:t>
-      </w:r>
-      <w:r>
-        <w:rPr>
-          <w:bCs/>
-          <w:b/>
-        </w:rPr>
-        <w:t xml:space="preserve">1½ пт темно-зелений</w:t>
-      </w:r>
-      <w:r>
-        <w:t xml:space="preserve">,</w:t>
-      </w:r>
-      <w:r>
-        <w:t xml:space="preserve"> </w:t>
-      </w:r>
-      <w:r>
-        <w:rPr>
-          <w:iCs/>
-          <w:i/>
-        </w:rPr>
-        <w:t xml:space="preserve">Заливка</w:t>
-      </w:r>
-      <w:r>
-        <w:t xml:space="preserve"> </w:t>
-      </w:r>
-      <w:r>
-        <w:rPr>
-          <w:bCs/>
-          <w:b/>
-        </w:rPr>
-        <w:t xml:space="preserve">світло-зелений</w:t>
-      </w:r>
-      <w:r>
-        <w:t xml:space="preserve">.</w:t>
+        <w:t xml:space="preserve">: тень</w:t>
+      </w:r>
+      <w:r>
+        <w:t xml:space="preserve"> </w:t>
+      </w:r>
+      <w:r>
+        <w:rPr>
+          <w:bCs/>
+          <w:b/>
+        </w:rPr>
+        <w:t xml:space="preserve">1,5 пт</w:t>
+      </w:r>
+      <w:r>
+        <w:t xml:space="preserve"> </w:t>
+      </w:r>
+      <w:r>
+        <w:t xml:space="preserve">темно-зелена; заливка світло-зелена.</w:t>
       </w:r>
     </w:p>
     <w:bookmarkEnd w:id="32"/>
@@ -3232,7 +4443,7 @@
         <w:pStyle w:val="FirstParagraph"/>
       </w:pPr>
       <w:r>
-        <w:t xml:space="preserve">Три абзаци Times 13,</w:t>
+        <w:t xml:space="preserve">Три абзаци Times 13;</w:t>
       </w:r>
       <w:r>
         <w:t xml:space="preserve"> </w:t>
@@ -3241,19 +4452,43 @@
         <w:rPr>
           <w:rStyle w:val="VerbatimChar"/>
         </w:rPr>
-        <w:t xml:space="preserve">Спосіб N</w:t>
-      </w:r>
-      <w:r>
-        <w:t xml:space="preserve"> </w:t>
-      </w:r>
-      <w:r>
-        <w:t xml:space="preserve">— підкреслено.</w:t>
-      </w:r>
-      <w:r>
-        <w:t xml:space="preserve"> </w:t>
-      </w:r>
-      <w:r>
-        <w:t xml:space="preserve">1-й</w:t>
+        <w:t xml:space="preserve">Спосіб 1</w:t>
+      </w:r>
+      <w:r>
+        <w:t xml:space="preserve">,</w:t>
+      </w:r>
+      <w:r>
+        <w:t xml:space="preserve"> </w:t>
+      </w:r>
+      <w:r>
+        <w:rPr>
+          <w:rStyle w:val="VerbatimChar"/>
+        </w:rPr>
+        <w:t xml:space="preserve">Спосіб 2</w:t>
+      </w:r>
+      <w:r>
+        <w:t xml:space="preserve">,</w:t>
+      </w:r>
+      <w:r>
+        <w:t xml:space="preserve"> </w:t>
+      </w:r>
+      <w:r>
+        <w:rPr>
+          <w:rStyle w:val="VerbatimChar"/>
+        </w:rPr>
+        <w:t xml:space="preserve">Спосіб 3</w:t>
+      </w:r>
+      <w:r>
+        <w:t xml:space="preserve"> </w:t>
+      </w:r>
+      <w:r>
+        <w:t xml:space="preserve">— підкреслені.</w:t>
+      </w:r>
+      <w:r>
+        <w:t xml:space="preserve"> </w:t>
+      </w:r>
+      <w:r>
+        <w:t xml:space="preserve">- 1-й</w:t>
       </w:r>
       <w:r>
         <w:t xml:space="preserve"> </w:t>
@@ -3266,20 +4501,7 @@
         <w:t xml:space="preserve">по лівому краю</w:t>
       </w:r>
       <w:r>
-        <w:t xml:space="preserve"> </w:t>
-      </w:r>
-      <w:r>
-        <w:t xml:space="preserve">+</w:t>
-      </w:r>
-      <w:r>
-        <w:t xml:space="preserve"> </w:t>
-      </w:r>
-      <w:r>
-        <w:rPr>
-          <w:iCs/>
-          <w:i/>
-        </w:rPr>
-        <w:t xml:space="preserve">Wingdings</w:t>
+        <w:t xml:space="preserve">, в кінці значок Wingdings</w:t>
       </w:r>
       <w:r>
         <w:t xml:space="preserve"> </w:t>
@@ -3301,7 +4523,7 @@
         <w:t xml:space="preserve"> </w:t>
       </w:r>
       <w:r>
-        <w:t xml:space="preserve">2-й</w:t>
+        <w:t xml:space="preserve">- 2-й</w:t>
       </w:r>
       <w:r>
         <w:t xml:space="preserve"> </w:t>
@@ -3314,20 +4536,7 @@
         <w:t xml:space="preserve">по центру</w:t>
       </w:r>
       <w:r>
-        <w:t xml:space="preserve"> </w:t>
-      </w:r>
-      <w:r>
-        <w:t xml:space="preserve">+</w:t>
-      </w:r>
-      <w:r>
-        <w:t xml:space="preserve"> </w:t>
-      </w:r>
-      <w:r>
-        <w:rPr>
-          <w:iCs/>
-          <w:i/>
-        </w:rPr>
-        <w:t xml:space="preserve">Wingdings</w:t>
+        <w:t xml:space="preserve">, Wingdings</w:t>
       </w:r>
       <w:r>
         <w:t xml:space="preserve"> </w:t>
@@ -3349,7 +4558,7 @@
         <w:t xml:space="preserve"> </w:t>
       </w:r>
       <w:r>
-        <w:t xml:space="preserve">3-й</w:t>
+        <w:t xml:space="preserve">- 3-й</w:t>
       </w:r>
       <w:r>
         <w:t xml:space="preserve"> </w:t>
@@ -3362,20 +4571,7 @@
         <w:t xml:space="preserve">по правому краю</w:t>
       </w:r>
       <w:r>
-        <w:t xml:space="preserve"> </w:t>
-      </w:r>
-      <w:r>
-        <w:t xml:space="preserve">+</w:t>
-      </w:r>
-      <w:r>
-        <w:t xml:space="preserve"> </w:t>
-      </w:r>
-      <w:r>
-        <w:rPr>
-          <w:iCs/>
-          <w:i/>
-        </w:rPr>
-        <w:t xml:space="preserve">Wingdings</w:t>
+        <w:t xml:space="preserve">, Wingdings</w:t>
       </w:r>
       <w:r>
         <w:t xml:space="preserve"> </w:t>
@@ -3419,20 +4615,7 @@
           <w:bCs/>
           <w:b/>
         </w:rPr>
-        <w:t xml:space="preserve">12, жирний</w:t>
-      </w:r>
-      <w:r>
-        <w:t xml:space="preserve">, розріджений</w:t>
-      </w:r>
-      <w:r>
-        <w:t xml:space="preserve"> </w:t>
-      </w:r>
-      <w:r>
-        <w:rPr>
-          <w:bCs/>
-          <w:b/>
-        </w:rPr>
-        <w:t xml:space="preserve">6 пт</w:t>
+        <w:t xml:space="preserve">12</w:t>
       </w:r>
       <w:r>
         <w:t xml:space="preserve">,</w:t>
@@ -3445,16 +4628,36 @@
           <w:bCs/>
           <w:b/>
         </w:rPr>
+        <w:t xml:space="preserve">Ж</w:t>
+      </w:r>
+      <w:r>
+        <w:t xml:space="preserve">,</w:t>
+      </w:r>
+      <w:r>
+        <w:t xml:space="preserve"> </w:t>
+      </w:r>
+      <w:r>
+        <w:rPr>
+          <w:bCs/>
+          <w:b/>
+        </w:rPr>
+        <w:t xml:space="preserve">Разреженный на 6 пт</w:t>
+      </w:r>
+      <w:r>
+        <w:t xml:space="preserve">,</w:t>
+      </w:r>
+      <w:r>
+        <w:t xml:space="preserve"> </w:t>
+      </w:r>
+      <w:r>
+        <w:rPr>
+          <w:bCs/>
+          <w:b/>
+        </w:rPr>
         <w:t xml:space="preserve">по центру</w:t>
       </w:r>
       <w:r>
-        <w:t xml:space="preserve">.</w:t>
-      </w:r>
-      <w:r>
-        <w:t xml:space="preserve"> </w:t>
-      </w:r>
-      <w:r>
-        <w:t xml:space="preserve">Прийом</w:t>
+        <w:t xml:space="preserve">. Прийом</w:t>
       </w:r>
       <w:r>
         <w:t xml:space="preserve"> </w:t>
@@ -3467,53 +4670,23 @@
         <w:t xml:space="preserve">А</w:t>
       </w:r>
       <w:r>
-        <w:t xml:space="preserve">:</w:t>
-      </w:r>
-      <w:r>
-        <w:t xml:space="preserve"> </w:t>
-      </w:r>
-      <w:r>
-        <w:rPr>
-          <w:iCs/>
-          <w:i/>
-        </w:rPr>
-        <w:t xml:space="preserve">Тінь</w:t>
-      </w:r>
-      <w:r>
-        <w:t xml:space="preserve"> </w:t>
-      </w:r>
-      <w:r>
-        <w:rPr>
-          <w:bCs/>
-          <w:b/>
-        </w:rPr>
-        <w:t xml:space="preserve">1½ пт синій</w:t>
-      </w:r>
-      <w:r>
-        <w:t xml:space="preserve">,</w:t>
-      </w:r>
-      <w:r>
-        <w:t xml:space="preserve"> </w:t>
-      </w:r>
-      <w:r>
-        <w:rPr>
-          <w:iCs/>
-          <w:i/>
-        </w:rPr>
-        <w:t xml:space="preserve">Заливка</w:t>
-      </w:r>
-      <w:r>
-        <w:t xml:space="preserve"> </w:t>
-      </w:r>
-      <w:r>
-        <w:rPr>
-          <w:bCs/>
-          <w:b/>
-        </w:rPr>
-        <w:t xml:space="preserve">світло-блакитний</w:t>
-      </w:r>
-      <w:r>
-        <w:t xml:space="preserve">.</w:t>
+        <w:t xml:space="preserve">: тень</w:t>
+      </w:r>
+      <w:r>
+        <w:t xml:space="preserve"> </w:t>
+      </w:r>
+      <w:r>
+        <w:rPr>
+          <w:bCs/>
+          <w:b/>
+        </w:rPr>
+        <w:t xml:space="preserve">1,5 пт</w:t>
+      </w:r>
+      <w:r>
+        <w:t xml:space="preserve"> </w:t>
+      </w:r>
+      <w:r>
+        <w:t xml:space="preserve">синя; заливка світло-блакитна.</w:t>
       </w:r>
     </w:p>
     <w:bookmarkEnd w:id="34"/>
@@ -3548,7 +4721,7 @@
           <w:iCs/>
           <w:i/>
         </w:rPr>
-        <w:t xml:space="preserve">після</w:t>
+        <w:t xml:space="preserve">после</w:t>
       </w:r>
       <w:r>
         <w:t xml:space="preserve"> </w:t>
@@ -3561,7 +4734,10 @@
         <w:t xml:space="preserve">4 пт</w:t>
       </w:r>
       <w:r>
-        <w:t xml:space="preserve">. Назви (</w:t>
+        <w:t xml:space="preserve">.</w:t>
+      </w:r>
+      <w:r>
+        <w:t xml:space="preserve"> </w:t>
       </w:r>
       <w:r>
         <w:rPr>
@@ -3570,29 +4746,40 @@
         <w:t xml:space="preserve">Створення нового документа:</w:t>
       </w:r>
       <w:r>
-        <w:t xml:space="preserve"> </w:t>
-      </w:r>
-      <w:r>
-        <w:t xml:space="preserve">тощо) — підкреслені.</w:t>
-      </w:r>
-      <w:r>
-        <w:t xml:space="preserve"> </w:t>
-      </w:r>
-      <w:r>
-        <w:t xml:space="preserve">Значки</w:t>
-      </w:r>
-      <w:r>
-        <w:t xml:space="preserve"> </w:t>
-      </w:r>
-      <w:r>
-        <w:rPr>
-          <w:iCs/>
-          <w:i/>
-        </w:rPr>
-        <w:t xml:space="preserve">Wingdings</w:t>
-      </w:r>
-      <w:r>
-        <w:t xml:space="preserve">: аркуш</w:t>
+        <w:t xml:space="preserve">,</w:t>
+      </w:r>
+      <w:r>
+        <w:t xml:space="preserve"> </w:t>
+      </w:r>
+      <w:r>
+        <w:rPr>
+          <w:rStyle w:val="VerbatimChar"/>
+        </w:rPr>
+        <w:t xml:space="preserve">Відкриття документа:</w:t>
+      </w:r>
+      <w:r>
+        <w:t xml:space="preserve">,</w:t>
+      </w:r>
+      <w:r>
+        <w:t xml:space="preserve"> </w:t>
+      </w:r>
+      <w:r>
+        <w:rPr>
+          <w:rStyle w:val="VerbatimChar"/>
+        </w:rPr>
+        <w:t xml:space="preserve">Збереження документа:</w:t>
+      </w:r>
+      <w:r>
+        <w:t xml:space="preserve"> </w:t>
+      </w:r>
+      <w:r>
+        <w:t xml:space="preserve">— підкреслені.</w:t>
+      </w:r>
+      <w:r>
+        <w:t xml:space="preserve"> </w:t>
+      </w:r>
+      <w:r>
+        <w:t xml:space="preserve">Значки Wingdings: аркуш</w:t>
       </w:r>
       <w:r>
         <w:t xml:space="preserve"> </w:t>
@@ -3652,51 +4839,34 @@
         <w:t xml:space="preserve"> </w:t>
       </w:r>
       <w:r>
-        <w:t xml:space="preserve">— прийом</w:t>
-      </w:r>
-      <w:r>
-        <w:t xml:space="preserve"> </w:t>
-      </w:r>
-      <w:r>
-        <w:rPr>
-          <w:bCs/>
-          <w:b/>
-        </w:rPr>
-        <w:t xml:space="preserve">В</w:t>
-      </w:r>
-      <w:r>
-        <w:t xml:space="preserve">:</w:t>
-      </w:r>
-      <w:r>
-        <w:t xml:space="preserve"> </w:t>
-      </w:r>
-      <w:r>
-        <w:rPr>
-          <w:iCs/>
-          <w:i/>
-        </w:rPr>
-        <w:t xml:space="preserve">Зміщення</w:t>
-      </w:r>
-      <w:r>
-        <w:t xml:space="preserve"> </w:t>
-      </w:r>
-      <w:r>
-        <w:rPr>
-          <w:bCs/>
-          <w:b/>
-        </w:rPr>
-        <w:t xml:space="preserve">Униз на 3 пт</w:t>
-      </w:r>
-      <w:r>
-        <w:t xml:space="preserve">. Стрілка ⇒ —</w:t>
-      </w:r>
-      <w:r>
-        <w:t xml:space="preserve"> </w:t>
-      </w:r>
-      <w:r>
-        <w:rPr>
-          <w:iCs/>
-          <w:i/>
+        <w:t xml:space="preserve">→</w:t>
+      </w:r>
+      <w:r>
+        <w:t xml:space="preserve"> </w:t>
+      </w:r>
+      <w:r>
+        <w:rPr>
+          <w:bCs/>
+          <w:b/>
+        </w:rPr>
+        <w:t xml:space="preserve">Ctrl+D → «Дополнительно» → «Смещение:» Вниз на 3 пт</w:t>
+      </w:r>
+      <w:r>
+        <w:t xml:space="preserve">.</w:t>
+      </w:r>
+      <w:r>
+        <w:t xml:space="preserve"> </w:t>
+      </w:r>
+      <w:r>
+        <w:t xml:space="preserve">Стрілка ⇒ — шрифт</w:t>
+      </w:r>
+      <w:r>
+        <w:t xml:space="preserve"> </w:t>
+      </w:r>
+      <w:r>
+        <w:rPr>
+          <w:bCs/>
+          <w:b/>
         </w:rPr>
         <w:t xml:space="preserve">Symbol</w:t>
       </w:r>
@@ -3742,13 +4912,39 @@
           <w:bCs/>
           <w:b/>
         </w:rPr>
-        <w:t xml:space="preserve">12, жирний</w:t>
-      </w:r>
-      <w:r>
-        <w:t xml:space="preserve"> </w:t>
-      </w:r>
-      <w:r>
-        <w:t xml:space="preserve">(не курсив),</w:t>
+        <w:t xml:space="preserve">12</w:t>
+      </w:r>
+      <w:r>
+        <w:t xml:space="preserve">,</w:t>
+      </w:r>
+      <w:r>
+        <w:t xml:space="preserve"> </w:t>
+      </w:r>
+      <w:r>
+        <w:rPr>
+          <w:bCs/>
+          <w:b/>
+        </w:rPr>
+        <w:t xml:space="preserve">Ж</w:t>
+      </w:r>
+      <w:r>
+        <w:t xml:space="preserve"> </w:t>
+      </w:r>
+      <w:r>
+        <w:t xml:space="preserve">(без курсиву),</w:t>
+      </w:r>
+      <w:r>
+        <w:t xml:space="preserve"> </w:t>
+      </w:r>
+      <w:r>
+        <w:rPr>
+          <w:bCs/>
+          <w:b/>
+        </w:rPr>
+        <w:t xml:space="preserve">Уплотненный на 0,3 пт</w:t>
+      </w:r>
+      <w:r>
+        <w:t xml:space="preserve">, по центру,</w:t>
       </w:r>
       <w:r>
         <w:t xml:space="preserve"> </w:t>
@@ -3758,29 +4954,6 @@
           <w:iCs/>
           <w:i/>
         </w:rPr>
-        <w:t xml:space="preserve">Ущільнений на</w:t>
-      </w:r>
-      <w:r>
-        <w:t xml:space="preserve"> </w:t>
-      </w:r>
-      <w:r>
-        <w:rPr>
-          <w:bCs/>
-          <w:b/>
-        </w:rPr>
-        <w:t xml:space="preserve">0,3 пт</w:t>
-      </w:r>
-      <w:r>
-        <w:t xml:space="preserve">, по центру,</w:t>
-      </w:r>
-      <w:r>
-        <w:t xml:space="preserve"> </w:t>
-      </w:r>
-      <w:r>
-        <w:rPr>
-          <w:iCs/>
-          <w:i/>
-        </w:rPr>
         <w:t xml:space="preserve">перед</w:t>
       </w:r>
       <w:r>
@@ -3813,53 +4986,23 @@
         <w:t xml:space="preserve">А</w:t>
       </w:r>
       <w:r>
-        <w:t xml:space="preserve">:</w:t>
-      </w:r>
-      <w:r>
-        <w:t xml:space="preserve"> </w:t>
-      </w:r>
-      <w:r>
-        <w:rPr>
-          <w:iCs/>
-          <w:i/>
-        </w:rPr>
-        <w:t xml:space="preserve">Тінь</w:t>
-      </w:r>
-      <w:r>
-        <w:t xml:space="preserve"> </w:t>
-      </w:r>
-      <w:r>
-        <w:rPr>
-          <w:bCs/>
-          <w:b/>
-        </w:rPr>
-        <w:t xml:space="preserve">1½ пт темно-червоний</w:t>
-      </w:r>
-      <w:r>
-        <w:t xml:space="preserve">,</w:t>
-      </w:r>
-      <w:r>
-        <w:t xml:space="preserve"> </w:t>
-      </w:r>
-      <w:r>
-        <w:rPr>
-          <w:iCs/>
-          <w:i/>
-        </w:rPr>
-        <w:t xml:space="preserve">Заливка</w:t>
-      </w:r>
-      <w:r>
-        <w:t xml:space="preserve"> </w:t>
-      </w:r>
-      <w:r>
-        <w:rPr>
-          <w:bCs/>
-          <w:b/>
-        </w:rPr>
-        <w:t xml:space="preserve">світло-персиковий</w:t>
-      </w:r>
-      <w:r>
-        <w:t xml:space="preserve">.</w:t>
+        <w:t xml:space="preserve">: тень</w:t>
+      </w:r>
+      <w:r>
+        <w:t xml:space="preserve"> </w:t>
+      </w:r>
+      <w:r>
+        <w:rPr>
+          <w:bCs/>
+          <w:b/>
+        </w:rPr>
+        <w:t xml:space="preserve">1,5 пт</w:t>
+      </w:r>
+      <w:r>
+        <w:t xml:space="preserve"> </w:t>
+      </w:r>
+      <w:r>
+        <w:t xml:space="preserve">темно-червона; заливка світло-персикова.</w:t>
       </w:r>
     </w:p>
     <w:p>
@@ -3880,13 +5023,13 @@
         <w:t xml:space="preserve">ВАРІАНТ 2</w:t>
       </w:r>
     </w:p>
-    <w:bookmarkStart w:id="38" w:name="рамка-сторінки-зі-знаків-радіації"/>
+    <w:bookmarkStart w:id="38" w:name="рамка-зі-знаків-радіації"/>
     <w:p>
       <w:pPr>
         <w:pStyle w:val="Heading3"/>
       </w:pPr>
       <w:r>
-        <w:t xml:space="preserve">2.1 Рамка сторінки зі знаків радіації</w:t>
+        <w:t xml:space="preserve">2.1 Рамка зі знаків радіації</w:t>
       </w:r>
     </w:p>
     <w:p>
@@ -3894,11 +5037,154 @@
         <w:pStyle w:val="FirstParagraph"/>
       </w:pPr>
       <w:r>
-        <w:rPr>
-          <w:iCs/>
-          <w:i/>
-        </w:rPr>
-        <w:t xml:space="preserve">Конструктор → Межі сторінок</w:t>
+        <w:t xml:space="preserve">У файлі стоїть рамка</w:t>
+      </w:r>
+      <w:r>
+        <w:t xml:space="preserve"> </w:t>
+      </w:r>
+      <w:r>
+        <w:rPr>
+          <w:bCs/>
+          <w:b/>
+        </w:rPr>
+        <w:t xml:space="preserve">«swirligig»</w:t>
+      </w:r>
+      <w:r>
+        <w:t xml:space="preserve"> </w:t>
+      </w:r>
+      <w:r>
+        <w:t xml:space="preserve">(кружечки-вертушки). Якщо у вашому Word вона виглядає не як знак радіації:</w:t>
+      </w:r>
+      <w:r>
+        <w:t xml:space="preserve"> </w:t>
+      </w:r>
+      <w:r>
+        <w:t xml:space="preserve">1. Відкрийте</w:t>
+      </w:r>
+      <w:r>
+        <w:t xml:space="preserve"> </w:t>
+      </w:r>
+      <w:r>
+        <w:rPr>
+          <w:rStyle w:val="VerbatimChar"/>
+          <w:bCs/>
+          <w:b/>
+        </w:rPr>
+        <w:t xml:space="preserve">Ramky_vybir.docx</w:t>
+      </w:r>
+      <w:r>
+        <w:t xml:space="preserve">: там</w:t>
+      </w:r>
+      <w:r>
+        <w:t xml:space="preserve"> </w:t>
+      </w:r>
+      <w:r>
+        <w:rPr>
+          <w:bCs/>
+          <w:b/>
+        </w:rPr>
+        <w:t xml:space="preserve">24 сторінки</w:t>
+      </w:r>
+      <w:r>
+        <w:t xml:space="preserve">, на кожній — інша рамка і її номер.</w:t>
+      </w:r>
+      <w:r>
+        <w:t xml:space="preserve"> </w:t>
+      </w:r>
+      <w:r>
+        <w:t xml:space="preserve">2. Знайдіть сторінку, де рамка — кружечки радіації, як на аркуші.</w:t>
+      </w:r>
+      <w:r>
+        <w:t xml:space="preserve"> </w:t>
+      </w:r>
+      <w:r>
+        <w:t xml:space="preserve">3. У</w:t>
+      </w:r>
+      <w:r>
+        <w:t xml:space="preserve"> </w:t>
+      </w:r>
+      <w:r>
+        <w:rPr>
+          <w:rStyle w:val="VerbatimChar"/>
+        </w:rPr>
+        <w:t xml:space="preserve">Variant_2.docx</w:t>
+      </w:r>
+      <w:r>
+        <w:t xml:space="preserve">:</w:t>
+      </w:r>
+      <w:r>
+        <w:t xml:space="preserve"> </w:t>
+      </w:r>
+      <w:r>
+        <w:rPr>
+          <w:bCs/>
+          <w:b/>
+        </w:rPr>
+        <w:t xml:space="preserve">«Разметка страницы» → «Границы страниц» → «Рисунок:»</w:t>
+      </w:r>
+      <w:r>
+        <w:t xml:space="preserve"> </w:t>
+      </w:r>
+      <w:r>
+        <w:t xml:space="preserve">→ у списку оберіть</w:t>
+      </w:r>
+      <w:r>
+        <w:t xml:space="preserve"> </w:t>
+      </w:r>
+      <w:r>
+        <w:rPr>
+          <w:bCs/>
+          <w:b/>
+        </w:rPr>
+        <w:t xml:space="preserve">той самий малюнок</w:t>
+      </w:r>
+      <w:r>
+        <w:t xml:space="preserve"> </w:t>
+      </w:r>
+      <w:r>
+        <w:t xml:space="preserve">(він виглядає так само, як на знайденій сторінці) →</w:t>
+      </w:r>
+      <w:r>
+        <w:t xml:space="preserve"> </w:t>
+      </w:r>
+      <w:r>
+        <w:rPr>
+          <w:bCs/>
+          <w:b/>
+        </w:rPr>
+        <w:t xml:space="preserve">«Цвет:»</w:t>
+      </w:r>
+      <w:r>
+        <w:t xml:space="preserve"> </w:t>
+      </w:r>
+      <w:r>
+        <w:t xml:space="preserve">темно-червоний →</w:t>
+      </w:r>
+      <w:r>
+        <w:t xml:space="preserve"> </w:t>
+      </w:r>
+      <w:r>
+        <w:rPr>
+          <w:bCs/>
+          <w:b/>
+        </w:rPr>
+        <w:t xml:space="preserve">«Ширина:»</w:t>
+      </w:r>
+      <w:r>
+        <w:t xml:space="preserve"> </w:t>
+      </w:r>
+      <w:r>
+        <w:t xml:space="preserve">16 пт →</w:t>
+      </w:r>
+      <w:r>
+        <w:t xml:space="preserve"> </w:t>
+      </w:r>
+      <w:r>
+        <w:rPr>
+          <w:bCs/>
+          <w:b/>
+        </w:rPr>
+        <w:t xml:space="preserve">«Применить к:» всему документу</w:t>
       </w:r>
       <w:r>
         <w:t xml:space="preserve"> </w:t>
@@ -3914,71 +5200,23 @@
           <w:bCs/>
           <w:b/>
         </w:rPr>
-        <w:t xml:space="preserve">Сторінка</w:t>
-      </w:r>
-      <w:r>
-        <w:t xml:space="preserve"> </w:t>
-      </w:r>
-      <w:r>
-        <w:t xml:space="preserve">→</w:t>
-      </w:r>
-      <w:r>
-        <w:t xml:space="preserve"> </w:t>
-      </w:r>
-      <w:r>
-        <w:rPr>
-          <w:bCs/>
-          <w:b/>
-        </w:rPr>
-        <w:t xml:space="preserve">Малюнок</w:t>
-      </w:r>
-      <w:r>
-        <w:t xml:space="preserve"> </w:t>
-      </w:r>
-      <w:r>
-        <w:t xml:space="preserve">→ кружечки з</w:t>
-      </w:r>
-      <w:r>
-        <w:t xml:space="preserve"> </w:t>
-      </w:r>
-      <w:r>
-        <w:rPr>
-          <w:bCs/>
-          <w:b/>
-        </w:rPr>
-        <w:t xml:space="preserve">чорними секторами</w:t>
-      </w:r>
-      <w:r>
-        <w:t xml:space="preserve"> </w:t>
-      </w:r>
-      <w:r>
-        <w:t xml:space="preserve">(схожі на знак</w:t>
-      </w:r>
-      <w:r>
-        <w:t xml:space="preserve"> </w:t>
-      </w:r>
-      <w:r>
-        <w:t xml:space="preserve">радіації; у списку вони стоять серед чорно-білих візерунків, одразу після хвилястої лінії) →</w:t>
-      </w:r>
-      <w:r>
-        <w:t xml:space="preserve"> </w:t>
-      </w:r>
-      <w:r>
-        <w:rPr>
-          <w:iCs/>
-          <w:i/>
-        </w:rPr>
-        <w:t xml:space="preserve">Колір</w:t>
-      </w:r>
-      <w:r>
-        <w:t xml:space="preserve"> </w:t>
-      </w:r>
-      <w:r>
-        <w:rPr>
-          <w:bCs/>
-          <w:b/>
-        </w:rPr>
-        <w:t xml:space="preserve">темно-червоний</w:t>
+        <w:t xml:space="preserve">«Параметры…»</w:t>
+      </w:r>
+      <w:r>
+        <w:t xml:space="preserve"> </w:t>
+      </w:r>
+      <w:r>
+        <w:t xml:space="preserve">→ від</w:t>
+      </w:r>
+      <w:r>
+        <w:t xml:space="preserve"> </w:t>
+      </w:r>
+      <w:r>
+        <w:rPr>
+          <w:bCs/>
+          <w:b/>
+        </w:rPr>
+        <w:t xml:space="preserve">края страницы</w:t>
       </w:r>
       <w:r>
         <w:t xml:space="preserve">,</w:t>
@@ -3988,68 +5226,24 @@
       </w:r>
       <w:r>
         <w:rPr>
-          <w:iCs/>
-          <w:i/>
-        </w:rPr>
-        <w:t xml:space="preserve">Ширина</w:t>
-      </w:r>
-      <w:r>
-        <w:t xml:space="preserve"> </w:t>
-      </w:r>
-      <w:r>
-        <w:rPr>
-          <w:bCs/>
-          <w:b/>
-        </w:rPr>
-        <w:t xml:space="preserve">16 пт</w:t>
-      </w:r>
-      <w:r>
-        <w:t xml:space="preserve"> </w:t>
-      </w:r>
-      <w:r>
-        <w:t xml:space="preserve">→</w:t>
-      </w:r>
-      <w:r>
-        <w:t xml:space="preserve"> </w:t>
-      </w:r>
-      <w:r>
-        <w:rPr>
-          <w:iCs/>
-          <w:i/>
-        </w:rPr>
-        <w:t xml:space="preserve">Параметри</w:t>
-      </w:r>
-      <w:r>
-        <w:t xml:space="preserve"> </w:t>
-      </w:r>
-      <w:r>
-        <w:t xml:space="preserve">→ від</w:t>
-      </w:r>
-      <w:r>
-        <w:t xml:space="preserve"> </w:t>
-      </w:r>
-      <w:r>
-        <w:rPr>
-          <w:bCs/>
-          <w:b/>
-        </w:rPr>
-        <w:t xml:space="preserve">краю сторінки</w:t>
-      </w:r>
-      <w:r>
-        <w:t xml:space="preserve">,</w:t>
-      </w:r>
-      <w:r>
-        <w:t xml:space="preserve"> </w:t>
-      </w:r>
-      <w:r>
-        <w:rPr>
           <w:bCs/>
           <w:b/>
         </w:rPr>
         <w:t xml:space="preserve">20 пт</w:t>
       </w:r>
       <w:r>
-        <w:t xml:space="preserve">.</w:t>
+        <w:t xml:space="preserve"> </w:t>
+      </w:r>
+      <w:r>
+        <w:t xml:space="preserve">→ OK.</w:t>
+      </w:r>
+    </w:p>
+    <w:p>
+      <w:pPr>
+        <w:pStyle w:val="BodyText"/>
+      </w:pPr>
+      <w:r>
+        <w:t xml:space="preserve">(Або просто напишіть мені номер сторінки з каталогу — я поставлю цю рамку у файл.)</w:t>
       </w:r>
     </w:p>
     <w:bookmarkEnd w:id="38"/>
@@ -4077,10 +5271,39 @@
           <w:bCs/>
           <w:b/>
         </w:rPr>
-        <w:t xml:space="preserve">16, жирний</w:t>
+        <w:t xml:space="preserve">16</w:t>
+      </w:r>
+      <w:r>
+        <w:t xml:space="preserve">,</w:t>
+      </w:r>
+      <w:r>
+        <w:t xml:space="preserve"> </w:t>
+      </w:r>
+      <w:r>
+        <w:rPr>
+          <w:bCs/>
+          <w:b/>
+        </w:rPr>
+        <w:t xml:space="preserve">Ж</w:t>
       </w:r>
       <w:r>
         <w:t xml:space="preserve">, по центру;</w:t>
+      </w:r>
+      <w:r>
+        <w:t xml:space="preserve"> </w:t>
+      </w:r>
+      <w:r>
+        <w:rPr>
+          <w:bCs/>
+          <w:b/>
+        </w:rPr>
+        <w:t xml:space="preserve">«Границы и заливка…» → «Заливка»</w:t>
+      </w:r>
+      <w:r>
+        <w:t xml:space="preserve"> </w:t>
+      </w:r>
+      <w:r>
+        <w:t xml:space="preserve">світло-блакитна,</w:t>
       </w:r>
       <w:r>
         <w:t xml:space="preserve"> </w:t>
@@ -4090,23 +5313,10 @@
           <w:iCs/>
           <w:i/>
         </w:rPr>
-        <w:t xml:space="preserve">Заливка</w:t>
-      </w:r>
-      <w:r>
-        <w:t xml:space="preserve"> </w:t>
-      </w:r>
-      <w:r>
-        <w:rPr>
-          <w:bCs/>
-          <w:b/>
-        </w:rPr>
-        <w:t xml:space="preserve">світло-блакитний</w:t>
-      </w:r>
-      <w:r>
-        <w:t xml:space="preserve"> </w:t>
-      </w:r>
-      <w:r>
-        <w:t xml:space="preserve">(до абзацу).</w:t>
+        <w:t xml:space="preserve">абзацу</w:t>
+      </w:r>
+      <w:r>
+        <w:t xml:space="preserve">.</w:t>
       </w:r>
     </w:p>
     <w:bookmarkEnd w:id="39"/>
@@ -4124,7 +5334,7 @@
         <w:pStyle w:val="FirstParagraph"/>
       </w:pPr>
       <w:r>
-        <w:t xml:space="preserve">Так зроблено</w:t>
+        <w:t xml:space="preserve">Так оформлено</w:t>
       </w:r>
       <w:r>
         <w:t xml:space="preserve"> </w:t>
@@ -4170,6 +5380,348 @@
       </w:r>
       <w:r>
         <w:t xml:space="preserve">1.</w:t>
+      </w:r>
+      <w:r>
+        <w:t xml:space="preserve"> </w:t>
+      </w:r>
+      <w:r>
+        <w:rPr>
+          <w:bCs/>
+          <w:b/>
+        </w:rPr>
+        <w:t xml:space="preserve">«Вставка» → «Таблица»</w:t>
+      </w:r>
+      <w:r>
+        <w:t xml:space="preserve"> </w:t>
+      </w:r>
+      <w:r>
+        <w:t xml:space="preserve">→ одна клітинка (1×1).</w:t>
+      </w:r>
+      <w:r>
+        <w:t xml:space="preserve"> </w:t>
+      </w:r>
+      <w:r>
+        <w:t xml:space="preserve">2.</w:t>
+      </w:r>
+      <w:r>
+        <w:t xml:space="preserve"> </w:t>
+      </w:r>
+      <w:r>
+        <w:rPr>
+          <w:bCs/>
+          <w:b/>
+        </w:rPr>
+        <w:t xml:space="preserve">«Работа с таблицами» → «Макет» → «Свойства»</w:t>
+      </w:r>
+      <w:r>
+        <w:t xml:space="preserve"> </w:t>
+      </w:r>
+      <w:r>
+        <w:t xml:space="preserve">→ вкладка</w:t>
+      </w:r>
+      <w:r>
+        <w:t xml:space="preserve"> </w:t>
+      </w:r>
+      <w:r>
+        <w:rPr>
+          <w:bCs/>
+          <w:b/>
+        </w:rPr>
+        <w:t xml:space="preserve">«Таблица»</w:t>
+      </w:r>
+      <w:r>
+        <w:t xml:space="preserve"> </w:t>
+      </w:r>
+      <w:r>
+        <w:t xml:space="preserve">→</w:t>
+      </w:r>
+      <w:r>
+        <w:t xml:space="preserve"> </w:t>
+      </w:r>
+      <w:r>
+        <w:rPr>
+          <w:bCs/>
+          <w:b/>
+        </w:rPr>
+        <w:t xml:space="preserve">«Параметры…»</w:t>
+      </w:r>
+      <w:r>
+        <w:t xml:space="preserve"> </w:t>
+      </w:r>
+      <w:r>
+        <w:t xml:space="preserve">→</w:t>
+      </w:r>
+      <w:r>
+        <w:t xml:space="preserve"> </w:t>
+      </w:r>
+      <w:r>
+        <w:t xml:space="preserve">поля ячеек: верхнее</w:t>
+      </w:r>
+      <w:r>
+        <w:t xml:space="preserve"> </w:t>
+      </w:r>
+      <w:r>
+        <w:rPr>
+          <w:bCs/>
+          <w:b/>
+        </w:rPr>
+        <w:t xml:space="preserve">0,07</w:t>
+      </w:r>
+      <w:r>
+        <w:t xml:space="preserve">, левое</w:t>
+      </w:r>
+      <w:r>
+        <w:t xml:space="preserve"> </w:t>
+      </w:r>
+      <w:r>
+        <w:rPr>
+          <w:bCs/>
+          <w:b/>
+        </w:rPr>
+        <w:t xml:space="preserve">0,07</w:t>
+      </w:r>
+      <w:r>
+        <w:t xml:space="preserve">, нижнее</w:t>
+      </w:r>
+      <w:r>
+        <w:t xml:space="preserve"> </w:t>
+      </w:r>
+      <w:r>
+        <w:rPr>
+          <w:bCs/>
+          <w:b/>
+        </w:rPr>
+        <w:t xml:space="preserve">0,1</w:t>
+      </w:r>
+      <w:r>
+        <w:t xml:space="preserve">, правое</w:t>
+      </w:r>
+      <w:r>
+        <w:t xml:space="preserve"> </w:t>
+      </w:r>
+      <w:r>
+        <w:rPr>
+          <w:bCs/>
+          <w:b/>
+        </w:rPr>
+        <w:t xml:space="preserve">0,1 см</w:t>
+      </w:r>
+      <w:r>
+        <w:t xml:space="preserve"> </w:t>
+      </w:r>
+      <w:r>
+        <w:t xml:space="preserve">→ OK.</w:t>
+      </w:r>
+      <w:r>
+        <w:t xml:space="preserve"> </w:t>
+      </w:r>
+      <w:r>
+        <w:t xml:space="preserve">3.</w:t>
+      </w:r>
+      <w:r>
+        <w:t xml:space="preserve"> </w:t>
+      </w:r>
+      <w:r>
+        <w:rPr>
+          <w:bCs/>
+          <w:b/>
+        </w:rPr>
+        <w:t xml:space="preserve">«Конструктор»</w:t>
+      </w:r>
+      <w:r>
+        <w:t xml:space="preserve"> </w:t>
+      </w:r>
+      <w:r>
+        <w:t xml:space="preserve">→</w:t>
+      </w:r>
+      <w:r>
+        <w:t xml:space="preserve"> </w:t>
+      </w:r>
+      <w:r>
+        <w:rPr>
+          <w:bCs/>
+          <w:b/>
+        </w:rPr>
+        <w:t xml:space="preserve">«Границы»</w:t>
+      </w:r>
+      <w:r>
+        <w:t xml:space="preserve"> </w:t>
+      </w:r>
+      <w:r>
+        <w:t xml:space="preserve">(стрілка) →</w:t>
+      </w:r>
+      <w:r>
+        <w:t xml:space="preserve"> </w:t>
+      </w:r>
+      <w:r>
+        <w:rPr>
+          <w:bCs/>
+          <w:b/>
+        </w:rPr>
+        <w:t xml:space="preserve">«Нет границы»</w:t>
+      </w:r>
+      <w:r>
+        <w:t xml:space="preserve">. Потім праворуч у групі</w:t>
+      </w:r>
+      <w:r>
+        <w:t xml:space="preserve"> </w:t>
+      </w:r>
+      <w:r>
+        <w:t xml:space="preserve">«Нарисовать границы»:</w:t>
+      </w:r>
+      <w:r>
+        <w:t xml:space="preserve"> </w:t>
+      </w:r>
+      <w:r>
+        <w:rPr>
+          <w:bCs/>
+          <w:b/>
+        </w:rPr>
+        <w:t xml:space="preserve">«Стиль пера»</w:t>
+      </w:r>
+      <w:r>
+        <w:t xml:space="preserve"> </w:t>
+      </w:r>
+      <w:r>
+        <w:t xml:space="preserve">суцільна,</w:t>
+      </w:r>
+      <w:r>
+        <w:t xml:space="preserve"> </w:t>
+      </w:r>
+      <w:r>
+        <w:rPr>
+          <w:bCs/>
+          <w:b/>
+        </w:rPr>
+        <w:t xml:space="preserve">«Толщина пера»</w:t>
+      </w:r>
+      <w:r>
+        <w:t xml:space="preserve"> </w:t>
+      </w:r>
+      <w:r>
+        <w:rPr>
+          <w:bCs/>
+          <w:b/>
+        </w:rPr>
+        <w:t xml:space="preserve">3 пт</w:t>
+      </w:r>
+      <w:r>
+        <w:t xml:space="preserve">,</w:t>
+      </w:r>
+      <w:r>
+        <w:t xml:space="preserve"> </w:t>
+      </w:r>
+      <w:r>
+        <w:rPr>
+          <w:bCs/>
+          <w:b/>
+        </w:rPr>
+        <w:t xml:space="preserve">«Цвет пера»</w:t>
+      </w:r>
+      <w:r>
+        <w:t xml:space="preserve"> </w:t>
+      </w:r>
+      <w:r>
+        <w:t xml:space="preserve">чорний →</w:t>
+      </w:r>
+      <w:r>
+        <w:t xml:space="preserve"> </w:t>
+      </w:r>
+      <w:r>
+        <w:rPr>
+          <w:bCs/>
+          <w:b/>
+        </w:rPr>
+        <w:t xml:space="preserve">«Границы»</w:t>
+      </w:r>
+      <w:r>
+        <w:t xml:space="preserve"> </w:t>
+      </w:r>
+      <w:r>
+        <w:t xml:space="preserve">→</w:t>
+      </w:r>
+      <w:r>
+        <w:t xml:space="preserve"> </w:t>
+      </w:r>
+      <w:r>
+        <w:rPr>
+          <w:bCs/>
+          <w:b/>
+        </w:rPr>
+        <w:t xml:space="preserve">«Правая граница»</w:t>
+      </w:r>
+      <w:r>
+        <w:t xml:space="preserve">, ще раз</w:t>
+      </w:r>
+      <w:r>
+        <w:t xml:space="preserve"> </w:t>
+      </w:r>
+      <w:r>
+        <w:rPr>
+          <w:bCs/>
+          <w:b/>
+        </w:rPr>
+        <w:t xml:space="preserve">«Границы»</w:t>
+      </w:r>
+      <w:r>
+        <w:t xml:space="preserve"> </w:t>
+      </w:r>
+      <w:r>
+        <w:t xml:space="preserve">→</w:t>
+      </w:r>
+      <w:r>
+        <w:t xml:space="preserve"> </w:t>
+      </w:r>
+      <w:r>
+        <w:rPr>
+          <w:bCs/>
+          <w:b/>
+        </w:rPr>
+        <w:t xml:space="preserve">«Нижняя граница»</w:t>
+      </w:r>
+      <w:r>
+        <w:t xml:space="preserve"> </w:t>
+      </w:r>
+      <w:r>
+        <w:t xml:space="preserve">(це тінь).</w:t>
+      </w:r>
+      <w:r>
+        <w:t xml:space="preserve"> </w:t>
+      </w:r>
+      <w:r>
+        <w:t xml:space="preserve">4. Курсор у клітинку →</w:t>
+      </w:r>
+      <w:r>
+        <w:t xml:space="preserve"> </w:t>
+      </w:r>
+      <w:r>
+        <w:rPr>
+          <w:bCs/>
+          <w:b/>
+        </w:rPr>
+        <w:t xml:space="preserve">«Границы и заливка…»</w:t>
+      </w:r>
+      <w:r>
+        <w:t xml:space="preserve"> </w:t>
+      </w:r>
+      <w:r>
+        <w:t xml:space="preserve">→</w:t>
+      </w:r>
+      <w:r>
+        <w:t xml:space="preserve"> </w:t>
+      </w:r>
+      <w:r>
+        <w:rPr>
+          <w:bCs/>
+          <w:b/>
+        </w:rPr>
+        <w:t xml:space="preserve">«Граница»</w:t>
+      </w:r>
+      <w:r>
+        <w:t xml:space="preserve"> </w:t>
+      </w:r>
+      <w:r>
+        <w:t xml:space="preserve">→</w:t>
       </w:r>
       <w:r>
         <w:t xml:space="preserve"> </w:t>
@@ -4179,39 +5731,94 @@
           <w:iCs/>
           <w:i/>
         </w:rPr>
-        <w:t xml:space="preserve">Вставлення → Таблиця</w:t>
-      </w:r>
-      <w:r>
-        <w:t xml:space="preserve"> </w:t>
-      </w:r>
-      <w:r>
-        <w:rPr>
-          <w:bCs/>
-          <w:b/>
-        </w:rPr>
-        <w:t xml:space="preserve">1×1</w:t>
-      </w:r>
-      <w:r>
-        <w:t xml:space="preserve"> </w:t>
-      </w:r>
-      <w:r>
-        <w:t xml:space="preserve">на всю ширину (</w:t>
-      </w:r>
-      <w:r>
-        <w:rPr>
-          <w:bCs/>
-          <w:b/>
-        </w:rPr>
-        <w:t xml:space="preserve">16,5 см</w:t>
-      </w:r>
-      <w:r>
-        <w:t xml:space="preserve">).</w:t>
-      </w:r>
-      <w:r>
-        <w:t xml:space="preserve"> </w:t>
-      </w:r>
-      <w:r>
-        <w:t xml:space="preserve">2.</w:t>
+        <w:t xml:space="preserve">Тип</w:t>
+      </w:r>
+      <w:r>
+        <w:t xml:space="preserve"> </w:t>
+      </w:r>
+      <w:r>
+        <w:rPr>
+          <w:bCs/>
+          <w:b/>
+        </w:rPr>
+        <w:t xml:space="preserve">«рамка»</w:t>
+      </w:r>
+      <w:r>
+        <w:t xml:space="preserve">, лінія</w:t>
+      </w:r>
+      <w:r>
+        <w:t xml:space="preserve"> </w:t>
+      </w:r>
+      <w:r>
+        <w:rPr>
+          <w:bCs/>
+          <w:b/>
+        </w:rPr>
+        <w:t xml:space="preserve">з крапок</w:t>
+      </w:r>
+      <w:r>
+        <w:t xml:space="preserve">,</w:t>
+      </w:r>
+      <w:r>
+        <w:t xml:space="preserve"> </w:t>
+      </w:r>
+      <w:r>
+        <w:rPr>
+          <w:bCs/>
+          <w:b/>
+        </w:rPr>
+        <w:t xml:space="preserve">«Ширина:» 1,5 пт</w:t>
+      </w:r>
+      <w:r>
+        <w:t xml:space="preserve">, колір (таблиця нижче) →</w:t>
+      </w:r>
+      <w:r>
+        <w:t xml:space="preserve"> </w:t>
+      </w:r>
+      <w:r>
+        <w:rPr>
+          <w:bCs/>
+          <w:b/>
+        </w:rPr>
+        <w:t xml:space="preserve">«Параметры…»</w:t>
+      </w:r>
+      <w:r>
+        <w:t xml:space="preserve"> </w:t>
+      </w:r>
+      <w:r>
+        <w:t xml:space="preserve">→ усі поля</w:t>
+      </w:r>
+      <w:r>
+        <w:t xml:space="preserve"> </w:t>
+      </w:r>
+      <w:r>
+        <w:rPr>
+          <w:bCs/>
+          <w:b/>
+        </w:rPr>
+        <w:t xml:space="preserve">2 пт</w:t>
+      </w:r>
+      <w:r>
+        <w:t xml:space="preserve"> </w:t>
+      </w:r>
+      <w:r>
+        <w:t xml:space="preserve">→</w:t>
+      </w:r>
+      <w:r>
+        <w:t xml:space="preserve"> </w:t>
+      </w:r>
+      <w:r>
+        <w:rPr>
+          <w:bCs/>
+          <w:b/>
+        </w:rPr>
+        <w:t xml:space="preserve">«Заливка»</w:t>
+      </w:r>
+      <w:r>
+        <w:t xml:space="preserve"> </w:t>
+      </w:r>
+      <w:r>
+        <w:t xml:space="preserve">колір →</w:t>
       </w:r>
       <w:r>
         <w:t xml:space="preserve"> </w:t>
@@ -4221,68 +5828,26 @@
           <w:iCs/>
           <w:i/>
         </w:rPr>
-        <w:t xml:space="preserve">Властивості таблиці → Параметри</w:t>
-      </w:r>
-      <w:r>
-        <w:t xml:space="preserve">: поля клітинки ліве</w:t>
-      </w:r>
-      <w:r>
-        <w:t xml:space="preserve"> </w:t>
-      </w:r>
-      <w:r>
-        <w:rPr>
-          <w:bCs/>
-          <w:b/>
-        </w:rPr>
-        <w:t xml:space="preserve">0,07</w:t>
-      </w:r>
-      <w:r>
-        <w:t xml:space="preserve">, праве</w:t>
-      </w:r>
-      <w:r>
-        <w:t xml:space="preserve"> </w:t>
-      </w:r>
-      <w:r>
-        <w:rPr>
-          <w:bCs/>
-          <w:b/>
-        </w:rPr>
-        <w:t xml:space="preserve">0,1</w:t>
-      </w:r>
-      <w:r>
-        <w:t xml:space="preserve">, верхнє</w:t>
-      </w:r>
-      <w:r>
-        <w:t xml:space="preserve"> </w:t>
-      </w:r>
-      <w:r>
-        <w:rPr>
-          <w:bCs/>
-          <w:b/>
-        </w:rPr>
-        <w:t xml:space="preserve">0,07</w:t>
-      </w:r>
-      <w:r>
-        <w:t xml:space="preserve">, нижнє</w:t>
-      </w:r>
-      <w:r>
-        <w:t xml:space="preserve"> </w:t>
-      </w:r>
-      <w:r>
-        <w:rPr>
-          <w:bCs/>
-          <w:b/>
-        </w:rPr>
-        <w:t xml:space="preserve">0,1 см</w:t>
-      </w:r>
-      <w:r>
-        <w:t xml:space="preserve">.</w:t>
-      </w:r>
-      <w:r>
-        <w:t xml:space="preserve"> </w:t>
-      </w:r>
-      <w:r>
-        <w:t xml:space="preserve">3.</w:t>
+        <w:t xml:space="preserve">Применить к:</w:t>
+      </w:r>
+      <w:r>
+        <w:t xml:space="preserve"> </w:t>
+      </w:r>
+      <w:r>
+        <w:rPr>
+          <w:bCs/>
+          <w:b/>
+        </w:rPr>
+        <w:t xml:space="preserve">абзацу</w:t>
+      </w:r>
+      <w:r>
+        <w:t xml:space="preserve">. Текст по центру.</w:t>
+      </w:r>
+      <w:r>
+        <w:t xml:space="preserve"> </w:t>
+      </w:r>
+      <w:r>
+        <w:t xml:space="preserve">5. Над таблицею і під нею — порожній абзац:</w:t>
       </w:r>
       <w:r>
         <w:t xml:space="preserve"> </w:t>
@@ -4292,204 +5857,15 @@
           <w:iCs/>
           <w:i/>
         </w:rPr>
-        <w:t xml:space="preserve">Конструктор таблиць → Межі → Без меж</w:t>
-      </w:r>
-      <w:r>
-        <w:t xml:space="preserve">, потім лінія</w:t>
-      </w:r>
-      <w:r>
-        <w:t xml:space="preserve"> </w:t>
-      </w:r>
-      <w:r>
-        <w:rPr>
-          <w:bCs/>
-          <w:b/>
-        </w:rPr>
-        <w:t xml:space="preserve">суцільна 3 пт чорна</w:t>
-      </w:r>
-      <w:r>
-        <w:t xml:space="preserve"> </w:t>
-      </w:r>
-      <w:r>
-        <w:t xml:space="preserve">→</w:t>
-      </w:r>
-      <w:r>
-        <w:t xml:space="preserve"> </w:t>
-      </w:r>
-      <w:r>
-        <w:rPr>
-          <w:bCs/>
-          <w:b/>
-        </w:rPr>
-        <w:t xml:space="preserve">Права межа</w:t>
-      </w:r>
-      <w:r>
-        <w:t xml:space="preserve"> </w:t>
-      </w:r>
-      <w:r>
-        <w:t xml:space="preserve">і</w:t>
-      </w:r>
-      <w:r>
-        <w:t xml:space="preserve"> </w:t>
-      </w:r>
-      <w:r>
-        <w:rPr>
-          <w:bCs/>
-          <w:b/>
-        </w:rPr>
-        <w:t xml:space="preserve">Нижня межа</w:t>
-      </w:r>
-      <w:r>
-        <w:t xml:space="preserve"> </w:t>
-      </w:r>
-      <w:r>
-        <w:t xml:space="preserve">(це тінь).</w:t>
-      </w:r>
-      <w:r>
-        <w:t xml:space="preserve"> </w:t>
-      </w:r>
-      <w:r>
-        <w:t xml:space="preserve">4. Курсор у клітинку →</w:t>
-      </w:r>
-      <w:r>
-        <w:t xml:space="preserve"> </w:t>
-      </w:r>
-      <w:r>
-        <w:rPr>
-          <w:iCs/>
-          <w:i/>
-        </w:rPr>
-        <w:t xml:space="preserve">Межі та заливка</w:t>
-      </w:r>
-      <w:r>
-        <w:t xml:space="preserve"> </w:t>
-      </w:r>
-      <w:r>
-        <w:t xml:space="preserve">(до</w:t>
-      </w:r>
-      <w:r>
-        <w:t xml:space="preserve"> </w:t>
-      </w:r>
-      <w:r>
-        <w:rPr>
-          <w:bCs/>
-          <w:b/>
-        </w:rPr>
-        <w:t xml:space="preserve">абзацу</w:t>
-      </w:r>
-      <w:r>
-        <w:t xml:space="preserve">):</w:t>
-      </w:r>
-      <w:r>
-        <w:t xml:space="preserve"> </w:t>
-      </w:r>
-      <w:r>
-        <w:rPr>
-          <w:iCs/>
-          <w:i/>
-        </w:rPr>
-        <w:t xml:space="preserve">Тип</w:t>
-      </w:r>
-      <w:r>
-        <w:t xml:space="preserve"> </w:t>
-      </w:r>
-      <w:r>
-        <w:rPr>
-          <w:bCs/>
-          <w:b/>
-        </w:rPr>
-        <w:t xml:space="preserve">Рамка</w:t>
-      </w:r>
-      <w:r>
-        <w:t xml:space="preserve">,</w:t>
-      </w:r>
-      <w:r>
-        <w:t xml:space="preserve"> </w:t>
-      </w:r>
-      <w:r>
-        <w:rPr>
-          <w:bCs/>
-          <w:b/>
-        </w:rPr>
-        <w:t xml:space="preserve">точкова</w:t>
-      </w:r>
-      <w:r>
-        <w:t xml:space="preserve"> </w:t>
-      </w:r>
-      <w:r>
-        <w:t xml:space="preserve">лінія</w:t>
-      </w:r>
-      <w:r>
-        <w:t xml:space="preserve"> </w:t>
-      </w:r>
-      <w:r>
-        <w:rPr>
-          <w:bCs/>
-          <w:b/>
-        </w:rPr>
-        <w:t xml:space="preserve">1½ пт</w:t>
-      </w:r>
-      <w:r>
-        <w:t xml:space="preserve">, колір із таблиці нижче;</w:t>
-      </w:r>
-      <w:r>
-        <w:t xml:space="preserve"> </w:t>
-      </w:r>
-      <w:r>
-        <w:rPr>
-          <w:iCs/>
-          <w:i/>
-        </w:rPr>
-        <w:t xml:space="preserve">Параметри</w:t>
-      </w:r>
-      <w:r>
-        <w:t xml:space="preserve"> </w:t>
-      </w:r>
-      <w:r>
-        <w:t xml:space="preserve">→</w:t>
-      </w:r>
-      <w:r>
-        <w:t xml:space="preserve"> </w:t>
-      </w:r>
-      <w:r>
-        <w:rPr>
-          <w:bCs/>
-          <w:b/>
-        </w:rPr>
-        <w:t xml:space="preserve">2 пт</w:t>
-      </w:r>
-      <w:r>
-        <w:t xml:space="preserve">;</w:t>
-      </w:r>
-      <w:r>
-        <w:t xml:space="preserve"> </w:t>
-      </w:r>
-      <w:r>
-        <w:rPr>
-          <w:iCs/>
-          <w:i/>
-        </w:rPr>
-        <w:t xml:space="preserve">Заливка</w:t>
-      </w:r>
-      <w:r>
-        <w:t xml:space="preserve"> </w:t>
-      </w:r>
-      <w:r>
-        <w:t xml:space="preserve">— колір із таблиці. Текст по центру.</w:t>
-      </w:r>
-      <w:r>
-        <w:t xml:space="preserve"> </w:t>
-      </w:r>
-      <w:r>
-        <w:t xml:space="preserve">5. Над і під таблицею — порожній абзац</w:t>
-      </w:r>
-      <w:r>
-        <w:t xml:space="preserve"> </w:t>
-      </w:r>
-      <w:r>
-        <w:rPr>
-          <w:iCs/>
-          <w:i/>
+        <w:t xml:space="preserve">междустрочный</w:t>
+      </w:r>
+      <w:r>
+        <w:t xml:space="preserve"> </w:t>
+      </w:r>
+      <w:r>
+        <w:rPr>
+          <w:bCs/>
+          <w:b/>
         </w:rPr>
         <w:t xml:space="preserve">Точно 4–5 пт</w:t>
       </w:r>
@@ -4546,7 +5922,7 @@
               <w:jc w:val="left"/>
             </w:pPr>
             <w:r>
-              <w:t xml:space="preserve">Точкова рамка</w:t>
+              <w:t xml:space="preserve">Колір крапкової рамки</w:t>
             </w:r>
           </w:p>
         </w:tc>
@@ -4584,7 +5960,7 @@
               <w:jc w:val="left"/>
             </w:pPr>
             <w:r>
-              <w:t xml:space="preserve">Arial 13 жирний, розріджений 2 пт</w:t>
+              <w:t xml:space="preserve">Arial 13 Ж, разреженный 2 пт</w:t>
             </w:r>
           </w:p>
         </w:tc>
@@ -4608,7 +5984,7 @@
               <w:jc w:val="left"/>
             </w:pPr>
             <w:r>
-              <w:t xml:space="preserve">світло-жовтий</w:t>
+              <w:t xml:space="preserve">світло-жовта</w:t>
             </w:r>
           </w:p>
         </w:tc>
@@ -4634,7 +6010,7 @@
               <w:jc w:val="left"/>
             </w:pPr>
             <w:r>
-              <w:t xml:space="preserve">Arial 13 жирний, розріджений 3 пт</w:t>
+              <w:t xml:space="preserve">Arial 13 Ж, разреженный 3 пт</w:t>
             </w:r>
           </w:p>
         </w:tc>
@@ -4658,7 +6034,7 @@
               <w:jc w:val="left"/>
             </w:pPr>
             <w:r>
-              <w:t xml:space="preserve">світло-блакитний</w:t>
+              <w:t xml:space="preserve">світло-блакитна</w:t>
             </w:r>
           </w:p>
         </w:tc>
@@ -4684,7 +6060,7 @@
               <w:jc w:val="left"/>
             </w:pPr>
             <w:r>
-              <w:t xml:space="preserve">Times 13 жирний курсив, розріджений 3 пт</w:t>
+              <w:t xml:space="preserve">Times 13 Ж + К, разреженный 3 пт</w:t>
             </w:r>
           </w:p>
         </w:tc>
@@ -4708,7 +6084,7 @@
               <w:jc w:val="left"/>
             </w:pPr>
             <w:r>
-              <w:t xml:space="preserve">світло-персиковий</w:t>
+              <w:t xml:space="preserve">світло-персикова</w:t>
             </w:r>
           </w:p>
         </w:tc>
@@ -4822,10 +6198,10 @@
       </w:r>
       <w:r>
         <w:rPr>
-          <w:iCs/>
-          <w:i/>
-        </w:rPr>
-        <w:t xml:space="preserve">Вставлення → Буквиця → Параметри</w:t>
+          <w:bCs/>
+          <w:b/>
+        </w:rPr>
+        <w:t xml:space="preserve">«Вставка» → «Буквица» → «Параметры буквицы…»</w:t>
       </w:r>
       <w:r>
         <w:t xml:space="preserve"> </w:t>
@@ -4841,7 +6217,7 @@
           <w:bCs/>
           <w:b/>
         </w:rPr>
-        <w:t xml:space="preserve">У тексті</w:t>
+        <w:t xml:space="preserve">«В тексте»</w:t>
       </w:r>
       <w:r>
         <w:t xml:space="preserve">,</w:t>
@@ -4850,11 +6226,61 @@
         <w:t xml:space="preserve"> </w:t>
       </w:r>
       <w:r>
-        <w:rPr>
-          <w:bCs/>
-          <w:b/>
-        </w:rPr>
-        <w:t xml:space="preserve">Times New Roman</w:t>
+        <w:t xml:space="preserve">Times New Roman,</w:t>
+      </w:r>
+      <w:r>
+        <w:t xml:space="preserve"> </w:t>
+      </w:r>
+      <w:r>
+        <w:rPr>
+          <w:bCs/>
+          <w:b/>
+        </w:rPr>
+        <w:t xml:space="preserve">3</w:t>
+      </w:r>
+      <w:r>
+        <w:t xml:space="preserve"> </w:t>
+      </w:r>
+      <w:r>
+        <w:t xml:space="preserve">строки,</w:t>
+      </w:r>
+      <w:r>
+        <w:t xml:space="preserve"> </w:t>
+      </w:r>
+      <w:r>
+        <w:rPr>
+          <w:bCs/>
+          <w:b/>
+        </w:rPr>
+        <w:t xml:space="preserve">0,2 см</w:t>
+      </w:r>
+      <w:r>
+        <w:t xml:space="preserve">.</w:t>
+      </w:r>
+      <w:r>
+        <w:t xml:space="preserve"> </w:t>
+      </w:r>
+      <w:r>
+        <w:rPr>
+          <w:rStyle w:val="VerbatimChar"/>
+        </w:rPr>
+        <w:t xml:space="preserve">мови розмітки</w:t>
+      </w:r>
+      <w:r>
+        <w:t xml:space="preserve"> </w:t>
+      </w:r>
+      <w:r>
+        <w:t xml:space="preserve">—</w:t>
+      </w:r>
+      <w:r>
+        <w:t xml:space="preserve"> </w:t>
+      </w:r>
+      <w:r>
+        <w:rPr>
+          <w:bCs/>
+          <w:b/>
+        </w:rPr>
+        <w:t xml:space="preserve">Ж</w:t>
       </w:r>
       <w:r>
         <w:t xml:space="preserve">,</w:t>
@@ -4867,7 +6293,35 @@
           <w:bCs/>
           <w:b/>
         </w:rPr>
-        <w:t xml:space="preserve">3 рядки</w:t>
+        <w:t xml:space="preserve">Разреженный на 3 пт</w:t>
+      </w:r>
+      <w:r>
+        <w:t xml:space="preserve">.</w:t>
+      </w:r>
+      <w:r>
+        <w:t xml:space="preserve"> </w:t>
+      </w:r>
+      <w:r>
+        <w:rPr>
+          <w:rStyle w:val="VerbatimChar"/>
+        </w:rPr>
+        <w:t xml:space="preserve">HYPER TEXT Markup Language-</w:t>
+      </w:r>
+      <w:r>
+        <w:t xml:space="preserve"> </w:t>
+      </w:r>
+      <w:r>
+        <w:t xml:space="preserve">— шрифт</w:t>
+      </w:r>
+      <w:r>
+        <w:t xml:space="preserve"> </w:t>
+      </w:r>
+      <w:r>
+        <w:rPr>
+          <w:bCs/>
+          <w:b/>
+        </w:rPr>
+        <w:t xml:space="preserve">Arial</w:t>
       </w:r>
       <w:r>
         <w:t xml:space="preserve">,</w:t>
@@ -4880,82 +6334,19 @@
           <w:bCs/>
           <w:b/>
         </w:rPr>
-        <w:t xml:space="preserve">0,2 см</w:t>
-      </w:r>
-      <w:r>
-        <w:t xml:space="preserve">.</w:t>
-      </w:r>
-      <w:r>
-        <w:t xml:space="preserve"> </w:t>
-      </w:r>
-      <w:r>
-        <w:rPr>
-          <w:rStyle w:val="VerbatimChar"/>
-        </w:rPr>
-        <w:t xml:space="preserve">мови розмітки</w:t>
-      </w:r>
-      <w:r>
-        <w:t xml:space="preserve"> </w:t>
-      </w:r>
-      <w:r>
-        <w:t xml:space="preserve">—</w:t>
-      </w:r>
-      <w:r>
-        <w:t xml:space="preserve"> </w:t>
-      </w:r>
-      <w:r>
-        <w:rPr>
-          <w:bCs/>
-          <w:b/>
-        </w:rPr>
-        <w:t xml:space="preserve">жирний, розріджений 3 пт</w:t>
-      </w:r>
-      <w:r>
-        <w:t xml:space="preserve">.</w:t>
-      </w:r>
-      <w:r>
-        <w:t xml:space="preserve"> </w:t>
-      </w:r>
-      <w:r>
-        <w:rPr>
-          <w:rStyle w:val="VerbatimChar"/>
-        </w:rPr>
-        <w:t xml:space="preserve">HYPER TEXT Markup Language-</w:t>
-      </w:r>
-      <w:r>
-        <w:t xml:space="preserve"> </w:t>
-      </w:r>
-      <w:r>
-        <w:t xml:space="preserve">—</w:t>
-      </w:r>
-      <w:r>
-        <w:t xml:space="preserve"> </w:t>
-      </w:r>
-      <w:r>
-        <w:rPr>
-          <w:bCs/>
-          <w:b/>
-        </w:rPr>
-        <w:t xml:space="preserve">Arial</w:t>
-      </w:r>
-      <w:r>
-        <w:t xml:space="preserve">,</w:t>
-      </w:r>
-      <w:r>
-        <w:t xml:space="preserve"> </w:t>
-      </w:r>
-      <w:r>
-        <w:rPr>
-          <w:bCs/>
-          <w:b/>
-        </w:rPr>
-        <w:t xml:space="preserve">Ctrl+D → Малі прописні</w:t>
-      </w:r>
-      <w:r>
-        <w:t xml:space="preserve"> </w:t>
-      </w:r>
-      <w:r>
-        <w:t xml:space="preserve">(набирати саме так).</w:t>
+        <w:t xml:space="preserve">Ctrl+D → «малые прописные»</w:t>
+      </w:r>
+      <w:r>
+        <w:t xml:space="preserve"> </w:t>
+      </w:r>
+      <w:r>
+        <w:t xml:space="preserve">(набрати саме так:</w:t>
+      </w:r>
+      <w:r>
+        <w:t xml:space="preserve"> </w:t>
+      </w:r>
+      <w:r>
+        <w:t xml:space="preserve">«HYPER TEXT» великими, «Markup Language» звичайними).</w:t>
       </w:r>
     </w:p>
     <w:bookmarkEnd w:id="41"/>
@@ -4973,7 +6364,7 @@
         <w:pStyle w:val="FirstParagraph"/>
       </w:pPr>
       <w:r>
-        <w:t xml:space="preserve">Times 13, по ширині;</w:t>
+        <w:t xml:space="preserve">Times 13, по ширині; вікно «Абзац»:</w:t>
       </w:r>
       <w:r>
         <w:t xml:space="preserve"> </w:t>
@@ -4983,17 +6374,17 @@
           <w:iCs/>
           <w:i/>
         </w:rPr>
-        <w:t xml:space="preserve">відступ ліворуч</w:t>
-      </w:r>
-      <w:r>
-        <w:t xml:space="preserve"> </w:t>
-      </w:r>
-      <w:r>
-        <w:rPr>
-          <w:bCs/>
-          <w:b/>
-        </w:rPr>
-        <w:t xml:space="preserve">4,2</w:t>
+        <w:t xml:space="preserve">Отступ слева</w:t>
+      </w:r>
+      <w:r>
+        <w:t xml:space="preserve"> </w:t>
+      </w:r>
+      <w:r>
+        <w:rPr>
+          <w:bCs/>
+          <w:b/>
+        </w:rPr>
+        <w:t xml:space="preserve">4,2 см</w:t>
       </w:r>
       <w:r>
         <w:t xml:space="preserve">,</w:t>
@@ -5006,7 +6397,7 @@
           <w:iCs/>
           <w:i/>
         </w:rPr>
-        <w:t xml:space="preserve">праворуч</w:t>
+        <w:t xml:space="preserve">справа</w:t>
       </w:r>
       <w:r>
         <w:t xml:space="preserve"> </w:t>
@@ -5029,17 +6420,17 @@
           <w:iCs/>
           <w:i/>
         </w:rPr>
-        <w:t xml:space="preserve">Перший рядок: Виступ</w:t>
-      </w:r>
-      <w:r>
-        <w:t xml:space="preserve"> </w:t>
-      </w:r>
-      <w:r>
-        <w:rPr>
-          <w:bCs/>
-          <w:b/>
-        </w:rPr>
-        <w:t xml:space="preserve">2,3 см</w:t>
+        <w:t xml:space="preserve">первая строка:</w:t>
+      </w:r>
+      <w:r>
+        <w:t xml:space="preserve"> </w:t>
+      </w:r>
+      <w:r>
+        <w:rPr>
+          <w:bCs/>
+          <w:b/>
+        </w:rPr>
+        <w:t xml:space="preserve">Выступ на 2,3 см</w:t>
       </w:r>
       <w:r>
         <w:t xml:space="preserve">,</w:t>
@@ -5080,7 +6471,7 @@
         <w:t xml:space="preserve"> </w:t>
       </w:r>
       <w:r>
-        <w:t xml:space="preserve">— жирний курсив;</w:t>
+        <w:t xml:space="preserve">— Ж + К;</w:t>
       </w:r>
       <w:r>
         <w:t xml:space="preserve"> </w:t>
@@ -5120,17 +6511,17 @@
         <w:t xml:space="preserve">Courier New 12</w:t>
       </w:r>
       <w:r>
-        <w:t xml:space="preserve">, розріджений</w:t>
-      </w:r>
-      <w:r>
-        <w:t xml:space="preserve"> </w:t>
-      </w:r>
-      <w:r>
-        <w:rPr>
-          <w:bCs/>
-          <w:b/>
-        </w:rPr>
-        <w:t xml:space="preserve">2 пт</w:t>
+        <w:t xml:space="preserve">,</w:t>
+      </w:r>
+      <w:r>
+        <w:t xml:space="preserve"> </w:t>
+      </w:r>
+      <w:r>
+        <w:rPr>
+          <w:bCs/>
+          <w:b/>
+        </w:rPr>
+        <w:t xml:space="preserve">Разреженный на 2 пт</w:t>
       </w:r>
       <w:r>
         <w:t xml:space="preserve">, по ширині,</w:t>
@@ -5143,17 +6534,17 @@
           <w:iCs/>
           <w:i/>
         </w:rPr>
-        <w:t xml:space="preserve">Перший рядок: Відступ</w:t>
-      </w:r>
-      <w:r>
-        <w:t xml:space="preserve"> </w:t>
-      </w:r>
-      <w:r>
-        <w:rPr>
-          <w:bCs/>
-          <w:b/>
-        </w:rPr>
-        <w:t xml:space="preserve">2 см</w:t>
+        <w:t xml:space="preserve">первая строка:</w:t>
+      </w:r>
+      <w:r>
+        <w:t xml:space="preserve"> </w:t>
+      </w:r>
+      <w:r>
+        <w:rPr>
+          <w:bCs/>
+          <w:b/>
+        </w:rPr>
+        <w:t xml:space="preserve">Отступ на 2 см</w:t>
       </w:r>
       <w:r>
         <w:t xml:space="preserve">,</w:t>
@@ -5166,7 +6557,7 @@
           <w:iCs/>
           <w:i/>
         </w:rPr>
-        <w:t xml:space="preserve">перед/після</w:t>
+        <w:t xml:space="preserve">перед/после</w:t>
       </w:r>
       <w:r>
         <w:t xml:space="preserve"> </w:t>
@@ -5207,17 +6598,17 @@
           <w:iCs/>
           <w:i/>
         </w:rPr>
-        <w:t xml:space="preserve">відступи</w:t>
-      </w:r>
-      <w:r>
-        <w:t xml:space="preserve"> </w:t>
-      </w:r>
-      <w:r>
-        <w:rPr>
-          <w:bCs/>
-          <w:b/>
-        </w:rPr>
-        <w:t xml:space="preserve">0,3 / 0,3 см</w:t>
+        <w:t xml:space="preserve">Отступ слева/справа</w:t>
+      </w:r>
+      <w:r>
+        <w:t xml:space="preserve"> </w:t>
+      </w:r>
+      <w:r>
+        <w:rPr>
+          <w:bCs/>
+          <w:b/>
+        </w:rPr>
+        <w:t xml:space="preserve">0,3 см</w:t>
       </w:r>
       <w:r>
         <w:t xml:space="preserve">,</w:t>
@@ -5230,7 +6621,7 @@
           <w:iCs/>
           <w:i/>
         </w:rPr>
-        <w:t xml:space="preserve">після</w:t>
+        <w:t xml:space="preserve">после</w:t>
       </w:r>
       <w:r>
         <w:t xml:space="preserve"> </w:t>
@@ -5244,6 +6635,22 @@
       </w:r>
       <w:r>
         <w:t xml:space="preserve">.</w:t>
+      </w:r>
+      <w:r>
+        <w:t xml:space="preserve"> </w:t>
+      </w:r>
+      <w:r>
+        <w:rPr>
+          <w:bCs/>
+          <w:b/>
+        </w:rPr>
+        <w:t xml:space="preserve">«Границы и заливка…»</w:t>
+      </w:r>
+      <w:r>
+        <w:t xml:space="preserve"> </w:t>
+      </w:r>
+      <w:r>
+        <w:t xml:space="preserve">→</w:t>
       </w:r>
       <w:r>
         <w:t xml:space="preserve"> </w:t>
@@ -5253,10 +6660,55 @@
           <w:iCs/>
           <w:i/>
         </w:rPr>
-        <w:t xml:space="preserve">Межі та заливка</w:t>
-      </w:r>
-      <w:r>
-        <w:t xml:space="preserve">:</w:t>
+        <w:t xml:space="preserve">Тип</w:t>
+      </w:r>
+      <w:r>
+        <w:t xml:space="preserve"> </w:t>
+      </w:r>
+      <w:r>
+        <w:rPr>
+          <w:bCs/>
+          <w:b/>
+        </w:rPr>
+        <w:t xml:space="preserve">«рамка»</w:t>
+      </w:r>
+      <w:r>
+        <w:t xml:space="preserve"> </w:t>
+      </w:r>
+      <w:r>
+        <w:t xml:space="preserve">→ у списку ліній подвійна</w:t>
+      </w:r>
+      <w:r>
+        <w:t xml:space="preserve"> </w:t>
+      </w:r>
+      <w:r>
+        <w:rPr>
+          <w:bCs/>
+          <w:b/>
+        </w:rPr>
+        <w:t xml:space="preserve">«товста + тонка»</w:t>
+      </w:r>
+      <w:r>
+        <w:t xml:space="preserve"> </w:t>
+      </w:r>
+      <w:r>
+        <w:t xml:space="preserve">→ фіолетова,</w:t>
+      </w:r>
+      <w:r>
+        <w:t xml:space="preserve"> </w:t>
+      </w:r>
+      <w:r>
+        <w:rPr>
+          <w:bCs/>
+          <w:b/>
+        </w:rPr>
+        <w:t xml:space="preserve">3 пт</w:t>
+      </w:r>
+      <w:r>
+        <w:t xml:space="preserve"> </w:t>
+      </w:r>
+      <w:r>
+        <w:t xml:space="preserve">→</w:t>
       </w:r>
       <w:r>
         <w:t xml:space="preserve"> </w:t>
@@ -5266,36 +6718,10 @@
           <w:iCs/>
           <w:i/>
         </w:rPr>
-        <w:t xml:space="preserve">Рамка</w:t>
-      </w:r>
-      <w:r>
-        <w:t xml:space="preserve">, лінія</w:t>
-      </w:r>
-      <w:r>
-        <w:t xml:space="preserve"> </w:t>
-      </w:r>
-      <w:r>
-        <w:rPr>
-          <w:bCs/>
-          <w:b/>
-        </w:rPr>
-        <w:t xml:space="preserve">«товста + тонка»</w:t>
-      </w:r>
-      <w:r>
-        <w:t xml:space="preserve">,</w:t>
-      </w:r>
-      <w:r>
-        <w:t xml:space="preserve"> </w:t>
-      </w:r>
-      <w:r>
-        <w:rPr>
-          <w:bCs/>
-          <w:b/>
-        </w:rPr>
-        <w:t xml:space="preserve">3 пт фіолетова</w:t>
-      </w:r>
-      <w:r>
-        <w:t xml:space="preserve">, до абзацу.</w:t>
+        <w:t xml:space="preserve">абзацу</w:t>
+      </w:r>
+      <w:r>
+        <w:t xml:space="preserve">.</w:t>
       </w:r>
     </w:p>
     <w:bookmarkEnd w:id="44"/>
@@ -5323,40 +6749,117 @@
           <w:iCs/>
           <w:i/>
         </w:rPr>
-        <w:t xml:space="preserve">міжрядковий</w:t>
-      </w:r>
-      <w:r>
-        <w:t xml:space="preserve"> </w:t>
-      </w:r>
-      <w:r>
-        <w:rPr>
-          <w:bCs/>
-          <w:b/>
-        </w:rPr>
-        <w:t xml:space="preserve">Множник 1,3</w:t>
-      </w:r>
-      <w:r>
-        <w:t xml:space="preserve">;</w:t>
-      </w:r>
-      <w:r>
-        <w:t xml:space="preserve"> </w:t>
+        <w:t xml:space="preserve">междустрочный</w:t>
+      </w:r>
+      <w:r>
+        <w:t xml:space="preserve"> </w:t>
+      </w:r>
+      <w:r>
+        <w:rPr>
+          <w:bCs/>
+          <w:b/>
+        </w:rPr>
+        <w:t xml:space="preserve">Множитель 1,3</w:t>
+      </w:r>
+      <w:r>
+        <w:t xml:space="preserve">; заливка світло-зелена (</w:t>
       </w:r>
       <w:r>
         <w:rPr>
           <w:iCs/>
           <w:i/>
         </w:rPr>
-        <w:t xml:space="preserve">Заливка</w:t>
-      </w:r>
-      <w:r>
-        <w:t xml:space="preserve"> </w:t>
-      </w:r>
-      <w:r>
-        <w:rPr>
-          <w:bCs/>
-          <w:b/>
-        </w:rPr>
-        <w:t xml:space="preserve">світло-зелений</w:t>
+        <w:t xml:space="preserve">абзацу</w:t>
+      </w:r>
+      <w:r>
+        <w:t xml:space="preserve">).</w:t>
+      </w:r>
+      <w:r>
+        <w:t xml:space="preserve"> </w:t>
+      </w:r>
+      <w:r>
+        <w:t xml:space="preserve">Прийом</w:t>
+      </w:r>
+      <w:r>
+        <w:t xml:space="preserve"> </w:t>
+      </w:r>
+      <w:r>
+        <w:rPr>
+          <w:bCs/>
+          <w:b/>
+        </w:rPr>
+        <w:t xml:space="preserve">Б</w:t>
+      </w:r>
+      <w:r>
+        <w:t xml:space="preserve">: лінія</w:t>
+      </w:r>
+      <w:r>
+        <w:t xml:space="preserve"> </w:t>
+      </w:r>
+      <w:r>
+        <w:rPr>
+          <w:bCs/>
+          <w:b/>
+        </w:rPr>
+        <w:t xml:space="preserve">«товста + тонка»</w:t>
+      </w:r>
+      <w:r>
+        <w:t xml:space="preserve">, темно-зелена,</w:t>
+      </w:r>
+      <w:r>
+        <w:t xml:space="preserve"> </w:t>
+      </w:r>
+      <w:r>
+        <w:rPr>
+          <w:bCs/>
+          <w:b/>
+        </w:rPr>
+        <w:t xml:space="preserve">4,5 пт</w:t>
+      </w:r>
+      <w:r>
+        <w:t xml:space="preserve">, тільки</w:t>
+      </w:r>
+      <w:r>
+        <w:t xml:space="preserve"> </w:t>
+      </w:r>
+      <w:r>
+        <w:rPr>
+          <w:bCs/>
+          <w:b/>
+        </w:rPr>
+        <w:t xml:space="preserve">ліва</w:t>
+      </w:r>
+      <w:r>
+        <w:t xml:space="preserve"> </w:t>
+      </w:r>
+      <w:r>
+        <w:t xml:space="preserve">сторона,</w:t>
+      </w:r>
+      <w:r>
+        <w:t xml:space="preserve"> </w:t>
+      </w:r>
+      <w:r>
+        <w:rPr>
+          <w:bCs/>
+          <w:b/>
+        </w:rPr>
+        <w:t xml:space="preserve">«Параметры…»</w:t>
+      </w:r>
+      <w:r>
+        <w:t xml:space="preserve"> </w:t>
+      </w:r>
+      <w:r>
+        <w:t xml:space="preserve">→ левое</w:t>
+      </w:r>
+      <w:r>
+        <w:t xml:space="preserve"> </w:t>
+      </w:r>
+      <w:r>
+        <w:rPr>
+          <w:bCs/>
+          <w:b/>
+        </w:rPr>
+        <w:t xml:space="preserve">8 пт</w:t>
       </w:r>
       <w:r>
         <w:t xml:space="preserve">.</w:t>
@@ -5365,43 +6868,26 @@
         <w:t xml:space="preserve"> </w:t>
       </w:r>
       <w:r>
-        <w:t xml:space="preserve">Прийом</w:t>
-      </w:r>
-      <w:r>
-        <w:t xml:space="preserve"> </w:t>
-      </w:r>
-      <w:r>
-        <w:rPr>
-          <w:bCs/>
-          <w:b/>
-        </w:rPr>
-        <w:t xml:space="preserve">Б</w:t>
-      </w:r>
-      <w:r>
-        <w:t xml:space="preserve">: лінія</w:t>
-      </w:r>
-      <w:r>
-        <w:t xml:space="preserve"> </w:t>
-      </w:r>
-      <w:r>
-        <w:rPr>
-          <w:bCs/>
-          <w:b/>
-        </w:rPr>
-        <w:t xml:space="preserve">«товста + тонка» 4½ пт темно-зелена</w:t>
-      </w:r>
-      <w:r>
-        <w:t xml:space="preserve">, тільки</w:t>
-      </w:r>
-      <w:r>
-        <w:t xml:space="preserve"> </w:t>
-      </w:r>
-      <w:r>
-        <w:rPr>
-          <w:bCs/>
-          <w:b/>
-        </w:rPr>
-        <w:t xml:space="preserve">ліва</w:t>
+        <w:rPr>
+          <w:rStyle w:val="VerbatimChar"/>
+        </w:rPr>
+        <w:t xml:space="preserve">поодинокими і контейнерними</w:t>
+      </w:r>
+      <w:r>
+        <w:t xml:space="preserve"> </w:t>
+      </w:r>
+      <w:r>
+        <w:t xml:space="preserve">—</w:t>
+      </w:r>
+      <w:r>
+        <w:t xml:space="preserve"> </w:t>
+      </w:r>
+      <w:r>
+        <w:rPr>
+          <w:bCs/>
+          <w:b/>
+        </w:rPr>
+        <w:t xml:space="preserve">Courier New</w:t>
       </w:r>
       <w:r>
         <w:t xml:space="preserve">,</w:t>
@@ -5411,48 +6897,23 @@
       </w:r>
       <w:r>
         <w:rPr>
-          <w:iCs/>
-          <w:i/>
-        </w:rPr>
-        <w:t xml:space="preserve">Параметри → ліворуч</w:t>
-      </w:r>
-      <w:r>
-        <w:t xml:space="preserve"> </w:t>
-      </w:r>
-      <w:r>
-        <w:rPr>
-          <w:bCs/>
-          <w:b/>
-        </w:rPr>
-        <w:t xml:space="preserve">8 пт</w:t>
-      </w:r>
-      <w:r>
-        <w:t xml:space="preserve">.</w:t>
-      </w:r>
-      <w:r>
-        <w:t xml:space="preserve"> </w:t>
-      </w:r>
-      <w:r>
-        <w:rPr>
-          <w:rStyle w:val="VerbatimChar"/>
-        </w:rPr>
-        <w:t xml:space="preserve">поодинокими і контейнерними</w:t>
-      </w:r>
-      <w:r>
-        <w:t xml:space="preserve"> </w:t>
-      </w:r>
-      <w:r>
-        <w:t xml:space="preserve">—</w:t>
-      </w:r>
-      <w:r>
-        <w:t xml:space="preserve"> </w:t>
-      </w:r>
-      <w:r>
-        <w:rPr>
-          <w:bCs/>
-          <w:b/>
-        </w:rPr>
-        <w:t xml:space="preserve">Courier New, жирний, розріджений 1 пт</w:t>
+          <w:bCs/>
+          <w:b/>
+        </w:rPr>
+        <w:t xml:space="preserve">Ж</w:t>
+      </w:r>
+      <w:r>
+        <w:t xml:space="preserve">,</w:t>
+      </w:r>
+      <w:r>
+        <w:t xml:space="preserve"> </w:t>
+      </w:r>
+      <w:r>
+        <w:rPr>
+          <w:bCs/>
+          <w:b/>
+        </w:rPr>
+        <w:t xml:space="preserve">Разреженный на 1 пт</w:t>
       </w:r>
       <w:r>
         <w:t xml:space="preserve">.</w:t>
@@ -5473,7 +6934,7 @@
         <w:pStyle w:val="FirstParagraph"/>
       </w:pPr>
       <w:r>
-        <w:t xml:space="preserve">8 абзаців Times</w:t>
+        <w:t xml:space="preserve">8 рядків Times</w:t>
       </w:r>
       <w:r>
         <w:t xml:space="preserve"> </w:t>
@@ -5486,7 +6947,7 @@
         <w:t xml:space="preserve">12</w:t>
       </w:r>
       <w:r>
-        <w:t xml:space="preserve">; виділити всі →</w:t>
+        <w:t xml:space="preserve">. Виділити всі →</w:t>
       </w:r>
       <w:r>
         <w:t xml:space="preserve"> </w:t>
@@ -5496,17 +6957,17 @@
           <w:iCs/>
           <w:i/>
         </w:rPr>
-        <w:t xml:space="preserve">відступ ліворуч</w:t>
-      </w:r>
-      <w:r>
-        <w:t xml:space="preserve"> </w:t>
-      </w:r>
-      <w:r>
-        <w:rPr>
-          <w:bCs/>
-          <w:b/>
-        </w:rPr>
-        <w:t xml:space="preserve">2,2</w:t>
+        <w:t xml:space="preserve">Отступ слева</w:t>
+      </w:r>
+      <w:r>
+        <w:t xml:space="preserve"> </w:t>
+      </w:r>
+      <w:r>
+        <w:rPr>
+          <w:bCs/>
+          <w:b/>
+        </w:rPr>
+        <w:t xml:space="preserve">2,2 см</w:t>
       </w:r>
       <w:r>
         <w:t xml:space="preserve">,</w:t>
@@ -5519,7 +6980,7 @@
           <w:iCs/>
           <w:i/>
         </w:rPr>
-        <w:t xml:space="preserve">праворуч</w:t>
+        <w:t xml:space="preserve">справа</w:t>
       </w:r>
       <w:r>
         <w:t xml:space="preserve"> </w:t>
@@ -5593,29 +7054,29 @@
       </w:r>
       <w:r>
         <w:t xml:space="preserve"> </w:t>
+      </w:r>
+      <w:r>
+        <w:rPr>
+          <w:bCs/>
+          <w:b/>
+        </w:rPr>
+        <w:t xml:space="preserve">«Заливка»</w:t>
+      </w:r>
+      <w:r>
+        <w:t xml:space="preserve"> </w:t>
+      </w:r>
+      <w:r>
+        <w:t xml:space="preserve">жовта (</w:t>
       </w:r>
       <w:r>
         <w:rPr>
           <w:iCs/>
           <w:i/>
         </w:rPr>
-        <w:t xml:space="preserve">Заливка</w:t>
-      </w:r>
-      <w:r>
-        <w:t xml:space="preserve"> </w:t>
-      </w:r>
-      <w:r>
-        <w:rPr>
-          <w:bCs/>
-          <w:b/>
-        </w:rPr>
-        <w:t xml:space="preserve">жовтий</w:t>
-      </w:r>
-      <w:r>
-        <w:t xml:space="preserve"> </w:t>
-      </w:r>
-      <w:r>
-        <w:t xml:space="preserve">(до абзацу).</w:t>
+        <w:t xml:space="preserve">абзацу</w:t>
+      </w:r>
+      <w:r>
+        <w:t xml:space="preserve">).</w:t>
       </w:r>
     </w:p>
     <w:bookmarkEnd w:id="46"/>
@@ -5652,7 +7113,7 @@
           <w:bCs/>
           <w:b/>
         </w:rPr>
-        <w:t xml:space="preserve">Ctrl+D → Закреслений</w:t>
+        <w:t xml:space="preserve">Ctrl+D → «зачеркнутый»</w:t>
       </w:r>
       <w:r>
         <w:t xml:space="preserve">;</w:t>
@@ -5670,7 +7131,7 @@
         <w:t xml:space="preserve"> </w:t>
       </w:r>
       <w:r>
-        <w:t xml:space="preserve">— жирний;</w:t>
+        <w:t xml:space="preserve">— Ж;</w:t>
       </w:r>
       <w:r>
         <w:t xml:space="preserve"> </w:t>
@@ -5685,7 +7146,7 @@
         <w:t xml:space="preserve"> </w:t>
       </w:r>
       <w:r>
-        <w:t xml:space="preserve">— курсив;</w:t>
+        <w:t xml:space="preserve">— К;</w:t>
       </w:r>
       <w:r>
         <w:t xml:space="preserve"> </w:t>
@@ -5700,7 +7161,7 @@
         <w:t xml:space="preserve"> </w:t>
       </w:r>
       <w:r>
-        <w:t xml:space="preserve">— підкреслене;</w:t>
+        <w:t xml:space="preserve">— Ч;</w:t>
       </w:r>
       <w:r>
         <w:t xml:space="preserve"> </w:t>
@@ -5715,7 +7176,23 @@
         <w:t xml:space="preserve"> </w:t>
       </w:r>
       <w:r>
-        <w:t xml:space="preserve">—</w:t>
+        <w:t xml:space="preserve">у «xʸ» — кнопка</w:t>
+      </w:r>
+      <w:r>
+        <w:t xml:space="preserve"> </w:t>
+      </w:r>
+      <w:r>
+        <w:rPr>
+          <w:bCs/>
+          <w:b/>
+        </w:rPr>
+        <w:t xml:space="preserve">x²</w:t>
+      </w:r>
+      <w:r>
+        <w:t xml:space="preserve"> </w:t>
+      </w:r>
+      <w:r>
+        <w:t xml:space="preserve">на вкладці «Главная» (або</w:t>
       </w:r>
       <w:r>
         <w:t xml:space="preserve"> </w:t>
@@ -5728,7 +7205,7 @@
         <w:t xml:space="preserve">Ctrl+Shift+=</w:t>
       </w:r>
       <w:r>
-        <w:t xml:space="preserve">;</w:t>
+        <w:t xml:space="preserve">);</w:t>
       </w:r>
       <w:r>
         <w:t xml:space="preserve"> </w:t>
@@ -5743,7 +7220,23 @@
         <w:t xml:space="preserve"> </w:t>
       </w:r>
       <w:r>
-        <w:t xml:space="preserve">—</w:t>
+        <w:t xml:space="preserve">— кнопка</w:t>
+      </w:r>
+      <w:r>
+        <w:t xml:space="preserve"> </w:t>
+      </w:r>
+      <w:r>
+        <w:rPr>
+          <w:bCs/>
+          <w:b/>
+        </w:rPr>
+        <w:t xml:space="preserve">x₂</w:t>
+      </w:r>
+      <w:r>
+        <w:t xml:space="preserve"> </w:t>
+      </w:r>
+      <w:r>
+        <w:t xml:space="preserve">(або</w:t>
       </w:r>
       <w:r>
         <w:t xml:space="preserve"> </w:t>
@@ -5756,7 +7249,7 @@
         <w:t xml:space="preserve">Ctrl+=</w:t>
       </w:r>
       <w:r>
-        <w:t xml:space="preserve">.</w:t>
+        <w:t xml:space="preserve">).</w:t>
       </w:r>
     </w:p>
     <w:bookmarkEnd w:id="47"/>
@@ -5797,7 +7290,7 @@
           <w:iCs/>
           <w:i/>
         </w:rPr>
-        <w:t xml:space="preserve">відступ ліворуч</w:t>
+        <w:t xml:space="preserve">Отступ слева</w:t>
       </w:r>
       <w:r>
         <w:t xml:space="preserve"> </w:t>
@@ -5843,7 +7336,7 @@
           <w:iCs/>
           <w:i/>
         </w:rPr>
-        <w:t xml:space="preserve">після</w:t>
+        <w:t xml:space="preserve">после</w:t>
       </w:r>
       <w:r>
         <w:t xml:space="preserve"> </w:t>
@@ -5895,7 +7388,23 @@
         <w:t xml:space="preserve"> </w:t>
       </w:r>
       <w:r>
-        <w:t xml:space="preserve">— жирні.</w:t>
+        <w:t xml:space="preserve">— Ж.</w:t>
+      </w:r>
+      <w:r>
+        <w:t xml:space="preserve"> </w:t>
+      </w:r>
+      <w:r>
+        <w:rPr>
+          <w:bCs/>
+          <w:b/>
+        </w:rPr>
+        <w:t xml:space="preserve">«Границы и заливка…»</w:t>
+      </w:r>
+      <w:r>
+        <w:t xml:space="preserve"> </w:t>
+      </w:r>
+      <w:r>
+        <w:t xml:space="preserve">→</w:t>
       </w:r>
       <w:r>
         <w:t xml:space="preserve"> </w:t>
@@ -5905,10 +7414,71 @@
           <w:iCs/>
           <w:i/>
         </w:rPr>
-        <w:t xml:space="preserve">Межі та заливка</w:t>
-      </w:r>
-      <w:r>
-        <w:t xml:space="preserve">:</w:t>
+        <w:t xml:space="preserve">Тип</w:t>
+      </w:r>
+      <w:r>
+        <w:t xml:space="preserve"> </w:t>
+      </w:r>
+      <w:r>
+        <w:rPr>
+          <w:bCs/>
+          <w:b/>
+        </w:rPr>
+        <w:t xml:space="preserve">«рамка»</w:t>
+      </w:r>
+      <w:r>
+        <w:t xml:space="preserve">, суцільна</w:t>
+      </w:r>
+      <w:r>
+        <w:t xml:space="preserve"> </w:t>
+      </w:r>
+      <w:r>
+        <w:rPr>
+          <w:bCs/>
+          <w:b/>
+        </w:rPr>
+        <w:t xml:space="preserve">0,75 пт</w:t>
+      </w:r>
+      <w:r>
+        <w:t xml:space="preserve"> </w:t>
+      </w:r>
+      <w:r>
+        <w:t xml:space="preserve">синя, без заливки.</w:t>
+      </w:r>
+    </w:p>
+    <w:p>
+      <w:pPr>
+        <w:pStyle w:val="BodyText"/>
+      </w:pPr>
+      <w:r>
+        <w:t xml:space="preserve">### 2.12 «Тег</w:t>
+      </w:r>
+    </w:p>
+    <w:p>
+      <w:pPr>
+        <w:pStyle w:val="BodyText"/>
+      </w:pPr>
+      <w:r>
+        <w:t xml:space="preserve">може мати такі параметри:»</w:t>
+      </w:r>
+      <w:r>
+        <w:t xml:space="preserve"> </w:t>
+      </w:r>
+      <w:r>
+        <w:t xml:space="preserve">Arial</w:t>
+      </w:r>
+      <w:r>
+        <w:t xml:space="preserve"> </w:t>
+      </w:r>
+      <w:r>
+        <w:rPr>
+          <w:bCs/>
+          <w:b/>
+        </w:rPr>
+        <w:t xml:space="preserve">12</w:t>
+      </w:r>
+      <w:r>
+        <w:t xml:space="preserve">,</w:t>
       </w:r>
       <w:r>
         <w:t xml:space="preserve"> </w:t>
@@ -5918,55 +7488,17 @@
           <w:iCs/>
           <w:i/>
         </w:rPr>
-        <w:t xml:space="preserve">Рамка</w:t>
-      </w:r>
-      <w:r>
-        <w:t xml:space="preserve">, суцільна</w:t>
-      </w:r>
-      <w:r>
-        <w:t xml:space="preserve"> </w:t>
-      </w:r>
-      <w:r>
-        <w:rPr>
-          <w:bCs/>
-          <w:b/>
-        </w:rPr>
-        <w:t xml:space="preserve">¾ пт синя</w:t>
-      </w:r>
-      <w:r>
-        <w:t xml:space="preserve">, без заливки.</w:t>
-      </w:r>
-    </w:p>
-    <w:p>
-      <w:pPr>
-        <w:pStyle w:val="BodyText"/>
-      </w:pPr>
-      <w:r>
-        <w:t xml:space="preserve">### 2.12 «Тег</w:t>
-      </w:r>
-    </w:p>
-    <w:p>
-      <w:pPr>
-        <w:pStyle w:val="BodyText"/>
-      </w:pPr>
-      <w:r>
-        <w:t xml:space="preserve">може мати такі параметри:»</w:t>
-      </w:r>
-      <w:r>
-        <w:t xml:space="preserve"> </w:t>
-      </w:r>
-      <w:r>
-        <w:t xml:space="preserve">Arial</w:t>
-      </w:r>
-      <w:r>
-        <w:t xml:space="preserve"> </w:t>
-      </w:r>
-      <w:r>
-        <w:rPr>
-          <w:bCs/>
-          <w:b/>
-        </w:rPr>
-        <w:t xml:space="preserve">12</w:t>
+        <w:t xml:space="preserve">Отступ слева</w:t>
+      </w:r>
+      <w:r>
+        <w:t xml:space="preserve"> </w:t>
+      </w:r>
+      <w:r>
+        <w:rPr>
+          <w:bCs/>
+          <w:b/>
+        </w:rPr>
+        <w:t xml:space="preserve">0,6 см</w:t>
       </w:r>
       <w:r>
         <w:t xml:space="preserve">,</w:t>
@@ -5979,17 +7511,17 @@
           <w:iCs/>
           <w:i/>
         </w:rPr>
-        <w:t xml:space="preserve">відступ ліворуч</w:t>
-      </w:r>
-      <w:r>
-        <w:t xml:space="preserve"> </w:t>
-      </w:r>
-      <w:r>
-        <w:rPr>
-          <w:bCs/>
-          <w:b/>
-        </w:rPr>
-        <w:t xml:space="preserve">0,6</w:t>
+        <w:t xml:space="preserve">справа</w:t>
+      </w:r>
+      <w:r>
+        <w:t xml:space="preserve"> </w:t>
+      </w:r>
+      <w:r>
+        <w:rPr>
+          <w:bCs/>
+          <w:b/>
+        </w:rPr>
+        <w:t xml:space="preserve">7 см</w:t>
       </w:r>
       <w:r>
         <w:t xml:space="preserve">,</w:t>
@@ -6002,30 +7534,7 @@
           <w:iCs/>
           <w:i/>
         </w:rPr>
-        <w:t xml:space="preserve">праворуч</w:t>
-      </w:r>
-      <w:r>
-        <w:t xml:space="preserve"> </w:t>
-      </w:r>
-      <w:r>
-        <w:rPr>
-          <w:bCs/>
-          <w:b/>
-        </w:rPr>
-        <w:t xml:space="preserve">7 см</w:t>
-      </w:r>
-      <w:r>
-        <w:t xml:space="preserve">,</w:t>
-      </w:r>
-      <w:r>
-        <w:t xml:space="preserve"> </w:t>
-      </w:r>
-      <w:r>
-        <w:rPr>
-          <w:iCs/>
-          <w:i/>
-        </w:rPr>
-        <w:t xml:space="preserve">після</w:t>
+        <w:t xml:space="preserve">после</w:t>
       </w:r>
       <w:r>
         <w:t xml:space="preserve"> </w:t>
@@ -6073,30 +7582,30 @@
         <w:t xml:space="preserve"> </w:t>
       </w:r>
       <w:r>
-        <w:t xml:space="preserve">лінія</w:t>
-      </w:r>
-      <w:r>
-        <w:t xml:space="preserve"> </w:t>
-      </w:r>
-      <w:r>
-        <w:rPr>
-          <w:bCs/>
-          <w:b/>
-        </w:rPr>
-        <w:t xml:space="preserve">2¼ пт фіолетова</w:t>
-      </w:r>
-      <w:r>
-        <w:t xml:space="preserve">, сторони</w:t>
-      </w:r>
-      <w:r>
-        <w:t xml:space="preserve"> </w:t>
-      </w:r>
-      <w:r>
-        <w:rPr>
-          <w:bCs/>
-          <w:b/>
-        </w:rPr>
-        <w:t xml:space="preserve">ліва</w:t>
+        <w:t xml:space="preserve">лінія, фіолетова,</w:t>
+      </w:r>
+      <w:r>
+        <w:t xml:space="preserve"> </w:t>
+      </w:r>
+      <w:r>
+        <w:rPr>
+          <w:bCs/>
+          <w:b/>
+        </w:rPr>
+        <w:t xml:space="preserve">2,25 пт</w:t>
+      </w:r>
+      <w:r>
+        <w:t xml:space="preserve">, клацнути</w:t>
+      </w:r>
+      <w:r>
+        <w:t xml:space="preserve"> </w:t>
+      </w:r>
+      <w:r>
+        <w:rPr>
+          <w:bCs/>
+          <w:b/>
+        </w:rPr>
+        <w:t xml:space="preserve">ліву</w:t>
       </w:r>
       <w:r>
         <w:t xml:space="preserve"> </w:t>
@@ -6112,20 +7621,23 @@
           <w:bCs/>
           <w:b/>
         </w:rPr>
-        <w:t xml:space="preserve">права</w:t>
-      </w:r>
-      <w:r>
-        <w:t xml:space="preserve">,</w:t>
-      </w:r>
-      <w:r>
-        <w:t xml:space="preserve"> </w:t>
-      </w:r>
-      <w:r>
-        <w:rPr>
-          <w:iCs/>
-          <w:i/>
-        </w:rPr>
-        <w:t xml:space="preserve">Параметри</w:t>
+        <w:t xml:space="preserve">праву</w:t>
+      </w:r>
+      <w:r>
+        <w:t xml:space="preserve"> </w:t>
+      </w:r>
+      <w:r>
+        <w:t xml:space="preserve">сторони;</w:t>
+      </w:r>
+      <w:r>
+        <w:t xml:space="preserve"> </w:t>
+      </w:r>
+      <w:r>
+        <w:rPr>
+          <w:bCs/>
+          <w:b/>
+        </w:rPr>
+        <w:t xml:space="preserve">«Параметры…»</w:t>
       </w:r>
       <w:r>
         <w:t xml:space="preserve"> </w:t>
@@ -6200,7 +7712,7 @@
           <w:iCs/>
           <w:i/>
         </w:rPr>
-        <w:t xml:space="preserve">відступ ліворуч</w:t>
+        <w:t xml:space="preserve">Отступ слева</w:t>
       </w:r>
       <w:r>
         <w:t xml:space="preserve"> </w:t>
@@ -6226,36 +7738,71 @@
       </w:pPr>
       <w:r>
         <w:rPr>
-          <w:iCs/>
-          <w:i/>
-        </w:rPr>
-        <w:t xml:space="preserve">Вставлення → Таблиця</w:t>
-      </w:r>
-      <w:r>
-        <w:t xml:space="preserve"> </w:t>
-      </w:r>
-      <w:r>
-        <w:rPr>
-          <w:bCs/>
-          <w:b/>
-        </w:rPr>
-        <w:t xml:space="preserve">5×1</w:t>
-      </w:r>
-      <w:r>
-        <w:t xml:space="preserve">, ширини</w:t>
-      </w:r>
-      <w:r>
-        <w:t xml:space="preserve"> </w:t>
-      </w:r>
-      <w:r>
-        <w:rPr>
-          <w:bCs/>
-          <w:b/>
-        </w:rPr>
-        <w:t xml:space="preserve">3,33 / 3,33 / 3,33 / 3,33 / 3,16 см</w:t>
-      </w:r>
-      <w:r>
-        <w:t xml:space="preserve">; Arial</w:t>
+          <w:bCs/>
+          <w:b/>
+        </w:rPr>
+        <w:t xml:space="preserve">«Вставка» → «Таблица»</w:t>
+      </w:r>
+      <w:r>
+        <w:t xml:space="preserve"> </w:t>
+      </w:r>
+      <w:r>
+        <w:t xml:space="preserve">→</w:t>
+      </w:r>
+      <w:r>
+        <w:t xml:space="preserve"> </w:t>
+      </w:r>
+      <w:r>
+        <w:rPr>
+          <w:bCs/>
+          <w:b/>
+        </w:rPr>
+        <w:t xml:space="preserve">5 стовпців × 1 рядок</w:t>
+      </w:r>
+      <w:r>
+        <w:t xml:space="preserve">.</w:t>
+      </w:r>
+      <w:r>
+        <w:t xml:space="preserve"> </w:t>
+      </w:r>
+      <w:r>
+        <w:rPr>
+          <w:bCs/>
+          <w:b/>
+        </w:rPr>
+        <w:t xml:space="preserve">«Макет» → «Свойства» → «Столбец»</w:t>
+      </w:r>
+      <w:r>
+        <w:t xml:space="preserve">: ширина</w:t>
+      </w:r>
+      <w:r>
+        <w:t xml:space="preserve"> </w:t>
+      </w:r>
+      <w:r>
+        <w:rPr>
+          <w:bCs/>
+          <w:b/>
+        </w:rPr>
+        <w:t xml:space="preserve">3,33 см</w:t>
+      </w:r>
+      <w:r>
+        <w:t xml:space="preserve"> </w:t>
+      </w:r>
+      <w:r>
+        <w:t xml:space="preserve">(останній</w:t>
+      </w:r>
+      <w:r>
+        <w:t xml:space="preserve"> </w:t>
+      </w:r>
+      <w:r>
+        <w:rPr>
+          <w:bCs/>
+          <w:b/>
+        </w:rPr>
+        <w:t xml:space="preserve">3,16 см</w:t>
+      </w:r>
+      <w:r>
+        <w:t xml:space="preserve">). Arial</w:t>
       </w:r>
       <w:r>
         <w:t xml:space="preserve"> </w:t>
@@ -6268,7 +7815,29 @@
         <w:t xml:space="preserve">11</w:t>
       </w:r>
       <w:r>
-        <w:t xml:space="preserve">, по центру;</w:t>
+        <w:t xml:space="preserve">;</w:t>
+      </w:r>
+      <w:r>
+        <w:t xml:space="preserve"> </w:t>
+      </w:r>
+      <w:r>
+        <w:rPr>
+          <w:bCs/>
+          <w:b/>
+        </w:rPr>
+        <w:t xml:space="preserve">«Макет»</w:t>
+      </w:r>
+      <w:r>
+        <w:t xml:space="preserve"> </w:t>
+      </w:r>
+      <w:r>
+        <w:t xml:space="preserve">→ кнопка «Выровнять по центру» (по центру і по вертикалі).</w:t>
+      </w:r>
+      <w:r>
+        <w:t xml:space="preserve"> </w:t>
+      </w:r>
+      <w:r>
+        <w:t xml:space="preserve">Літери</w:t>
       </w:r>
       <w:r>
         <w:t xml:space="preserve"> </w:t>
@@ -6344,39 +7913,71 @@
       </w:pPr>
       <w:r>
         <w:rPr>
-          <w:iCs/>
-          <w:i/>
-        </w:rPr>
-        <w:t xml:space="preserve">Конструктор таблиць → Межі → Без меж</w:t>
-      </w:r>
-      <w:r>
-        <w:t xml:space="preserve">, потім лінія</w:t>
-      </w:r>
-      <w:r>
-        <w:t xml:space="preserve"> </w:t>
-      </w:r>
-      <w:r>
-        <w:rPr>
-          <w:bCs/>
-          <w:b/>
-        </w:rPr>
-        <w:t xml:space="preserve">1 пт фіолетова</w:t>
-      </w:r>
-      <w:r>
-        <w:t xml:space="preserve"> </w:t>
-      </w:r>
-      <w:r>
-        <w:t xml:space="preserve">→</w:t>
-      </w:r>
-      <w:r>
-        <w:t xml:space="preserve"> </w:t>
-      </w:r>
-      <w:r>
-        <w:rPr>
-          <w:bCs/>
-          <w:b/>
-        </w:rPr>
-        <w:t xml:space="preserve">Внутрішня вертикальна межа</w:t>
+          <w:bCs/>
+          <w:b/>
+        </w:rPr>
+        <w:t xml:space="preserve">«Конструктор» → «Границы» → «Нет границы»</w:t>
+      </w:r>
+      <w:r>
+        <w:t xml:space="preserve">; потім</w:t>
+      </w:r>
+      <w:r>
+        <w:t xml:space="preserve"> </w:t>
+      </w:r>
+      <w:r>
+        <w:rPr>
+          <w:bCs/>
+          <w:b/>
+        </w:rPr>
+        <w:t xml:space="preserve">«Стиль пера»</w:t>
+      </w:r>
+      <w:r>
+        <w:t xml:space="preserve"> </w:t>
+      </w:r>
+      <w:r>
+        <w:t xml:space="preserve">суцільна,</w:t>
+      </w:r>
+      <w:r>
+        <w:t xml:space="preserve"> </w:t>
+      </w:r>
+      <w:r>
+        <w:rPr>
+          <w:bCs/>
+          <w:b/>
+        </w:rPr>
+        <w:t xml:space="preserve">«Толщина пера»</w:t>
+      </w:r>
+      <w:r>
+        <w:t xml:space="preserve"> </w:t>
+      </w:r>
+      <w:r>
+        <w:t xml:space="preserve">1 пт,</w:t>
+      </w:r>
+      <w:r>
+        <w:t xml:space="preserve"> </w:t>
+      </w:r>
+      <w:r>
+        <w:rPr>
+          <w:bCs/>
+          <w:b/>
+        </w:rPr>
+        <w:t xml:space="preserve">«Цвет пера»</w:t>
+      </w:r>
+      <w:r>
+        <w:t xml:space="preserve"> </w:t>
+      </w:r>
+      <w:r>
+        <w:t xml:space="preserve">фіолетовий →</w:t>
+      </w:r>
+      <w:r>
+        <w:t xml:space="preserve"> </w:t>
+      </w:r>
+      <w:r>
+        <w:rPr>
+          <w:bCs/>
+          <w:b/>
+        </w:rPr>
+        <w:t xml:space="preserve">«Границы» → «Внутренняя вертикальная граница»</w:t>
       </w:r>
       <w:r>
         <w:t xml:space="preserve">.</w:t>
@@ -6398,23 +7999,16 @@
       </w:r>
       <w:r>
         <w:rPr>
-          <w:iCs/>
-          <w:i/>
-        </w:rPr>
-        <w:t xml:space="preserve">Заливка</w:t>
-      </w:r>
-      <w:r>
-        <w:t xml:space="preserve"> </w:t>
-      </w:r>
-      <w:r>
-        <w:rPr>
-          <w:bCs/>
-          <w:b/>
-        </w:rPr>
-        <w:t xml:space="preserve">жовтий</w:t>
-      </w:r>
-      <w:r>
-        <w:t xml:space="preserve">.</w:t>
+          <w:bCs/>
+          <w:b/>
+        </w:rPr>
+        <w:t xml:space="preserve">«Конструктор» → «Заливка»</w:t>
+      </w:r>
+      <w:r>
+        <w:t xml:space="preserve"> </w:t>
+      </w:r>
+      <w:r>
+        <w:t xml:space="preserve">жовта.</w:t>
       </w:r>
     </w:p>
     <w:p>
@@ -6457,7 +8051,20 @@
           <w:bCs/>
           <w:b/>
         </w:rPr>
-        <w:t xml:space="preserve">Monotype Corsiva 14, жирний</w:t>
+        <w:t xml:space="preserve">Monotype Corsiva 14</w:t>
+      </w:r>
+      <w:r>
+        <w:t xml:space="preserve">,</w:t>
+      </w:r>
+      <w:r>
+        <w:t xml:space="preserve"> </w:t>
+      </w:r>
+      <w:r>
+        <w:rPr>
+          <w:bCs/>
+          <w:b/>
+        </w:rPr>
+        <w:t xml:space="preserve">Ж</w:t>
       </w:r>
       <w:r>
         <w:t xml:space="preserve">, по центру,</w:t>
@@ -6490,23 +8097,16 @@
       </w:r>
       <w:r>
         <w:rPr>
-          <w:iCs/>
-          <w:i/>
-        </w:rPr>
-        <w:t xml:space="preserve">Заливка</w:t>
-      </w:r>
-      <w:r>
-        <w:t xml:space="preserve"> </w:t>
-      </w:r>
-      <w:r>
-        <w:rPr>
-          <w:bCs/>
-          <w:b/>
-        </w:rPr>
-        <w:t xml:space="preserve">світло-зелений</w:t>
-      </w:r>
-      <w:r>
-        <w:t xml:space="preserve">, без рамки.</w:t>
+          <w:bCs/>
+          <w:b/>
+        </w:rPr>
+        <w:t xml:space="preserve">«Заливка»</w:t>
+      </w:r>
+      <w:r>
+        <w:t xml:space="preserve"> </w:t>
+      </w:r>
+      <w:r>
+        <w:t xml:space="preserve">світло-зелена, без рамки.</w:t>
       </w:r>
     </w:p>
     <w:bookmarkEnd w:id="50"/>

--- a/informatyka/Instrukcia.docx
+++ b/informatyka/Instrukcia.docx
@@ -82,7 +82,7 @@
         <w:t xml:space="preserve"> </w:t>
       </w:r>
       <w:r>
-        <w:t xml:space="preserve">(каталог рамок, див. 2.1).</w:t>
+        <w:t xml:space="preserve">(каталог рамок).</w:t>
       </w:r>
     </w:p>
     <w:p>
@@ -5037,29 +5037,71 @@
         <w:pStyle w:val="FirstParagraph"/>
       </w:pPr>
       <w:r>
-        <w:t xml:space="preserve">У файлі стоїть рамка</w:t>
-      </w:r>
-      <w:r>
-        <w:t xml:space="preserve"> </w:t>
-      </w:r>
-      <w:r>
-        <w:rPr>
-          <w:bCs/>
-          <w:b/>
-        </w:rPr>
-        <w:t xml:space="preserve">«swirligig»</w:t>
-      </w:r>
-      <w:r>
-        <w:t xml:space="preserve"> </w:t>
-      </w:r>
-      <w:r>
-        <w:t xml:space="preserve">(кружечки-вертушки). Якщо у вашому Word вона виглядає не як знак радіації:</w:t>
-      </w:r>
-      <w:r>
-        <w:t xml:space="preserve"> </w:t>
-      </w:r>
-      <w:r>
-        <w:t xml:space="preserve">1. Відкрийте</w:t>
+        <w:rPr>
+          <w:bCs/>
+          <w:b/>
+        </w:rPr>
+        <w:t xml:space="preserve">«Разметка страницы» → «Границы страниц»</w:t>
+      </w:r>
+      <w:r>
+        <w:t xml:space="preserve"> </w:t>
+      </w:r>
+      <w:r>
+        <w:t xml:space="preserve">→ вкладка</w:t>
+      </w:r>
+      <w:r>
+        <w:t xml:space="preserve"> </w:t>
+      </w:r>
+      <w:r>
+        <w:rPr>
+          <w:bCs/>
+          <w:b/>
+        </w:rPr>
+        <w:t xml:space="preserve">«Страница»</w:t>
+      </w:r>
+      <w:r>
+        <w:t xml:space="preserve"> </w:t>
+      </w:r>
+      <w:r>
+        <w:t xml:space="preserve">→ список</w:t>
+      </w:r>
+      <w:r>
+        <w:t xml:space="preserve"> </w:t>
+      </w:r>
+      <w:r>
+        <w:rPr>
+          <w:bCs/>
+          <w:b/>
+        </w:rPr>
+        <w:t xml:space="preserve">«Рисунок:»</w:t>
+      </w:r>
+      <w:r>
+        <w:t xml:space="preserve"> </w:t>
+      </w:r>
+      <w:r>
+        <w:t xml:space="preserve">→</w:t>
+      </w:r>
+      <w:r>
+        <w:t xml:space="preserve"> </w:t>
+      </w:r>
+      <w:r>
+        <w:t xml:space="preserve">прогорнути до</w:t>
+      </w:r>
+      <w:r>
+        <w:t xml:space="preserve"> </w:t>
+      </w:r>
+      <w:r>
+        <w:rPr>
+          <w:bCs/>
+          <w:b/>
+        </w:rPr>
+        <w:t xml:space="preserve">кружечків-знаків радіації</w:t>
+      </w:r>
+      <w:r>
+        <w:t xml:space="preserve"> </w:t>
+      </w:r>
+      <w:r>
+        <w:t xml:space="preserve">(у каталозі</w:t>
       </w:r>
       <w:r>
         <w:t xml:space="preserve"> </w:t>
@@ -5067,82 +5109,33 @@
       <w:r>
         <w:rPr>
           <w:rStyle w:val="VerbatimChar"/>
-          <w:bCs/>
-          <w:b/>
         </w:rPr>
         <w:t xml:space="preserve">Ramky_vybir.docx</w:t>
       </w:r>
       <w:r>
-        <w:t xml:space="preserve">: там</w:t>
-      </w:r>
-      <w:r>
-        <w:t xml:space="preserve"> </w:t>
-      </w:r>
-      <w:r>
-        <w:rPr>
-          <w:bCs/>
-          <w:b/>
-        </w:rPr>
-        <w:t xml:space="preserve">24 сторінки</w:t>
-      </w:r>
-      <w:r>
-        <w:t xml:space="preserve">, на кожній — інша рамка і її номер.</w:t>
-      </w:r>
-      <w:r>
-        <w:t xml:space="preserve"> </w:t>
-      </w:r>
-      <w:r>
-        <w:t xml:space="preserve">2. Знайдіть сторінку, де рамка — кружечки радіації, як на аркуші.</w:t>
-      </w:r>
-      <w:r>
-        <w:t xml:space="preserve"> </w:t>
-      </w:r>
-      <w:r>
-        <w:t xml:space="preserve">3. У</w:t>
-      </w:r>
-      <w:r>
-        <w:t xml:space="preserve"> </w:t>
-      </w:r>
-      <w:r>
-        <w:rPr>
-          <w:rStyle w:val="VerbatimChar"/>
-        </w:rPr>
-        <w:t xml:space="preserve">Variant_2.docx</w:t>
-      </w:r>
-      <w:r>
-        <w:t xml:space="preserve">:</w:t>
-      </w:r>
-      <w:r>
-        <w:t xml:space="preserve"> </w:t>
-      </w:r>
-      <w:r>
-        <w:rPr>
-          <w:bCs/>
-          <w:b/>
-        </w:rPr>
-        <w:t xml:space="preserve">«Разметка страницы» → «Границы страниц» → «Рисунок:»</w:t>
-      </w:r>
-      <w:r>
-        <w:t xml:space="preserve"> </w:t>
-      </w:r>
-      <w:r>
-        <w:t xml:space="preserve">→ у списку оберіть</w:t>
-      </w:r>
-      <w:r>
-        <w:t xml:space="preserve"> </w:t>
-      </w:r>
-      <w:r>
-        <w:rPr>
-          <w:bCs/>
-          <w:b/>
-        </w:rPr>
-        <w:t xml:space="preserve">той самий малюнок</w:t>
-      </w:r>
-      <w:r>
-        <w:t xml:space="preserve"> </w:t>
-      </w:r>
-      <w:r>
-        <w:t xml:space="preserve">(він виглядає так само, як на знайденій сторінці) →</w:t>
+        <w:t xml:space="preserve"> </w:t>
+      </w:r>
+      <w:r>
+        <w:t xml:space="preserve">це сторінка</w:t>
+      </w:r>
+      <w:r>
+        <w:t xml:space="preserve"> </w:t>
+      </w:r>
+      <w:r>
+        <w:rPr>
+          <w:bCs/>
+          <w:b/>
+        </w:rPr>
+        <w:t xml:space="preserve">№ 9</w:t>
+      </w:r>
+      <w:r>
+        <w:t xml:space="preserve">,</w:t>
+      </w:r>
+      <w:r>
+        <w:t xml:space="preserve"> </w:t>
+      </w:r>
+      <w:r>
+        <w:t xml:space="preserve">рамка «rings») →</w:t>
       </w:r>
       <w:r>
         <w:t xml:space="preserve"> </w:t>
@@ -5174,7 +5167,17 @@
         <w:t xml:space="preserve"> </w:t>
       </w:r>
       <w:r>
-        <w:t xml:space="preserve">16 пт →</w:t>
+        <w:rPr>
+          <w:bCs/>
+          <w:b/>
+        </w:rPr>
+        <w:t xml:space="preserve">16 пт</w:t>
+      </w:r>
+      <w:r>
+        <w:t xml:space="preserve"> </w:t>
+      </w:r>
+      <w:r>
+        <w:t xml:space="preserve">→</w:t>
       </w:r>
       <w:r>
         <w:t xml:space="preserve"> </w:t>
@@ -5206,17 +5209,17 @@
         <w:t xml:space="preserve"> </w:t>
       </w:r>
       <w:r>
-        <w:t xml:space="preserve">→ від</w:t>
-      </w:r>
-      <w:r>
-        <w:t xml:space="preserve"> </w:t>
-      </w:r>
-      <w:r>
-        <w:rPr>
-          <w:bCs/>
-          <w:b/>
-        </w:rPr>
-        <w:t xml:space="preserve">края страницы</w:t>
+        <w:t xml:space="preserve">→</w:t>
+      </w:r>
+      <w:r>
+        <w:t xml:space="preserve"> </w:t>
+      </w:r>
+      <w:r>
+        <w:rPr>
+          <w:bCs/>
+          <w:b/>
+        </w:rPr>
+        <w:t xml:space="preserve">«Относительно:» края страницы</w:t>
       </w:r>
       <w:r>
         <w:t xml:space="preserve">,</w:t>
@@ -5225,6 +5228,12 @@
         <w:t xml:space="preserve"> </w:t>
       </w:r>
       <w:r>
+        <w:t xml:space="preserve">усі поля</w:t>
+      </w:r>
+      <w:r>
+        <w:t xml:space="preserve"> </w:t>
+      </w:r>
+      <w:r>
         <w:rPr>
           <w:bCs/>
           <w:b/>
@@ -5236,14 +5245,6 @@
       </w:r>
       <w:r>
         <w:t xml:space="preserve">→ OK.</w:t>
-      </w:r>
-    </w:p>
-    <w:p>
-      <w:pPr>
-        <w:pStyle w:val="BodyText"/>
-      </w:pPr>
-      <w:r>
-        <w:t xml:space="preserve">(Або просто напишіть мені номер сторінки з каталогу — я поставлю цю рамку у файл.)</w:t>
       </w:r>
     </w:p>
     <w:bookmarkEnd w:id="38"/>
